--- a/CMA_Summaries_B4_Ch12.docx
+++ b/CMA_Summaries_B4_Ch12.docx
@@ -1851,20 +1851,7 @@
     </w:p>
     <w:p>
       <w:pPr>
-        <w:spacing w:before="20" w:after="20" w:line="360" w:lineRule="auto"/>
-        <w:ind w:left="200"/>
-      </w:pPr>
-      <w:r>
-        <w:rPr>
-          <w:sz w:val="19"/>
-          <w:szCs w:val="19"/>
-        </w:rPr>
-        <w:t xml:space="preserve">Business process analysis examines how work is actually done, in order to improve it.</w:t>
-      </w:r>
-    </w:p>
-    <w:p>
-      <w:pPr>
-        <w:spacing w:before="44" w:after="10"/>
+        <w:spacing w:before="44" w:after="14"/>
       </w:pPr>
       <w:r>
         <w:rPr>
@@ -1874,7 +1861,357 @@
           <w:sz w:val="18"/>
           <w:szCs w:val="18"/>
         </w:rPr>
-        <w:t xml:space="preserve">The steps of business process analysis</w:t>
+        <w:t xml:space="preserve">Summary 1</w:t>
+      </w:r>
+      <w:r>
+        <w:rPr>
+          <w:color w:val="6B7280"/>
+          <w:sz w:val="16"/>
+          <w:szCs w:val="16"/>
+        </w:rPr>
+        <w:t xml:space="preserve">      gaps 1–7</w:t>
+      </w:r>
+    </w:p>
+    <w:p>
+      <w:pPr>
+        <w:spacing w:before="20" w:after="20" w:line="360" w:lineRule="auto"/>
+        <w:ind w:left="200"/>
+      </w:pPr>
+      <w:r>
+        <w:rPr>
+          <w:sz w:val="19"/>
+          <w:szCs w:val="19"/>
+        </w:rPr>
+        <w:t xml:space="preserve">Business process </w:t>
+      </w:r>
+      <w:r>
+        <w:rPr>
+          <w:b/>
+          <w:bCs/>
+          <w:color w:val="8186EF"/>
+          <w:sz w:val="15"/>
+          <w:szCs w:val="15"/>
+        </w:rPr>
+        <w:t xml:space="preserve"> (1) </w:t>
+      </w:r>
+      <w:r>
+        <w:rPr>
+          <w:u w:val="single"/>
+          <w:sz w:val="19"/>
+          <w:szCs w:val="19"/>
+        </w:rPr>
+        <w:t xml:space="preserve">           </w:t>
+      </w:r>
+      <w:r>
+        <w:rPr>
+          <w:sz w:val="19"/>
+          <w:szCs w:val="19"/>
+        </w:rPr>
+        <w:t xml:space="preserve"> </w:t>
+      </w:r>
+      <w:r>
+        <w:rPr>
+          <w:sz w:val="19"/>
+          <w:szCs w:val="19"/>
+        </w:rPr>
+        <w:t xml:space="preserve"> examines how work is actually done, in order to </w:t>
+      </w:r>
+      <w:r>
+        <w:rPr>
+          <w:b/>
+          <w:bCs/>
+          <w:color w:val="8186EF"/>
+          <w:sz w:val="15"/>
+          <w:szCs w:val="15"/>
+        </w:rPr>
+        <w:t xml:space="preserve"> (2) </w:t>
+      </w:r>
+      <w:r>
+        <w:rPr>
+          <w:u w:val="single"/>
+          <w:sz w:val="19"/>
+          <w:szCs w:val="19"/>
+        </w:rPr>
+        <w:t xml:space="preserve">           </w:t>
+      </w:r>
+      <w:r>
+        <w:rPr>
+          <w:sz w:val="19"/>
+          <w:szCs w:val="19"/>
+        </w:rPr>
+        <w:t xml:space="preserve"> </w:t>
+      </w:r>
+      <w:r>
+        <w:rPr>
+          <w:sz w:val="19"/>
+          <w:szCs w:val="19"/>
+        </w:rPr>
+        <w:t xml:space="preserve"> it. </w:t>
+      </w:r>
+      <w:r>
+        <w:rPr>
+          <w:sz w:val="19"/>
+          <w:szCs w:val="19"/>
+        </w:rPr>
+        <w:t xml:space="preserve">Its role in system </w:t>
+      </w:r>
+      <w:r>
+        <w:rPr>
+          <w:b/>
+          <w:bCs/>
+          <w:color w:val="8186EF"/>
+          <w:sz w:val="15"/>
+          <w:szCs w:val="15"/>
+        </w:rPr>
+        <w:t xml:space="preserve"> (3) </w:t>
+      </w:r>
+      <w:r>
+        <w:rPr>
+          <w:u w:val="single"/>
+          <w:sz w:val="19"/>
+          <w:szCs w:val="19"/>
+        </w:rPr>
+        <w:t xml:space="preserve">             </w:t>
+      </w:r>
+      <w:r>
+        <w:rPr>
+          <w:sz w:val="19"/>
+          <w:szCs w:val="19"/>
+        </w:rPr>
+        <w:t xml:space="preserve"> </w:t>
+      </w:r>
+      <w:r>
+        <w:rPr>
+          <w:sz w:val="19"/>
+          <w:szCs w:val="19"/>
+        </w:rPr>
+        <w:t xml:space="preserve"> rests on a single </w:t>
+      </w:r>
+      <w:r>
+        <w:rPr>
+          <w:b/>
+          <w:bCs/>
+          <w:color w:val="8186EF"/>
+          <w:sz w:val="15"/>
+          <w:szCs w:val="15"/>
+        </w:rPr>
+        <w:t xml:space="preserve"> (4) </w:t>
+      </w:r>
+      <w:r>
+        <w:rPr>
+          <w:u w:val="single"/>
+          <w:sz w:val="19"/>
+          <w:szCs w:val="19"/>
+        </w:rPr>
+        <w:t xml:space="preserve">           </w:t>
+      </w:r>
+      <w:r>
+        <w:rPr>
+          <w:sz w:val="19"/>
+          <w:szCs w:val="19"/>
+        </w:rPr>
+        <w:t xml:space="preserve"> </w:t>
+      </w:r>
+      <w:r>
+        <w:rPr>
+          <w:sz w:val="19"/>
+          <w:szCs w:val="19"/>
+        </w:rPr>
+        <w:t xml:space="preserve">. </w:t>
+      </w:r>
+      <w:r>
+        <w:rPr>
+          <w:sz w:val="19"/>
+          <w:szCs w:val="19"/>
+        </w:rPr>
+        <w:t xml:space="preserve"/>
+      </w:r>
+      <w:r>
+        <w:rPr>
+          <w:b/>
+          <w:bCs/>
+          <w:color w:val="8186EF"/>
+          <w:sz w:val="15"/>
+          <w:szCs w:val="15"/>
+        </w:rPr>
+        <w:t xml:space="preserve"> (5) </w:t>
+      </w:r>
+      <w:r>
+        <w:rPr>
+          <w:u w:val="single"/>
+          <w:sz w:val="19"/>
+          <w:szCs w:val="19"/>
+        </w:rPr>
+        <w:t xml:space="preserve">            </w:t>
+      </w:r>
+      <w:r>
+        <w:rPr>
+          <w:sz w:val="19"/>
+          <w:szCs w:val="19"/>
+        </w:rPr>
+        <w:t xml:space="preserve"> </w:t>
+      </w:r>
+      <w:r>
+        <w:rPr>
+          <w:sz w:val="19"/>
+          <w:szCs w:val="19"/>
+        </w:rPr>
+        <w:t xml:space="preserve"> a bad process does not fix it: it makes the same errors faster and at greater volume, and makes them harder to see because nobody is </w:t>
+      </w:r>
+      <w:r>
+        <w:rPr>
+          <w:b/>
+          <w:bCs/>
+          <w:color w:val="8186EF"/>
+          <w:sz w:val="15"/>
+          <w:szCs w:val="15"/>
+        </w:rPr>
+        <w:t xml:space="preserve"> (6) </w:t>
+      </w:r>
+      <w:r>
+        <w:rPr>
+          <w:u w:val="single"/>
+          <w:sz w:val="19"/>
+          <w:szCs w:val="19"/>
+        </w:rPr>
+        <w:t xml:space="preserve">           </w:t>
+      </w:r>
+      <w:r>
+        <w:rPr>
+          <w:sz w:val="19"/>
+          <w:szCs w:val="19"/>
+        </w:rPr>
+        <w:t xml:space="preserve"> </w:t>
+      </w:r>
+      <w:r>
+        <w:rPr>
+          <w:sz w:val="19"/>
+          <w:szCs w:val="19"/>
+        </w:rPr>
+        <w:t xml:space="preserve"> them any more. </w:t>
+      </w:r>
+      <w:r>
+        <w:rPr>
+          <w:sz w:val="19"/>
+          <w:szCs w:val="19"/>
+        </w:rPr>
+        <w:t xml:space="preserve">The first step is where the work is. </w:t>
+      </w:r>
+      <w:r>
+        <w:rPr>
+          <w:sz w:val="19"/>
+          <w:szCs w:val="19"/>
+        </w:rPr>
+        <w:t xml:space="preserve">Mapping what actually happens, rather than what the manual says, </w:t>
+      </w:r>
+      <w:r>
+        <w:rPr>
+          <w:b/>
+          <w:bCs/>
+          <w:color w:val="8186EF"/>
+          <w:sz w:val="15"/>
+          <w:szCs w:val="15"/>
+        </w:rPr>
+        <w:t xml:space="preserve"> (7) </w:t>
+      </w:r>
+      <w:r>
+        <w:rPr>
+          <w:u w:val="single"/>
+          <w:sz w:val="19"/>
+          <w:szCs w:val="19"/>
+        </w:rPr>
+        <w:t xml:space="preserve">           </w:t>
+      </w:r>
+      <w:r>
+        <w:rPr>
+          <w:sz w:val="19"/>
+          <w:szCs w:val="19"/>
+        </w:rPr>
+        <w:t xml:space="preserve"> </w:t>
+      </w:r>
+      <w:r>
+        <w:rPr>
+          <w:sz w:val="19"/>
+          <w:szCs w:val="19"/>
+        </w:rPr>
+        <w:t xml:space="preserve"> reveals steps that exist only because someone once needed them. </w:t>
+      </w:r>
+    </w:p>
+    <w:tbl>
+      <w:tblPr>
+        <w:tblW w:type="pct" w:w="100%"/>
+        <w:tblLayout w:type="fixed"/>
+        <w:tblBorders>
+          <w:top w:val="single" w:color="FBFAF6" w:sz="4"/>
+          <w:left w:val="single" w:color="FBFAF6" w:sz="4"/>
+          <w:bottom w:val="single" w:color="FBFAF6" w:sz="4"/>
+          <w:right w:val="single" w:color="FBFAF6" w:sz="4"/>
+          <w:insideH w:val="single" w:color="FBFAF6" w:sz="4"/>
+          <w:insideV w:val="single" w:color="FBFAF6" w:sz="4"/>
+        </w:tblBorders>
+      </w:tblPr>
+      <w:tblGrid>
+        <w:gridCol w:w="9600"/>
+      </w:tblGrid>
+      <w:tr>
+        <w:tc>
+          <w:tcPr>
+            <w:tcW w:type="pct" w:w="5000"/>
+            <w:shd w:fill="FBFAF6" w:val="clear"/>
+            <w:tcMar>
+              <w:top w:type="dxa" w:w="40"/>
+              <w:left w:type="dxa" w:w="100"/>
+              <w:bottom w:type="dxa" w:w="40"/>
+              <w:right w:type="dxa" w:w="100"/>
+            </w:tcMar>
+          </w:tcPr>
+          <w:p>
+            <w:pPr>
+              <w:spacing w:before="18" w:after="6"/>
+            </w:pPr>
+            <w:r>
+              <w:rPr>
+                <w:b/>
+                <w:bCs/>
+                <w:color w:val="6B7280"/>
+                <w:sz w:val="14"/>
+                <w:szCs w:val="14"/>
+              </w:rPr>
+              <w:t xml:space="preserve">word list</w:t>
+            </w:r>
+          </w:p>
+          <w:p>
+            <w:pPr>
+              <w:spacing w:before="0" w:after="18"/>
+            </w:pPr>
+            <w:r>
+              <w:rPr>
+                <w:b/>
+                <w:bCs/>
+                <w:color w:val="353A7C"/>
+                <w:sz w:val="16"/>
+                <w:szCs w:val="16"/>
+              </w:rPr>
+              <w:t xml:space="preserve">improve   ·   analysis   ·   Automating   ·   principle   ·   Mapping   ·   performance   ·   routinely   ·   handling</w:t>
+            </w:r>
+          </w:p>
+        </w:tc>
+      </w:tr>
+    </w:tbl>
+    <w:p/>
+    <w:p>
+      <w:pPr>
+        <w:spacing w:before="44" w:after="10"/>
+      </w:pPr>
+      <w:r>
+        <w:rPr>
+          <w:b/>
+          <w:bCs/>
+          <w:color w:val="353A7C"/>
+          <w:sz w:val="18"/>
+          <w:szCs w:val="18"/>
+        </w:rPr>
+        <w:t xml:space="preserve">The words this section uses</w:t>
       </w:r>
     </w:p>
     <w:p>
@@ -1887,7 +2224,7 @@
           <w:sz w:val="15"/>
           <w:szCs w:val="15"/>
         </w:rPr>
-        <w:t xml:space="preserve">Each stage leads to the next.</w:t>
+        <w:t xml:space="preserve">Each term sits against what it means, and an instance of it.</w:t>
       </w:r>
     </w:p>
     <w:p>
@@ -1898,7 +2235,7 @@
       <w:r>
         <w:drawing>
           <wp:inline distT="0" distB="0" distL="0" distR="0">
-            <wp:extent cx="5734050" cy="2029550"/>
+            <wp:extent cx="5734050" cy="3312175"/>
             <wp:effectExtent t="0" r="0" b="0" l="0"/>
             <wp:docPr id="1" name="" descr="" title=""/>
             <wp:cNvGraphicFramePr>
@@ -1923,466 +2260,7 @@
                   <pic:spPr bwMode="auto">
                     <a:xfrm>
                       <a:off x="0" y="0"/>
-                      <a:ext cx="5734050" cy="2029550"/>
-                    </a:xfrm>
-                    <a:prstGeom prst="rect">
-                      <a:avLst/>
-                    </a:prstGeom>
-                  </pic:spPr>
-                </pic:pic>
-              </a:graphicData>
-            </a:graphic>
-          </wp:inline>
-        </w:drawing>
-      </w:r>
-    </w:p>
-    <w:tbl>
-      <w:tblPr>
-        <w:tblW w:type="pct" w:w="100%"/>
-        <w:tblLayout w:type="fixed"/>
-        <w:tblBorders>
-          <w:top w:val="single" w:color="FBFAF6" w:sz="4"/>
-          <w:left w:val="single" w:color="FBFAF6" w:sz="4"/>
-          <w:bottom w:val="single" w:color="FBFAF6" w:sz="4"/>
-          <w:right w:val="single" w:color="FBFAF6" w:sz="4"/>
-          <w:insideH w:val="single" w:color="FBFAF6" w:sz="4"/>
-          <w:insideV w:val="single" w:color="FBFAF6" w:sz="4"/>
-        </w:tblBorders>
-      </w:tblPr>
-      <w:tblGrid>
-        <w:gridCol w:w="9600"/>
-      </w:tblGrid>
-      <w:tr>
-        <w:tc>
-          <w:tcPr>
-            <w:tcW w:type="pct" w:w="5000"/>
-            <w:shd w:fill="FBFAF6" w:val="clear"/>
-            <w:tcMar>
-              <w:top w:type="dxa" w:w="40"/>
-              <w:left w:type="dxa" w:w="100"/>
-              <w:bottom w:type="dxa" w:w="40"/>
-              <w:right w:type="dxa" w:w="100"/>
-            </w:tcMar>
-          </w:tcPr>
-          <w:p>
-            <w:pPr>
-              <w:spacing w:before="18" w:after="6"/>
-            </w:pPr>
-            <w:r>
-              <w:rPr>
-                <w:b/>
-                <w:bCs/>
-                <w:color w:val="6B7280"/>
-                <w:sz w:val="14"/>
-                <w:szCs w:val="14"/>
-              </w:rPr>
-              <w:t xml:space="preserve">word list</w:t>
-            </w:r>
-          </w:p>
-          <w:p>
-            <w:pPr>
-              <w:spacing w:before="0" w:after="18"/>
-            </w:pPr>
-            <w:r>
-              <w:rPr>
-                <w:b/>
-                <w:bCs/>
-                <w:color w:val="353A7C"/>
-                <w:sz w:val="16"/>
-                <w:szCs w:val="16"/>
-              </w:rPr>
-              <w:t xml:space="preserve">transaction   ·   1 Map the current process   ·   automate   ·   5 Implement and measure again   ·   duplicate   ·   blockchain</w:t>
-            </w:r>
-          </w:p>
-        </w:tc>
-      </w:tr>
-    </w:tbl>
-    <w:p/>
-    <w:p>
-      <w:pPr>
-        <w:spacing w:before="44" w:after="14"/>
-      </w:pPr>
-      <w:r>
-        <w:rPr>
-          <w:b/>
-          <w:bCs/>
-          <w:color w:val="353A7C"/>
-          <w:sz w:val="18"/>
-          <w:szCs w:val="18"/>
-        </w:rPr>
-        <w:t xml:space="preserve">Summary 1</w:t>
-      </w:r>
-      <w:r>
-        <w:rPr>
-          <w:color w:val="6B7280"/>
-          <w:sz w:val="16"/>
-          <w:szCs w:val="16"/>
-        </w:rPr>
-        <w:t xml:space="preserve">      gaps 6–11</w:t>
-      </w:r>
-    </w:p>
-    <w:p>
-      <w:pPr>
-        <w:spacing w:before="20" w:after="20" w:line="360" w:lineRule="auto"/>
-        <w:ind w:left="200"/>
-      </w:pPr>
-      <w:r>
-        <w:rPr>
-          <w:sz w:val="19"/>
-          <w:szCs w:val="19"/>
-        </w:rPr>
-        <w:t xml:space="preserve">Its role in system </w:t>
-      </w:r>
-      <w:r>
-        <w:rPr>
-          <w:b/>
-          <w:bCs/>
-          <w:color w:val="8186EF"/>
-          <w:sz w:val="15"/>
-          <w:szCs w:val="15"/>
-        </w:rPr>
-        <w:t xml:space="preserve"> (6) </w:t>
-      </w:r>
-      <w:r>
-        <w:rPr>
-          <w:u w:val="single"/>
-          <w:sz w:val="19"/>
-          <w:szCs w:val="19"/>
-        </w:rPr>
-        <w:t xml:space="preserve">             </w:t>
-      </w:r>
-      <w:r>
-        <w:rPr>
-          <w:sz w:val="19"/>
-          <w:szCs w:val="19"/>
-        </w:rPr>
-        <w:t xml:space="preserve"> </w:t>
-      </w:r>
-      <w:r>
-        <w:rPr>
-          <w:sz w:val="19"/>
-          <w:szCs w:val="19"/>
-        </w:rPr>
-        <w:t xml:space="preserve"> rests on a single </w:t>
-      </w:r>
-      <w:r>
-        <w:rPr>
-          <w:b/>
-          <w:bCs/>
-          <w:color w:val="8186EF"/>
-          <w:sz w:val="15"/>
-          <w:szCs w:val="15"/>
-        </w:rPr>
-        <w:t xml:space="preserve"> (7) </w:t>
-      </w:r>
-      <w:r>
-        <w:rPr>
-          <w:u w:val="single"/>
-          <w:sz w:val="19"/>
-          <w:szCs w:val="19"/>
-        </w:rPr>
-        <w:t xml:space="preserve">           </w:t>
-      </w:r>
-      <w:r>
-        <w:rPr>
-          <w:sz w:val="19"/>
-          <w:szCs w:val="19"/>
-        </w:rPr>
-        <w:t xml:space="preserve"> </w:t>
-      </w:r>
-      <w:r>
-        <w:rPr>
-          <w:sz w:val="19"/>
-          <w:szCs w:val="19"/>
-        </w:rPr>
-        <w:t xml:space="preserve">. </w:t>
-      </w:r>
-      <w:r>
-        <w:rPr>
-          <w:sz w:val="19"/>
-          <w:szCs w:val="19"/>
-        </w:rPr>
-        <w:t xml:space="preserve"/>
-      </w:r>
-      <w:r>
-        <w:rPr>
-          <w:b/>
-          <w:bCs/>
-          <w:color w:val="8186EF"/>
-          <w:sz w:val="15"/>
-          <w:szCs w:val="15"/>
-        </w:rPr>
-        <w:t xml:space="preserve"> (8) </w:t>
-      </w:r>
-      <w:r>
-        <w:rPr>
-          <w:u w:val="single"/>
-          <w:sz w:val="19"/>
-          <w:szCs w:val="19"/>
-        </w:rPr>
-        <w:t xml:space="preserve">            </w:t>
-      </w:r>
-      <w:r>
-        <w:rPr>
-          <w:sz w:val="19"/>
-          <w:szCs w:val="19"/>
-        </w:rPr>
-        <w:t xml:space="preserve"> </w:t>
-      </w:r>
-      <w:r>
-        <w:rPr>
-          <w:sz w:val="19"/>
-          <w:szCs w:val="19"/>
-        </w:rPr>
-        <w:t xml:space="preserve"> a bad process does not fix it: it makes the same errors faster and at greater volume, and makes them harder to see because nobody is </w:t>
-      </w:r>
-      <w:r>
-        <w:rPr>
-          <w:b/>
-          <w:bCs/>
-          <w:color w:val="8186EF"/>
-          <w:sz w:val="15"/>
-          <w:szCs w:val="15"/>
-        </w:rPr>
-        <w:t xml:space="preserve"> (9) </w:t>
-      </w:r>
-      <w:r>
-        <w:rPr>
-          <w:u w:val="single"/>
-          <w:sz w:val="19"/>
-          <w:szCs w:val="19"/>
-        </w:rPr>
-        <w:t xml:space="preserve">           </w:t>
-      </w:r>
-      <w:r>
-        <w:rPr>
-          <w:sz w:val="19"/>
-          <w:szCs w:val="19"/>
-        </w:rPr>
-        <w:t xml:space="preserve"> </w:t>
-      </w:r>
-      <w:r>
-        <w:rPr>
-          <w:sz w:val="19"/>
-          <w:szCs w:val="19"/>
-        </w:rPr>
-        <w:t xml:space="preserve"> them any more. </w:t>
-      </w:r>
-      <w:r>
-        <w:rPr>
-          <w:sz w:val="19"/>
-          <w:szCs w:val="19"/>
-        </w:rPr>
-        <w:t xml:space="preserve">The first step is where the work is. </w:t>
-      </w:r>
-      <w:r>
-        <w:rPr>
-          <w:sz w:val="19"/>
-          <w:szCs w:val="19"/>
-        </w:rPr>
-        <w:t xml:space="preserve">Mapping what </w:t>
-      </w:r>
-      <w:r>
-        <w:rPr>
-          <w:b/>
-          <w:bCs/>
-          <w:color w:val="8186EF"/>
-          <w:sz w:val="15"/>
-          <w:szCs w:val="15"/>
-        </w:rPr>
-        <w:t xml:space="preserve"> (10) </w:t>
-      </w:r>
-      <w:r>
-        <w:rPr>
-          <w:u w:val="single"/>
-          <w:sz w:val="19"/>
-          <w:szCs w:val="19"/>
-        </w:rPr>
-        <w:t xml:space="preserve">           </w:t>
-      </w:r>
-      <w:r>
-        <w:rPr>
-          <w:sz w:val="19"/>
-          <w:szCs w:val="19"/>
-        </w:rPr>
-        <w:t xml:space="preserve"> </w:t>
-      </w:r>
-      <w:r>
-        <w:rPr>
-          <w:sz w:val="19"/>
-          <w:szCs w:val="19"/>
-        </w:rPr>
-        <w:t xml:space="preserve"> happens, rather than what the manual says, </w:t>
-      </w:r>
-      <w:r>
-        <w:rPr>
-          <w:b/>
-          <w:bCs/>
-          <w:color w:val="8186EF"/>
-          <w:sz w:val="15"/>
-          <w:szCs w:val="15"/>
-        </w:rPr>
-        <w:t xml:space="preserve"> (11) </w:t>
-      </w:r>
-      <w:r>
-        <w:rPr>
-          <w:u w:val="single"/>
-          <w:sz w:val="19"/>
-          <w:szCs w:val="19"/>
-        </w:rPr>
-        <w:t xml:space="preserve">           </w:t>
-      </w:r>
-      <w:r>
-        <w:rPr>
-          <w:sz w:val="19"/>
-          <w:szCs w:val="19"/>
-        </w:rPr>
-        <w:t xml:space="preserve"> </w:t>
-      </w:r>
-      <w:r>
-        <w:rPr>
-          <w:sz w:val="19"/>
-          <w:szCs w:val="19"/>
-        </w:rPr>
-        <w:t xml:space="preserve"> reveals steps that exist only because someone once needed them. </w:t>
-      </w:r>
-    </w:p>
-    <w:tbl>
-      <w:tblPr>
-        <w:tblW w:type="pct" w:w="100%"/>
-        <w:tblLayout w:type="fixed"/>
-        <w:tblBorders>
-          <w:top w:val="single" w:color="FBFAF6" w:sz="4"/>
-          <w:left w:val="single" w:color="FBFAF6" w:sz="4"/>
-          <w:bottom w:val="single" w:color="FBFAF6" w:sz="4"/>
-          <w:right w:val="single" w:color="FBFAF6" w:sz="4"/>
-          <w:insideH w:val="single" w:color="FBFAF6" w:sz="4"/>
-          <w:insideV w:val="single" w:color="FBFAF6" w:sz="4"/>
-        </w:tblBorders>
-      </w:tblPr>
-      <w:tblGrid>
-        <w:gridCol w:w="9600"/>
-      </w:tblGrid>
-      <w:tr>
-        <w:tc>
-          <w:tcPr>
-            <w:tcW w:type="pct" w:w="5000"/>
-            <w:shd w:fill="FBFAF6" w:val="clear"/>
-            <w:tcMar>
-              <w:top w:type="dxa" w:w="40"/>
-              <w:left w:type="dxa" w:w="100"/>
-              <w:bottom w:type="dxa" w:w="40"/>
-              <w:right w:type="dxa" w:w="100"/>
-            </w:tcMar>
-          </w:tcPr>
-          <w:p>
-            <w:pPr>
-              <w:spacing w:before="18" w:after="6"/>
-            </w:pPr>
-            <w:r>
-              <w:rPr>
-                <w:b/>
-                <w:bCs/>
-                <w:color w:val="6B7280"/>
-                <w:sz w:val="14"/>
-                <w:szCs w:val="14"/>
-              </w:rPr>
-              <w:t xml:space="preserve">word list</w:t>
-            </w:r>
-          </w:p>
-          <w:p>
-            <w:pPr>
-              <w:spacing w:before="0" w:after="18"/>
-            </w:pPr>
-            <w:r>
-              <w:rPr>
-                <w:b/>
-                <w:bCs/>
-                <w:color w:val="353A7C"/>
-                <w:sz w:val="16"/>
-                <w:szCs w:val="16"/>
-              </w:rPr>
-              <w:t xml:space="preserve">principle   ·   handling   ·   routinely   ·   Automating   ·   performance   ·   examines   ·   actually</w:t>
-            </w:r>
-          </w:p>
-        </w:tc>
-      </w:tr>
-    </w:tbl>
-    <w:p/>
-    <w:p>
-      <w:pPr>
-        <w:pageBreakBefore w:val="true"/>
-        <w:spacing w:after="0"/>
-      </w:pPr>
-      <w:r>
-        <w:rPr>
-          <w:sz w:val="2"/>
-        </w:rPr>
-        <w:t xml:space="preserve"> </w:t>
-      </w:r>
-    </w:p>
-    <w:p>
-      <w:pPr>
-        <w:spacing w:before="44" w:after="10"/>
-      </w:pPr>
-      <w:r>
-        <w:rPr>
-          <w:b/>
-          <w:bCs/>
-          <w:color w:val="353A7C"/>
-          <w:sz w:val="18"/>
-          <w:szCs w:val="18"/>
-        </w:rPr>
-        <w:t xml:space="preserve">The words this section uses</w:t>
-      </w:r>
-    </w:p>
-    <w:p>
-      <w:pPr>
-        <w:spacing w:before="0" w:after="12"/>
-      </w:pPr>
-      <w:r>
-        <w:rPr>
-          <w:color w:val="6B7280"/>
-          <w:sz w:val="15"/>
-          <w:szCs w:val="15"/>
-        </w:rPr>
-        <w:t xml:space="preserve">Each term sits against what it means.</w:t>
-      </w:r>
-    </w:p>
-    <w:p>
-      <w:pPr>
-        <w:spacing w:after="40" w:before="90"/>
-        <w:jc w:val="center"/>
-      </w:pPr>
-      <w:r>
-        <w:drawing>
-          <wp:inline distT="0" distB="0" distL="0" distR="0">
-            <wp:extent cx="5734050" cy="3183900"/>
-            <wp:effectExtent t="0" r="0" b="0" l="0"/>
-            <wp:docPr id="1" name="" descr="" title=""/>
-            <wp:cNvGraphicFramePr>
-              <a:graphicFrameLocks xmlns:a="http://schemas.openxmlformats.org/drawingml/2006/main" noChangeAspect="1"/>
-            </wp:cNvGraphicFramePr>
-            <a:graphic xmlns:a="http://schemas.openxmlformats.org/drawingml/2006/main">
-              <a:graphicData uri="http://schemas.openxmlformats.org/drawingml/2006/picture">
-                <pic:pic xmlns:pic="http://schemas.openxmlformats.org/drawingml/2006/picture">
-                  <pic:nvPicPr>
-                    <pic:cNvPr id="0" name="" descr=""/>
-                    <pic:cNvPicPr>
-                      <a:picLocks noChangeAspect="1" noChangeArrowheads="1"/>
-                    </pic:cNvPicPr>
-                  </pic:nvPicPr>
-                  <pic:blipFill>
-                    <a:blip r:embed="rId104" cstate="none"/>
-                    <a:srcRect/>
-                    <a:stretch>
-                      <a:fillRect/>
-                    </a:stretch>
-                  </pic:blipFill>
-                  <pic:spPr bwMode="auto">
-                    <a:xfrm>
-                      <a:off x="0" y="0"/>
-                      <a:ext cx="5734050" cy="3183900"/>
+                      <a:ext cx="5734050" cy="3312175"/>
                     </a:xfrm>
                     <a:prstGeom prst="rect">
                       <a:avLst/>
@@ -2707,7 +2585,7 @@
                 <w:sz w:val="16"/>
                 <w:szCs w:val="16"/>
               </w:rPr>
-              <w:t xml:space="preserve">1 Map the current process</w:t>
+              <w:t xml:space="preserve">analysis</w:t>
             </w:r>
           </w:p>
         </w:tc>
@@ -2733,14 +2611,14 @@
                 <w:sz w:val="16"/>
                 <w:szCs w:val="16"/>
               </w:rPr>
-              <w:t xml:space="preserve">8  </w:t>
-            </w:r>
-            <w:r>
-              <w:rPr>
-                <w:sz w:val="16"/>
-                <w:szCs w:val="16"/>
-              </w:rPr>
-              <w:t xml:space="preserve">Automating</w:t>
+              <w:t xml:space="preserve">6  </w:t>
+            </w:r>
+            <w:r>
+              <w:rPr>
+                <w:sz w:val="16"/>
+                <w:szCs w:val="16"/>
+              </w:rPr>
+              <w:t xml:space="preserve">handling</w:t>
             </w:r>
           </w:p>
         </w:tc>
@@ -2775,7 +2653,7 @@
                 <w:sz w:val="16"/>
                 <w:szCs w:val="16"/>
               </w:rPr>
-              <w:t xml:space="preserve">transaction</w:t>
+              <w:t xml:space="preserve">improve</w:t>
             </w:r>
           </w:p>
         </w:tc>
@@ -2801,14 +2679,14 @@
                 <w:sz w:val="16"/>
                 <w:szCs w:val="16"/>
               </w:rPr>
-              <w:t xml:space="preserve">9  </w:t>
-            </w:r>
-            <w:r>
-              <w:rPr>
-                <w:sz w:val="16"/>
-                <w:szCs w:val="16"/>
-              </w:rPr>
-              <w:t xml:space="preserve">handling</w:t>
+              <w:t xml:space="preserve">7  </w:t>
+            </w:r>
+            <w:r>
+              <w:rPr>
+                <w:sz w:val="16"/>
+                <w:szCs w:val="16"/>
+              </w:rPr>
+              <w:t xml:space="preserve">routinely</w:t>
             </w:r>
           </w:p>
         </w:tc>
@@ -2843,7 +2721,7 @@
                 <w:sz w:val="16"/>
                 <w:szCs w:val="16"/>
               </w:rPr>
-              <w:t xml:space="preserve">duplicate</w:t>
+              <w:t xml:space="preserve">performance</w:t>
             </w:r>
           </w:p>
         </w:tc>
@@ -2869,14 +2747,14 @@
                 <w:sz w:val="16"/>
                 <w:szCs w:val="16"/>
               </w:rPr>
-              <w:t xml:space="preserve">10  </w:t>
-            </w:r>
-            <w:r>
-              <w:rPr>
-                <w:sz w:val="16"/>
-                <w:szCs w:val="16"/>
-              </w:rPr>
-              <w:t xml:space="preserve">actually</w:t>
+              <w:t xml:space="preserve">8  </w:t>
+            </w:r>
+            <w:r>
+              <w:rPr>
+                <w:sz w:val="16"/>
+                <w:szCs w:val="16"/>
+              </w:rPr>
+              <w:t xml:space="preserve">1 Map the current process</w:t>
             </w:r>
           </w:p>
         </w:tc>
@@ -2911,7 +2789,7 @@
                 <w:sz w:val="16"/>
                 <w:szCs w:val="16"/>
               </w:rPr>
-              <w:t xml:space="preserve">automate</w:t>
+              <w:t xml:space="preserve">principle</w:t>
             </w:r>
           </w:p>
         </w:tc>
@@ -2937,14 +2815,14 @@
                 <w:sz w:val="16"/>
                 <w:szCs w:val="16"/>
               </w:rPr>
-              <w:t xml:space="preserve">11  </w:t>
-            </w:r>
-            <w:r>
-              <w:rPr>
-                <w:sz w:val="16"/>
-                <w:szCs w:val="16"/>
-              </w:rPr>
-              <w:t xml:space="preserve">routinely</w:t>
+              <w:t xml:space="preserve">9  </w:t>
+            </w:r>
+            <w:r>
+              <w:rPr>
+                <w:sz w:val="16"/>
+                <w:szCs w:val="16"/>
+              </w:rPr>
+              <w:t xml:space="preserve">5 Implement and measure again</w:t>
             </w:r>
           </w:p>
         </w:tc>
@@ -2979,143 +2857,7 @@
                 <w:sz w:val="16"/>
                 <w:szCs w:val="16"/>
               </w:rPr>
-              <w:t xml:space="preserve">5 Implement and measure again</w:t>
-            </w:r>
-          </w:p>
-        </w:tc>
-        <w:tc>
-          <w:tcPr>
-            <w:tcW w:type="pct" w:w="2500"/>
-            <w:tcMar>
-              <w:top w:type="dxa" w:w="20"/>
-              <w:left w:type="dxa" w:w="80"/>
-              <w:bottom w:type="dxa" w:w="20"/>
-              <w:right w:type="dxa" w:w="80"/>
-            </w:tcMar>
-          </w:tcPr>
-          <w:p>
-            <w:pPr>
-              <w:spacing w:before="12" w:after="12"/>
-            </w:pPr>
-            <w:r>
-              <w:rPr>
-                <w:b/>
-                <w:bCs/>
-                <w:color w:val="8186EF"/>
-                <w:sz w:val="16"/>
-                <w:szCs w:val="16"/>
-              </w:rPr>
-              <w:t xml:space="preserve">12  </w:t>
-            </w:r>
-            <w:r>
-              <w:rPr>
-                <w:sz w:val="16"/>
-                <w:szCs w:val="16"/>
-              </w:rPr>
-              <w:t xml:space="preserve">1 Map the current process</w:t>
-            </w:r>
-          </w:p>
-        </w:tc>
-      </w:tr>
-      <w:tr>
-        <w:tc>
-          <w:tcPr>
-            <w:tcW w:type="pct" w:w="2500"/>
-            <w:tcMar>
-              <w:top w:type="dxa" w:w="20"/>
-              <w:left w:type="dxa" w:w="80"/>
-              <w:bottom w:type="dxa" w:w="20"/>
-              <w:right w:type="dxa" w:w="80"/>
-            </w:tcMar>
-          </w:tcPr>
-          <w:p>
-            <w:pPr>
-              <w:spacing w:before="12" w:after="12"/>
-            </w:pPr>
-            <w:r>
-              <w:rPr>
-                <w:b/>
-                <w:bCs/>
-                <w:color w:val="8186EF"/>
-                <w:sz w:val="16"/>
-                <w:szCs w:val="16"/>
-              </w:rPr>
-              <w:t xml:space="preserve">6  </w:t>
-            </w:r>
-            <w:r>
-              <w:rPr>
-                <w:sz w:val="16"/>
-                <w:szCs w:val="16"/>
-              </w:rPr>
-              <w:t xml:space="preserve">performance</w:t>
-            </w:r>
-          </w:p>
-        </w:tc>
-        <w:tc>
-          <w:tcPr>
-            <w:tcW w:type="pct" w:w="2500"/>
-            <w:tcMar>
-              <w:top w:type="dxa" w:w="20"/>
-              <w:left w:type="dxa" w:w="80"/>
-              <w:bottom w:type="dxa" w:w="20"/>
-              <w:right w:type="dxa" w:w="80"/>
-            </w:tcMar>
-          </w:tcPr>
-          <w:p>
-            <w:pPr>
-              <w:spacing w:before="12" w:after="12"/>
-            </w:pPr>
-            <w:r>
-              <w:rPr>
-                <w:b/>
-                <w:bCs/>
-                <w:color w:val="8186EF"/>
-                <w:sz w:val="16"/>
-                <w:szCs w:val="16"/>
-              </w:rPr>
-              <w:t xml:space="preserve">13  </w:t>
-            </w:r>
-            <w:r>
-              <w:rPr>
-                <w:sz w:val="16"/>
-                <w:szCs w:val="16"/>
-              </w:rPr>
-              <w:t xml:space="preserve">5 Implement and measure again</w:t>
-            </w:r>
-          </w:p>
-        </w:tc>
-      </w:tr>
-      <w:tr>
-        <w:tc>
-          <w:tcPr>
-            <w:tcW w:type="pct" w:w="2500"/>
-            <w:tcMar>
-              <w:top w:type="dxa" w:w="20"/>
-              <w:left w:type="dxa" w:w="80"/>
-              <w:bottom w:type="dxa" w:w="20"/>
-              <w:right w:type="dxa" w:w="80"/>
-            </w:tcMar>
-          </w:tcPr>
-          <w:p>
-            <w:pPr>
-              <w:spacing w:before="12" w:after="12"/>
-            </w:pPr>
-            <w:r>
-              <w:rPr>
-                <w:b/>
-                <w:bCs/>
-                <w:color w:val="8186EF"/>
-                <w:sz w:val="16"/>
-                <w:szCs w:val="16"/>
-              </w:rPr>
-              <w:t xml:space="preserve">7  </w:t>
-            </w:r>
-            <w:r>
-              <w:rPr>
-                <w:sz w:val="16"/>
-                <w:szCs w:val="16"/>
-              </w:rPr>
-              <w:t xml:space="preserve">principle</w:t>
+              <w:t xml:space="preserve">Automating</w:t>
             </w:r>
           </w:p>
         </w:tc>
@@ -3181,7 +2923,7 @@
           <w:sz w:val="15"/>
           <w:szCs w:val="15"/>
         </w:rPr>
-        <w:t xml:space="preserve">Its role in system performance rests on a single principle. Automating a bad process does not fix it: it makes the same errors faster and at greater volume, and makes them harder to see because nobody is handling them any more. The first step is where the work is. Mapping what actually happens, rather than what the manual says, routinely reveals steps that exist only because someone once needed them.</w:t>
+        <w:t xml:space="preserve">Business process analysis examines how work is actually done, in order to improve it. Its role in system performance rests on a single principle. Automating a bad process does not fix it: it makes the same errors faster and at greater volume, and makes them harder to see because nobody is handling them any more. The first step is where the work is. Mapping what actually happens, rather than what the manual says, routinely reveals steps that exist only because someone once needed them.</w:t>
       </w:r>
     </w:p>
     <w:p>
@@ -3268,714 +3010,6 @@
         <w:t xml:space="preserve">Fill every gap. Each word list holds one word more than there are gaps.</w:t>
       </w:r>
     </w:p>
-    <w:tbl>
-      <w:tblPr>
-        <w:tblW w:type="pct" w:w="100%"/>
-        <w:tblLayout w:type="fixed"/>
-        <w:tblBorders>
-          <w:top w:val="single" w:color="353A7C" w:sz="6"/>
-          <w:left w:val="single" w:color="353A7C" w:sz="6"/>
-          <w:bottom w:val="single" w:color="353A7C" w:sz="6"/>
-          <w:right w:val="single" w:color="353A7C" w:sz="6"/>
-          <w:insideH w:val="single" w:color="353A7C" w:sz="6"/>
-          <w:insideV w:val="single" w:color="353A7C" w:sz="6"/>
-        </w:tblBorders>
-      </w:tblPr>
-      <w:tblGrid>
-        <w:gridCol w:w="1686"/>
-        <w:gridCol w:w="4224"/>
-        <w:gridCol w:w="3690"/>
-      </w:tblGrid>
-      <w:tr>
-        <w:tc>
-          <w:tcPr>
-            <w:tcW w:type="pct" w:w="5000"/>
-            <w:gridSpan w:val="3"/>
-            <w:shd w:fill="353A7C" w:val="clear"/>
-            <w:tcMar>
-              <w:top w:type="dxa" w:w="60"/>
-              <w:left w:type="dxa" w:w="120"/>
-              <w:bottom w:type="dxa" w:w="60"/>
-              <w:right w:type="dxa" w:w="120"/>
-            </w:tcMar>
-          </w:tcPr>
-          <w:p>
-            <w:pPr>
-              <w:spacing w:before="40" w:after="40"/>
-            </w:pPr>
-            <w:r>
-              <w:rPr>
-                <w:b/>
-                <w:bCs/>
-                <w:color w:val="FFFFFF"/>
-                <w:sz w:val="17"/>
-                <w:szCs w:val="17"/>
-              </w:rPr>
-              <w:t xml:space="preserve">What robotic process automation does, and where it stops</w:t>
-            </w:r>
-          </w:p>
-        </w:tc>
-      </w:tr>
-      <w:tr>
-        <w:tc>
-          <w:tcPr>
-            <w:tcW w:type="pct" w:w="878"/>
-            <w:shd w:fill="353A7C" w:val="clear"/>
-            <w:tcMar>
-              <w:top w:type="dxa" w:w="50"/>
-              <w:left w:type="dxa" w:w="110"/>
-              <w:bottom w:type="dxa" w:w="50"/>
-              <w:right w:type="dxa" w:w="110"/>
-            </w:tcMar>
-          </w:tcPr>
-          <w:p>
-            <w:pPr>
-              <w:spacing w:before="30" w:after="30"/>
-            </w:pPr>
-            <w:r>
-              <w:rPr>
-                <w:b/>
-                <w:bCs/>
-                <w:color w:val="FFFFFF"/>
-                <w:sz w:val="15"/>
-                <w:szCs w:val="15"/>
-              </w:rPr>
-              <w:t xml:space="preserve">Robotic process automation (F.3.c)</w:t>
-            </w:r>
-          </w:p>
-        </w:tc>
-        <w:tc>
-          <w:tcPr>
-            <w:tcW w:type="pct" w:w="2200"/>
-            <w:shd w:fill="353A7C" w:val="clear"/>
-            <w:tcMar>
-              <w:top w:type="dxa" w:w="50"/>
-              <w:left w:type="dxa" w:w="110"/>
-              <w:bottom w:type="dxa" w:w="50"/>
-              <w:right w:type="dxa" w:w="110"/>
-            </w:tcMar>
-          </w:tcPr>
-          <w:p>
-            <w:pPr>
-              <w:spacing w:before="30" w:after="30"/>
-            </w:pPr>
-            <w:r>
-              <w:rPr>
-                <w:b/>
-                <w:bCs/>
-                <w:color w:val="FFFFFF"/>
-                <w:sz w:val="15"/>
-                <w:szCs w:val="15"/>
-              </w:rPr>
-              <w:t xml:space="preserve">What it means</w:t>
-            </w:r>
-          </w:p>
-        </w:tc>
-        <w:tc>
-          <w:tcPr>
-            <w:tcW w:type="pct" w:w="1922"/>
-            <w:shd w:fill="353A7C" w:val="clear"/>
-            <w:tcMar>
-              <w:top w:type="dxa" w:w="50"/>
-              <w:left w:type="dxa" w:w="110"/>
-              <w:bottom w:type="dxa" w:w="50"/>
-              <w:right w:type="dxa" w:w="110"/>
-            </w:tcMar>
-          </w:tcPr>
-          <w:p>
-            <w:pPr>
-              <w:spacing w:before="30" w:after="30"/>
-            </w:pPr>
-            <w:r>
-              <w:rPr>
-                <w:b/>
-                <w:bCs/>
-                <w:color w:val="FFFFFF"/>
-                <w:sz w:val="15"/>
-                <w:szCs w:val="15"/>
-              </w:rPr>
-              <w:t xml:space="preserve">At Orontes</w:t>
-            </w:r>
-          </w:p>
-        </w:tc>
-      </w:tr>
-      <w:tr>
-        <w:tc>
-          <w:tcPr>
-            <w:tcW w:type="pct" w:w="878"/>
-            <w:tcMar>
-              <w:top w:type="dxa" w:w="50"/>
-              <w:left w:type="dxa" w:w="110"/>
-              <w:bottom w:type="dxa" w:w="50"/>
-              <w:right w:type="dxa" w:w="110"/>
-            </w:tcMar>
-          </w:tcPr>
-          <w:p>
-            <w:pPr>
-              <w:spacing w:before="28" w:after="28"/>
-            </w:pPr>
-            <w:r>
-              <w:rPr>
-                <w:sz w:val="15"/>
-                <w:szCs w:val="15"/>
-              </w:rPr>
-              <w:t xml:space="preserve">What it does</w:t>
-            </w:r>
-          </w:p>
-        </w:tc>
-        <w:tc>
-          <w:tcPr>
-            <w:tcW w:type="pct" w:w="2200"/>
-            <w:tcMar>
-              <w:top w:type="dxa" w:w="50"/>
-              <w:left w:type="dxa" w:w="110"/>
-              <w:bottom w:type="dxa" w:w="50"/>
-              <w:right w:type="dxa" w:w="110"/>
-            </w:tcMar>
-          </w:tcPr>
-          <w:p>
-            <w:pPr>
-              <w:spacing w:before="28" w:after="28"/>
-            </w:pPr>
-            <w:r>
-              <w:rPr>
-                <w:sz w:val="15"/>
-                <w:szCs w:val="15"/>
-              </w:rPr>
-              <w:t xml:space="preserve">Software robots copy rule-based keyboard and mouse steps on structured data</w:t>
-            </w:r>
-          </w:p>
-        </w:tc>
-        <w:tc>
-          <w:tcPr>
-            <w:tcW w:type="pct" w:w="1922"/>
-            <w:shd w:fill="FFFFFF" w:val="clear"/>
-            <w:tcMar>
-              <w:top w:type="dxa" w:w="50"/>
-              <w:left w:type="dxa" w:w="110"/>
-              <w:bottom w:type="dxa" w:w="50"/>
-              <w:right w:type="dxa" w:w="110"/>
-            </w:tcMar>
-          </w:tcPr>
-          <w:p>
-            <w:pPr>
-              <w:spacing w:before="46" w:after="46"/>
-            </w:pPr>
-            <w:r>
-              <w:rPr>
-                <w:b/>
-                <w:bCs/>
-                <w:color w:val="8186EF"/>
-                <w:sz w:val="14"/>
-                <w:szCs w:val="14"/>
-              </w:rPr>
-              <w:t xml:space="preserve">(1)</w:t>
-            </w:r>
-          </w:p>
-        </w:tc>
-      </w:tr>
-      <w:tr>
-        <w:tc>
-          <w:tcPr>
-            <w:tcW w:type="pct" w:w="878"/>
-            <w:shd w:fill="FBFAF6" w:val="clear"/>
-            <w:tcMar>
-              <w:top w:type="dxa" w:w="50"/>
-              <w:left w:type="dxa" w:w="110"/>
-              <w:bottom w:type="dxa" w:w="50"/>
-              <w:right w:type="dxa" w:w="110"/>
-            </w:tcMar>
-          </w:tcPr>
-          <w:p>
-            <w:pPr>
-              <w:spacing w:before="28" w:after="28"/>
-            </w:pPr>
-            <w:r>
-              <w:rPr>
-                <w:sz w:val="15"/>
-                <w:szCs w:val="15"/>
-              </w:rPr>
-              <w:t xml:space="preserve">Benefits</w:t>
-            </w:r>
-          </w:p>
-        </w:tc>
-        <w:tc>
-          <w:tcPr>
-            <w:tcW w:type="pct" w:w="2200"/>
-            <w:shd w:fill="FBFAF6" w:val="clear"/>
-            <w:tcMar>
-              <w:top w:type="dxa" w:w="50"/>
-              <w:left w:type="dxa" w:w="110"/>
-              <w:bottom w:type="dxa" w:w="50"/>
-              <w:right w:type="dxa" w:w="110"/>
-            </w:tcMar>
-          </w:tcPr>
-          <w:p>
-            <w:pPr>
-              <w:spacing w:before="28" w:after="28"/>
-            </w:pPr>
-            <w:r>
-              <w:rPr>
-                <w:sz w:val="15"/>
-                <w:szCs w:val="15"/>
-              </w:rPr>
-              <w:t xml:space="preserve">Speed, accuracy, operation outside working hours, a complete log of every action</w:t>
-            </w:r>
-          </w:p>
-        </w:tc>
-        <w:tc>
-          <w:tcPr>
-            <w:tcW w:type="pct" w:w="1922"/>
-            <w:shd w:fill="FFFFFF" w:val="clear"/>
-            <w:tcMar>
-              <w:top w:type="dxa" w:w="50"/>
-              <w:left w:type="dxa" w:w="110"/>
-              <w:bottom w:type="dxa" w:w="50"/>
-              <w:right w:type="dxa" w:w="110"/>
-            </w:tcMar>
-          </w:tcPr>
-          <w:p>
-            <w:pPr>
-              <w:spacing w:before="46" w:after="46"/>
-            </w:pPr>
-            <w:r>
-              <w:rPr>
-                <w:b/>
-                <w:bCs/>
-                <w:color w:val="8186EF"/>
-                <w:sz w:val="14"/>
-                <w:szCs w:val="14"/>
-              </w:rPr>
-              <w:t xml:space="preserve">(2)</w:t>
-            </w:r>
-          </w:p>
-        </w:tc>
-      </w:tr>
-      <w:tr>
-        <w:tc>
-          <w:tcPr>
-            <w:tcW w:type="pct" w:w="878"/>
-            <w:tcMar>
-              <w:top w:type="dxa" w:w="50"/>
-              <w:left w:type="dxa" w:w="110"/>
-              <w:bottom w:type="dxa" w:w="50"/>
-              <w:right w:type="dxa" w:w="110"/>
-            </w:tcMar>
-          </w:tcPr>
-          <w:p>
-            <w:pPr>
-              <w:spacing w:before="28" w:after="28"/>
-            </w:pPr>
-            <w:r>
-              <w:rPr>
-                <w:sz w:val="15"/>
-                <w:szCs w:val="15"/>
-              </w:rPr>
-              <w:t xml:space="preserve">No change to systems</w:t>
-            </w:r>
-          </w:p>
-        </w:tc>
-        <w:tc>
-          <w:tcPr>
-            <w:tcW w:type="pct" w:w="2200"/>
-            <w:tcMar>
-              <w:top w:type="dxa" w:w="50"/>
-              <w:left w:type="dxa" w:w="110"/>
-              <w:bottom w:type="dxa" w:w="50"/>
-              <w:right w:type="dxa" w:w="110"/>
-            </w:tcMar>
-          </w:tcPr>
-          <w:p>
-            <w:pPr>
-              <w:spacing w:before="28" w:after="28"/>
-            </w:pPr>
-            <w:r>
-              <w:rPr>
-                <w:sz w:val="15"/>
-                <w:szCs w:val="15"/>
-              </w:rPr>
-              <w:t xml:space="preserve">It works through existing screens, so no integration project is needed</w:t>
-            </w:r>
-          </w:p>
-        </w:tc>
-        <w:tc>
-          <w:tcPr>
-            <w:tcW w:type="pct" w:w="1922"/>
-            <w:shd w:fill="FFFFFF" w:val="clear"/>
-            <w:tcMar>
-              <w:top w:type="dxa" w:w="50"/>
-              <w:left w:type="dxa" w:w="110"/>
-              <w:bottom w:type="dxa" w:w="50"/>
-              <w:right w:type="dxa" w:w="110"/>
-            </w:tcMar>
-          </w:tcPr>
-          <w:p>
-            <w:pPr>
-              <w:spacing w:before="46" w:after="46"/>
-            </w:pPr>
-            <w:r>
-              <w:rPr>
-                <w:b/>
-                <w:bCs/>
-                <w:color w:val="8186EF"/>
-                <w:sz w:val="14"/>
-                <w:szCs w:val="14"/>
-              </w:rPr>
-              <w:t xml:space="preserve">(3)</w:t>
-            </w:r>
-          </w:p>
-        </w:tc>
-      </w:tr>
-      <w:tr>
-        <w:tc>
-          <w:tcPr>
-            <w:tcW w:type="pct" w:w="878"/>
-            <w:shd w:fill="FBFAF6" w:val="clear"/>
-            <w:tcMar>
-              <w:top w:type="dxa" w:w="50"/>
-              <w:left w:type="dxa" w:w="110"/>
-              <w:bottom w:type="dxa" w:w="50"/>
-              <w:right w:type="dxa" w:w="110"/>
-            </w:tcMar>
-          </w:tcPr>
-          <w:p>
-            <w:pPr>
-              <w:spacing w:before="28" w:after="28"/>
-            </w:pPr>
-            <w:r>
-              <w:rPr>
-                <w:sz w:val="15"/>
-                <w:szCs w:val="15"/>
-              </w:rPr>
-              <w:t xml:space="preserve">Limitation: brittleness</w:t>
-            </w:r>
-          </w:p>
-        </w:tc>
-        <w:tc>
-          <w:tcPr>
-            <w:tcW w:type="pct" w:w="2200"/>
-            <w:shd w:fill="FFFFFF" w:val="clear"/>
-            <w:tcMar>
-              <w:top w:type="dxa" w:w="50"/>
-              <w:left w:type="dxa" w:w="110"/>
-              <w:bottom w:type="dxa" w:w="50"/>
-              <w:right w:type="dxa" w:w="110"/>
-            </w:tcMar>
-          </w:tcPr>
-          <w:p>
-            <w:pPr>
-              <w:spacing w:before="46" w:after="46"/>
-            </w:pPr>
-            <w:r>
-              <w:rPr>
-                <w:b/>
-                <w:bCs/>
-                <w:color w:val="8186EF"/>
-                <w:sz w:val="14"/>
-                <w:szCs w:val="14"/>
-              </w:rPr>
-              <w:t xml:space="preserve">(4)</w:t>
-            </w:r>
-          </w:p>
-        </w:tc>
-        <w:tc>
-          <w:tcPr>
-            <w:tcW w:type="pct" w:w="1922"/>
-            <w:shd w:fill="FBFAF6" w:val="clear"/>
-            <w:tcMar>
-              <w:top w:type="dxa" w:w="50"/>
-              <w:left w:type="dxa" w:w="110"/>
-              <w:bottom w:type="dxa" w:w="50"/>
-              <w:right w:type="dxa" w:w="110"/>
-            </w:tcMar>
-          </w:tcPr>
-          <w:p>
-            <w:pPr>
-              <w:spacing w:before="28" w:after="28"/>
-            </w:pPr>
-            <w:r>
-              <w:rPr>
-                <w:sz w:val="15"/>
-                <w:szCs w:val="15"/>
-              </w:rPr>
-              <w:t xml:space="preserve">A vendor update breaks the invoice matching</w:t>
-            </w:r>
-          </w:p>
-        </w:tc>
-      </w:tr>
-      <w:tr>
-        <w:tc>
-          <w:tcPr>
-            <w:tcW w:type="pct" w:w="878"/>
-            <w:tcMar>
-              <w:top w:type="dxa" w:w="50"/>
-              <w:left w:type="dxa" w:w="110"/>
-              <w:bottom w:type="dxa" w:w="50"/>
-              <w:right w:type="dxa" w:w="110"/>
-            </w:tcMar>
-          </w:tcPr>
-          <w:p>
-            <w:pPr>
-              <w:spacing w:before="28" w:after="28"/>
-            </w:pPr>
-            <w:r>
-              <w:rPr>
-                <w:sz w:val="15"/>
-                <w:szCs w:val="15"/>
-              </w:rPr>
-              <w:t xml:space="preserve">Limitation: scope</w:t>
-            </w:r>
-          </w:p>
-        </w:tc>
-        <w:tc>
-          <w:tcPr>
-            <w:tcW w:type="pct" w:w="2200"/>
-            <w:tcMar>
-              <w:top w:type="dxa" w:w="50"/>
-              <w:left w:type="dxa" w:w="110"/>
-              <w:bottom w:type="dxa" w:w="50"/>
-              <w:right w:type="dxa" w:w="110"/>
-            </w:tcMar>
-          </w:tcPr>
-          <w:p>
-            <w:pPr>
-              <w:spacing w:before="28" w:after="28"/>
-            </w:pPr>
-            <w:r>
-              <w:rPr>
-                <w:sz w:val="15"/>
-                <w:szCs w:val="15"/>
-              </w:rPr>
-              <w:t xml:space="preserve">Only stable, </w:t>
-            </w:r>
-            <w:r>
-              <w:rPr>
-                <w:b/>
-                <w:bCs/>
-                <w:color w:val="8186EF"/>
-                <w:sz w:val="14"/>
-                <w:szCs w:val="14"/>
-              </w:rPr>
-              <w:t xml:space="preserve"> (5) </w:t>
-            </w:r>
-            <w:r>
-              <w:rPr>
-                <w:u w:val="single"/>
-                <w:sz w:val="15"/>
-                <w:szCs w:val="15"/>
-              </w:rPr>
-              <w:t xml:space="preserve">              </w:t>
-            </w:r>
-            <w:r>
-              <w:rPr>
-                <w:sz w:val="15"/>
-                <w:szCs w:val="15"/>
-              </w:rPr>
-              <w:t xml:space="preserve"> </w:t>
-            </w:r>
-            <w:r>
-              <w:rPr>
-                <w:sz w:val="15"/>
-                <w:szCs w:val="15"/>
-              </w:rPr>
-              <w:t xml:space="preserve">, structured work; judgement defeats it</w:t>
-            </w:r>
-          </w:p>
-        </w:tc>
-        <w:tc>
-          <w:tcPr>
-            <w:tcW w:type="pct" w:w="1922"/>
-            <w:tcMar>
-              <w:top w:type="dxa" w:w="50"/>
-              <w:left w:type="dxa" w:w="110"/>
-              <w:bottom w:type="dxa" w:w="50"/>
-              <w:right w:type="dxa" w:w="110"/>
-            </w:tcMar>
-          </w:tcPr>
-          <w:p>
-            <w:pPr>
-              <w:spacing w:before="28" w:after="28"/>
-            </w:pPr>
-            <w:r>
-              <w:rPr>
-                <w:sz w:val="15"/>
-                <w:szCs w:val="15"/>
-              </w:rPr>
-              <w:t xml:space="preserve">Deciding whether an unusual order is genuine</w:t>
-            </w:r>
-          </w:p>
-        </w:tc>
-      </w:tr>
-      <w:tr>
-        <w:tc>
-          <w:tcPr>
-            <w:tcW w:type="pct" w:w="878"/>
-            <w:shd w:fill="FBFAF6" w:val="clear"/>
-            <w:tcMar>
-              <w:top w:type="dxa" w:w="50"/>
-              <w:left w:type="dxa" w:w="110"/>
-              <w:bottom w:type="dxa" w:w="50"/>
-              <w:right w:type="dxa" w:w="110"/>
-            </w:tcMar>
-          </w:tcPr>
-          <w:p>
-            <w:pPr>
-              <w:spacing w:before="28" w:after="28"/>
-            </w:pPr>
-            <w:r>
-              <w:rPr>
-                <w:sz w:val="15"/>
-                <w:szCs w:val="15"/>
-              </w:rPr>
-              <w:t xml:space="preserve">Control requirement</w:t>
-            </w:r>
-          </w:p>
-        </w:tc>
-        <w:tc>
-          <w:tcPr>
-            <w:tcW w:type="pct" w:w="2200"/>
-            <w:shd w:fill="FBFAF6" w:val="clear"/>
-            <w:tcMar>
-              <w:top w:type="dxa" w:w="50"/>
-              <w:left w:type="dxa" w:w="110"/>
-              <w:bottom w:type="dxa" w:w="50"/>
-              <w:right w:type="dxa" w:w="110"/>
-            </w:tcMar>
-          </w:tcPr>
-          <w:p>
-            <w:pPr>
-              <w:spacing w:before="28" w:after="28"/>
-            </w:pPr>
-            <w:r>
-              <w:rPr>
-                <w:sz w:val="15"/>
-                <w:szCs w:val="15"/>
-              </w:rPr>
-              <w:t xml:space="preserve">A robot needs its own identity, access rights and segregation</w:t>
-            </w:r>
-          </w:p>
-        </w:tc>
-        <w:tc>
-          <w:tcPr>
-            <w:tcW w:type="pct" w:w="1922"/>
-            <w:shd w:fill="FBFAF6" w:val="clear"/>
-            <w:tcMar>
-              <w:top w:type="dxa" w:w="50"/>
-              <w:left w:type="dxa" w:w="110"/>
-              <w:bottom w:type="dxa" w:w="50"/>
-              <w:right w:type="dxa" w:w="110"/>
-            </w:tcMar>
-          </w:tcPr>
-          <w:p>
-            <w:pPr>
-              <w:spacing w:before="28" w:after="28"/>
-            </w:pPr>
-            <w:r>
-              <w:rPr>
-                <w:sz w:val="15"/>
-                <w:szCs w:val="15"/>
-              </w:rPr>
-              <w:t xml:space="preserve">A robot that can both post and </w:t>
-            </w:r>
-            <w:r>
-              <w:rPr>
-                <w:b/>
-                <w:bCs/>
-                <w:color w:val="8186EF"/>
-                <w:sz w:val="14"/>
-                <w:szCs w:val="14"/>
-              </w:rPr>
-              <w:t xml:space="preserve"> (6) </w:t>
-            </w:r>
-            <w:r>
-              <w:rPr>
-                <w:u w:val="single"/>
-                <w:sz w:val="15"/>
-                <w:szCs w:val="15"/>
-              </w:rPr>
-              <w:t xml:space="preserve">              </w:t>
-            </w:r>
-            <w:r>
-              <w:rPr>
-                <w:sz w:val="15"/>
-                <w:szCs w:val="15"/>
-              </w:rPr>
-              <w:t xml:space="preserve"> </w:t>
-            </w:r>
-            <w:r>
-              <w:rPr>
-                <w:sz w:val="15"/>
-                <w:szCs w:val="15"/>
-              </w:rPr>
-              <w:t xml:space="preserve"> is one person with two duties</w:t>
-            </w:r>
-          </w:p>
-        </w:tc>
-      </w:tr>
-    </w:tbl>
-    <w:p/>
-    <w:tbl>
-      <w:tblPr>
-        <w:tblW w:type="pct" w:w="100%"/>
-        <w:tblLayout w:type="fixed"/>
-        <w:tblBorders>
-          <w:top w:val="single" w:color="FBFAF6" w:sz="4"/>
-          <w:left w:val="single" w:color="FBFAF6" w:sz="4"/>
-          <w:bottom w:val="single" w:color="FBFAF6" w:sz="4"/>
-          <w:right w:val="single" w:color="FBFAF6" w:sz="4"/>
-          <w:insideH w:val="single" w:color="FBFAF6" w:sz="4"/>
-          <w:insideV w:val="single" w:color="FBFAF6" w:sz="4"/>
-        </w:tblBorders>
-      </w:tblPr>
-      <w:tblGrid>
-        <w:gridCol w:w="9600"/>
-      </w:tblGrid>
-      <w:tr>
-        <w:tc>
-          <w:tcPr>
-            <w:tcW w:type="pct" w:w="5000"/>
-            <w:shd w:fill="FBFAF6" w:val="clear"/>
-            <w:tcMar>
-              <w:top w:type="dxa" w:w="40"/>
-              <w:left w:type="dxa" w:w="100"/>
-              <w:bottom w:type="dxa" w:w="40"/>
-              <w:right w:type="dxa" w:w="100"/>
-            </w:tcMar>
-          </w:tcPr>
-          <w:p>
-            <w:pPr>
-              <w:spacing w:before="18" w:after="6"/>
-            </w:pPr>
-            <w:r>
-              <w:rPr>
-                <w:b/>
-                <w:bCs/>
-                <w:color w:val="6B7280"/>
-                <w:sz w:val="14"/>
-                <w:szCs w:val="14"/>
-              </w:rPr>
-              <w:t xml:space="preserve">word list</w:t>
-            </w:r>
-          </w:p>
-          <w:p>
-            <w:pPr>
-              <w:spacing w:before="0" w:after="18"/>
-            </w:pPr>
-            <w:r>
-              <w:rPr>
-                <w:b/>
-                <w:bCs/>
-                <w:color w:val="353A7C"/>
-                <w:sz w:val="16"/>
-                <w:szCs w:val="16"/>
-              </w:rPr>
-              <w:t xml:space="preserve">A three-hour reconciliation finished overnight   ·   rule-based   ·   Useful where an ERP cannot yet reach   ·   Deciding whether an unusual order is genuine   ·   Matching invoices to orders and flagging exceptions   ·   A changed screen or report layout stops the robot   ·   approve</w:t>
-            </w:r>
-          </w:p>
-        </w:tc>
-      </w:tr>
-    </w:tbl>
-    <w:p/>
     <w:p>
       <w:pPr>
         <w:spacing w:before="44" w:after="14"/>
@@ -3996,7 +3030,7 @@
           <w:sz w:val="16"/>
           <w:szCs w:val="16"/>
         </w:rPr>
-        <w:t xml:space="preserve">      gaps 7–14</w:t>
+        <w:t xml:space="preserve">      gaps 1–8</w:t>
       </w:r>
     </w:p>
     <w:p>
@@ -4019,7 +3053,7 @@
           <w:sz w:val="15"/>
           <w:szCs w:val="15"/>
         </w:rPr>
-        <w:t xml:space="preserve"> (7) </w:t>
+        <w:t xml:space="preserve"> (1) </w:t>
       </w:r>
       <w:r>
         <w:rPr>
@@ -4051,7 +3085,7 @@
           <w:sz w:val="15"/>
           <w:szCs w:val="15"/>
         </w:rPr>
-        <w:t xml:space="preserve"> (8) </w:t>
+        <w:t xml:space="preserve"> (2) </w:t>
       </w:r>
       <w:r>
         <w:rPr>
@@ -4090,7 +3124,7 @@
           <w:sz w:val="15"/>
           <w:szCs w:val="15"/>
         </w:rPr>
-        <w:t xml:space="preserve"> (9) </w:t>
+        <w:t xml:space="preserve"> (3) </w:t>
       </w:r>
       <w:r>
         <w:rPr>
@@ -4122,7 +3156,7 @@
           <w:sz w:val="15"/>
           <w:szCs w:val="15"/>
         </w:rPr>
-        <w:t xml:space="preserve"> (10) </w:t>
+        <w:t xml:space="preserve"> (4) </w:t>
       </w:r>
       <w:r>
         <w:rPr>
@@ -4161,7 +3195,7 @@
           <w:sz w:val="15"/>
           <w:szCs w:val="15"/>
         </w:rPr>
-        <w:t xml:space="preserve"> (11) </w:t>
+        <w:t xml:space="preserve"> (5) </w:t>
       </w:r>
       <w:r>
         <w:rPr>
@@ -4193,7 +3227,7 @@
           <w:sz w:val="15"/>
           <w:szCs w:val="15"/>
         </w:rPr>
-        <w:t xml:space="preserve"> (12) </w:t>
+        <w:t xml:space="preserve"> (6) </w:t>
       </w:r>
       <w:r>
         <w:rPr>
@@ -4232,7 +3266,7 @@
           <w:sz w:val="15"/>
           <w:szCs w:val="15"/>
         </w:rPr>
-        <w:t xml:space="preserve"> (13) </w:t>
+        <w:t xml:space="preserve"> (7) </w:t>
       </w:r>
       <w:r>
         <w:rPr>
@@ -4264,7 +3298,7 @@
           <w:sz w:val="15"/>
           <w:szCs w:val="15"/>
         </w:rPr>
-        <w:t xml:space="preserve"> (14) </w:t>
+        <w:t xml:space="preserve"> (8) </w:t>
       </w:r>
       <w:r>
         <w:rPr>
@@ -4351,7 +3385,7 @@
                 <w:sz w:val="16"/>
                 <w:szCs w:val="16"/>
               </w:rPr>
-              <w:t xml:space="preserve">appeal   ·   identity   ·   control   ·   segregation   ·   integration   ·   description   ·   missed   ·   overnight   ·   systems</w:t>
+              <w:t xml:space="preserve">control   ·   systems   ·   overnight   ·   segregation   ·   blockchain   ·   identity   ·   integration   ·   appeal   ·   missed</w:t>
             </w:r>
           </w:p>
         </w:tc>
@@ -4425,7 +3459,7 @@
           <w:sz w:val="16"/>
           <w:szCs w:val="16"/>
         </w:rPr>
-        <w:t xml:space="preserve">      gaps 15–17</w:t>
+        <w:t xml:space="preserve">      gaps 9–11</w:t>
       </w:r>
     </w:p>
     <w:p>
@@ -4448,7 +3482,7 @@
           <w:sz w:val="15"/>
           <w:szCs w:val="15"/>
         </w:rPr>
-        <w:t xml:space="preserve"> (15) </w:t>
+        <w:t xml:space="preserve"> (9) </w:t>
       </w:r>
       <w:r>
         <w:rPr>
@@ -4487,7 +3521,7 @@
           <w:sz w:val="15"/>
           <w:szCs w:val="15"/>
         </w:rPr>
-        <w:t xml:space="preserve"> (16) </w:t>
+        <w:t xml:space="preserve"> (10) </w:t>
       </w:r>
       <w:r>
         <w:rPr>
@@ -4526,7 +3560,7 @@
           <w:sz w:val="15"/>
           <w:szCs w:val="15"/>
         </w:rPr>
-        <w:t xml:space="preserve"> (17) </w:t>
+        <w:t xml:space="preserve"> (11) </w:t>
       </w:r>
       <w:r>
         <w:rPr>
@@ -4606,7 +3640,7 @@
                 <w:sz w:val="16"/>
                 <w:szCs w:val="16"/>
               </w:rPr>
-              <w:t xml:space="preserve">intelligence   ·   automation   ·   reasonable   ·   technique</w:t>
+              <w:t xml:space="preserve">integration   ·   automation   ·   intelligence   ·   reasonable</w:t>
             </w:r>
           </w:p>
         </w:tc>
@@ -4650,7 +3684,7 @@
           <w:sz w:val="15"/>
           <w:szCs w:val="15"/>
         </w:rPr>
-        <w:t xml:space="preserve">Each term sits against what it means.</w:t>
+        <w:t xml:space="preserve">Each term sits against what it means, and an instance of it.</w:t>
       </w:r>
     </w:p>
     <w:p>
@@ -4661,7 +3695,7 @@
       <w:r>
         <w:drawing>
           <wp:inline distT="0" distB="0" distL="0" distR="0">
-            <wp:extent cx="5734050" cy="3749775"/>
+            <wp:extent cx="5734050" cy="4142100"/>
             <wp:effectExtent t="0" r="0" b="0" l="0"/>
             <wp:docPr id="1" name="" descr="" title=""/>
             <wp:cNvGraphicFramePr>
@@ -4677,7 +3711,7 @@
                     </pic:cNvPicPr>
                   </pic:nvPicPr>
                   <pic:blipFill>
-                    <a:blip r:embed="rId105" cstate="none"/>
+                    <a:blip r:embed="rId104" cstate="none"/>
                     <a:srcRect/>
                     <a:stretch>
                       <a:fillRect/>
@@ -4686,7 +3720,7 @@
                   <pic:spPr bwMode="auto">
                     <a:xfrm>
                       <a:off x="0" y="0"/>
-                      <a:ext cx="5734050" cy="3749775"/>
+                      <a:ext cx="5734050" cy="4142100"/>
                     </a:xfrm>
                     <a:prstGeom prst="rect">
                       <a:avLst/>
@@ -4754,7 +3788,7 @@
                 <w:sz w:val="16"/>
                 <w:szCs w:val="16"/>
               </w:rPr>
-              <w:t xml:space="preserve">business process analysis   ·   Control requirement   ·   No change to systems   ·   Limitation: brittleness</w:t>
+              <w:t xml:space="preserve">robotic process automation (RPA)   ·   Control requirement   ·   No change to systems   ·   Limitation: brittleness</w:t>
             </w:r>
           </w:p>
         </w:tc>
@@ -5011,7 +4045,7 @@
                 <w:sz w:val="16"/>
                 <w:szCs w:val="16"/>
               </w:rPr>
-              <w:t xml:space="preserve">Matching invoices to orders and flagging exceptions</w:t>
+              <w:t xml:space="preserve">appeal</w:t>
             </w:r>
           </w:p>
         </w:tc>
@@ -5037,14 +4071,14 @@
                 <w:sz w:val="16"/>
                 <w:szCs w:val="16"/>
               </w:rPr>
-              <w:t xml:space="preserve">11  </w:t>
-            </w:r>
-            <w:r>
-              <w:rPr>
-                <w:sz w:val="16"/>
-                <w:szCs w:val="16"/>
-              </w:rPr>
-              <w:t xml:space="preserve">control</w:t>
+              <w:t xml:space="preserve">8  </w:t>
+            </w:r>
+            <w:r>
+              <w:rPr>
+                <w:sz w:val="16"/>
+                <w:szCs w:val="16"/>
+              </w:rPr>
+              <w:t xml:space="preserve">segregation</w:t>
             </w:r>
           </w:p>
         </w:tc>
@@ -5079,7 +4113,7 @@
                 <w:sz w:val="16"/>
                 <w:szCs w:val="16"/>
               </w:rPr>
-              <w:t xml:space="preserve">A three-hour reconciliation finished overnight</w:t>
+              <w:t xml:space="preserve">integration</w:t>
             </w:r>
           </w:p>
         </w:tc>
@@ -5105,14 +4139,14 @@
                 <w:sz w:val="16"/>
                 <w:szCs w:val="16"/>
               </w:rPr>
-              <w:t xml:space="preserve">12  </w:t>
-            </w:r>
-            <w:r>
-              <w:rPr>
-                <w:sz w:val="16"/>
-                <w:szCs w:val="16"/>
-              </w:rPr>
-              <w:t xml:space="preserve">missed</w:t>
+              <w:t xml:space="preserve">9  </w:t>
+            </w:r>
+            <w:r>
+              <w:rPr>
+                <w:sz w:val="16"/>
+                <w:szCs w:val="16"/>
+              </w:rPr>
+              <w:t xml:space="preserve">automation</w:t>
             </w:r>
           </w:p>
         </w:tc>
@@ -5147,7 +4181,7 @@
                 <w:sz w:val="16"/>
                 <w:szCs w:val="16"/>
               </w:rPr>
-              <w:t xml:space="preserve">Useful where an ERP cannot yet reach</w:t>
+              <w:t xml:space="preserve">systems</w:t>
             </w:r>
           </w:p>
         </w:tc>
@@ -5173,14 +4207,14 @@
                 <w:sz w:val="16"/>
                 <w:szCs w:val="16"/>
               </w:rPr>
-              <w:t xml:space="preserve">13  </w:t>
-            </w:r>
-            <w:r>
-              <w:rPr>
-                <w:sz w:val="16"/>
-                <w:szCs w:val="16"/>
-              </w:rPr>
-              <w:t xml:space="preserve">identity</w:t>
+              <w:t xml:space="preserve">10  </w:t>
+            </w:r>
+            <w:r>
+              <w:rPr>
+                <w:sz w:val="16"/>
+                <w:szCs w:val="16"/>
+              </w:rPr>
+              <w:t xml:space="preserve">reasonable</w:t>
             </w:r>
           </w:p>
         </w:tc>
@@ -5215,7 +4249,7 @@
                 <w:sz w:val="16"/>
                 <w:szCs w:val="16"/>
               </w:rPr>
-              <w:t xml:space="preserve">A changed screen or report layout stops the robot</w:t>
+              <w:t xml:space="preserve">overnight</w:t>
             </w:r>
           </w:p>
         </w:tc>
@@ -5241,14 +4275,14 @@
                 <w:sz w:val="16"/>
                 <w:szCs w:val="16"/>
               </w:rPr>
-              <w:t xml:space="preserve">14  </w:t>
-            </w:r>
-            <w:r>
-              <w:rPr>
-                <w:sz w:val="16"/>
-                <w:szCs w:val="16"/>
-              </w:rPr>
-              <w:t xml:space="preserve">segregation</w:t>
+              <w:t xml:space="preserve">11  </w:t>
+            </w:r>
+            <w:r>
+              <w:rPr>
+                <w:sz w:val="16"/>
+                <w:szCs w:val="16"/>
+              </w:rPr>
+              <w:t xml:space="preserve">intelligence</w:t>
             </w:r>
           </w:p>
         </w:tc>
@@ -5283,7 +4317,7 @@
                 <w:sz w:val="16"/>
                 <w:szCs w:val="16"/>
               </w:rPr>
-              <w:t xml:space="preserve">rule-based</w:t>
+              <w:t xml:space="preserve">control</w:t>
             </w:r>
           </w:p>
         </w:tc>
@@ -5309,14 +4343,14 @@
                 <w:sz w:val="16"/>
                 <w:szCs w:val="16"/>
               </w:rPr>
-              <w:t xml:space="preserve">15  </w:t>
-            </w:r>
-            <w:r>
-              <w:rPr>
-                <w:sz w:val="16"/>
-                <w:szCs w:val="16"/>
-              </w:rPr>
-              <w:t xml:space="preserve">automation</w:t>
+              <w:t xml:space="preserve">12  </w:t>
+            </w:r>
+            <w:r>
+              <w:rPr>
+                <w:sz w:val="16"/>
+                <w:szCs w:val="16"/>
+              </w:rPr>
+              <w:t xml:space="preserve">No change to systems</w:t>
             </w:r>
           </w:p>
         </w:tc>
@@ -5351,7 +4385,7 @@
                 <w:sz w:val="16"/>
                 <w:szCs w:val="16"/>
               </w:rPr>
-              <w:t xml:space="preserve">approve</w:t>
+              <w:t xml:space="preserve">missed</w:t>
             </w:r>
           </w:p>
         </w:tc>
@@ -5377,14 +4411,14 @@
                 <w:sz w:val="16"/>
                 <w:szCs w:val="16"/>
               </w:rPr>
-              <w:t xml:space="preserve">16  </w:t>
-            </w:r>
-            <w:r>
-              <w:rPr>
-                <w:sz w:val="16"/>
-                <w:szCs w:val="16"/>
-              </w:rPr>
-              <w:t xml:space="preserve">reasonable</w:t>
+              <w:t xml:space="preserve">13  </w:t>
+            </w:r>
+            <w:r>
+              <w:rPr>
+                <w:sz w:val="16"/>
+                <w:szCs w:val="16"/>
+              </w:rPr>
+              <w:t xml:space="preserve">Limitation: brittleness</w:t>
             </w:r>
           </w:p>
         </w:tc>
@@ -5419,7 +4453,7 @@
                 <w:sz w:val="16"/>
                 <w:szCs w:val="16"/>
               </w:rPr>
-              <w:t xml:space="preserve">appeal</w:t>
+              <w:t xml:space="preserve">identity</w:t>
             </w:r>
           </w:p>
         </w:tc>
@@ -5445,211 +4479,7 @@
                 <w:sz w:val="16"/>
                 <w:szCs w:val="16"/>
               </w:rPr>
-              <w:t xml:space="preserve">17  </w:t>
-            </w:r>
-            <w:r>
-              <w:rPr>
-                <w:sz w:val="16"/>
-                <w:szCs w:val="16"/>
-              </w:rPr>
-              <w:t xml:space="preserve">intelligence</w:t>
-            </w:r>
-          </w:p>
-        </w:tc>
-      </w:tr>
-      <w:tr>
-        <w:tc>
-          <w:tcPr>
-            <w:tcW w:type="pct" w:w="2500"/>
-            <w:tcMar>
-              <w:top w:type="dxa" w:w="20"/>
-              <w:left w:type="dxa" w:w="80"/>
-              <w:bottom w:type="dxa" w:w="20"/>
-              <w:right w:type="dxa" w:w="80"/>
-            </w:tcMar>
-          </w:tcPr>
-          <w:p>
-            <w:pPr>
-              <w:spacing w:before="12" w:after="12"/>
-            </w:pPr>
-            <w:r>
-              <w:rPr>
-                <w:b/>
-                <w:bCs/>
-                <w:color w:val="8186EF"/>
-                <w:sz w:val="16"/>
-                <w:szCs w:val="16"/>
-              </w:rPr>
-              <w:t xml:space="preserve">8  </w:t>
-            </w:r>
-            <w:r>
-              <w:rPr>
-                <w:sz w:val="16"/>
-                <w:szCs w:val="16"/>
-              </w:rPr>
-              <w:t xml:space="preserve">integration</w:t>
-            </w:r>
-          </w:p>
-        </w:tc>
-        <w:tc>
-          <w:tcPr>
-            <w:tcW w:type="pct" w:w="2500"/>
-            <w:tcMar>
-              <w:top w:type="dxa" w:w="20"/>
-              <w:left w:type="dxa" w:w="80"/>
-              <w:bottom w:type="dxa" w:w="20"/>
-              <w:right w:type="dxa" w:w="80"/>
-            </w:tcMar>
-          </w:tcPr>
-          <w:p>
-            <w:pPr>
-              <w:spacing w:before="12" w:after="12"/>
-            </w:pPr>
-            <w:r>
-              <w:rPr>
-                <w:b/>
-                <w:bCs/>
-                <w:color w:val="8186EF"/>
-                <w:sz w:val="16"/>
-                <w:szCs w:val="16"/>
-              </w:rPr>
-              <w:t xml:space="preserve">18  </w:t>
-            </w:r>
-            <w:r>
-              <w:rPr>
-                <w:sz w:val="16"/>
-                <w:szCs w:val="16"/>
-              </w:rPr>
-              <w:t xml:space="preserve">No change to systems</w:t>
-            </w:r>
-          </w:p>
-        </w:tc>
-      </w:tr>
-      <w:tr>
-        <w:tc>
-          <w:tcPr>
-            <w:tcW w:type="pct" w:w="2500"/>
-            <w:tcMar>
-              <w:top w:type="dxa" w:w="20"/>
-              <w:left w:type="dxa" w:w="80"/>
-              <w:bottom w:type="dxa" w:w="20"/>
-              <w:right w:type="dxa" w:w="80"/>
-            </w:tcMar>
-          </w:tcPr>
-          <w:p>
-            <w:pPr>
-              <w:spacing w:before="12" w:after="12"/>
-            </w:pPr>
-            <w:r>
-              <w:rPr>
-                <w:b/>
-                <w:bCs/>
-                <w:color w:val="8186EF"/>
-                <w:sz w:val="16"/>
-                <w:szCs w:val="16"/>
-              </w:rPr>
-              <w:t xml:space="preserve">9  </w:t>
-            </w:r>
-            <w:r>
-              <w:rPr>
-                <w:sz w:val="16"/>
-                <w:szCs w:val="16"/>
-              </w:rPr>
-              <w:t xml:space="preserve">systems</w:t>
-            </w:r>
-          </w:p>
-        </w:tc>
-        <w:tc>
-          <w:tcPr>
-            <w:tcW w:type="pct" w:w="2500"/>
-            <w:tcMar>
-              <w:top w:type="dxa" w:w="20"/>
-              <w:left w:type="dxa" w:w="80"/>
-              <w:bottom w:type="dxa" w:w="20"/>
-              <w:right w:type="dxa" w:w="80"/>
-            </w:tcMar>
-          </w:tcPr>
-          <w:p>
-            <w:pPr>
-              <w:spacing w:before="12" w:after="12"/>
-            </w:pPr>
-            <w:r>
-              <w:rPr>
-                <w:b/>
-                <w:bCs/>
-                <w:color w:val="8186EF"/>
-                <w:sz w:val="16"/>
-                <w:szCs w:val="16"/>
-              </w:rPr>
-              <w:t xml:space="preserve">19  </w:t>
-            </w:r>
-            <w:r>
-              <w:rPr>
-                <w:sz w:val="16"/>
-                <w:szCs w:val="16"/>
-              </w:rPr>
-              <w:t xml:space="preserve">Limitation: brittleness</w:t>
-            </w:r>
-          </w:p>
-        </w:tc>
-      </w:tr>
-      <w:tr>
-        <w:tc>
-          <w:tcPr>
-            <w:tcW w:type="pct" w:w="2500"/>
-            <w:tcMar>
-              <w:top w:type="dxa" w:w="20"/>
-              <w:left w:type="dxa" w:w="80"/>
-              <w:bottom w:type="dxa" w:w="20"/>
-              <w:right w:type="dxa" w:w="80"/>
-            </w:tcMar>
-          </w:tcPr>
-          <w:p>
-            <w:pPr>
-              <w:spacing w:before="12" w:after="12"/>
-            </w:pPr>
-            <w:r>
-              <w:rPr>
-                <w:b/>
-                <w:bCs/>
-                <w:color w:val="8186EF"/>
-                <w:sz w:val="16"/>
-                <w:szCs w:val="16"/>
-              </w:rPr>
-              <w:t xml:space="preserve">10  </w:t>
-            </w:r>
-            <w:r>
-              <w:rPr>
-                <w:sz w:val="16"/>
-                <w:szCs w:val="16"/>
-              </w:rPr>
-              <w:t xml:space="preserve">overnight</w:t>
-            </w:r>
-          </w:p>
-        </w:tc>
-        <w:tc>
-          <w:tcPr>
-            <w:tcW w:type="pct" w:w="2500"/>
-            <w:tcMar>
-              <w:top w:type="dxa" w:w="20"/>
-              <w:left w:type="dxa" w:w="80"/>
-              <w:bottom w:type="dxa" w:w="20"/>
-              <w:right w:type="dxa" w:w="80"/>
-            </w:tcMar>
-          </w:tcPr>
-          <w:p>
-            <w:pPr>
-              <w:spacing w:before="12" w:after="12"/>
-            </w:pPr>
-            <w:r>
-              <w:rPr>
-                <w:b/>
-                <w:bCs/>
-                <w:color w:val="8186EF"/>
-                <w:sz w:val="16"/>
-                <w:szCs w:val="16"/>
-              </w:rPr>
-              <w:t xml:space="preserve">20  </w:t>
+              <w:t xml:space="preserve">14  </w:t>
             </w:r>
             <w:r>
               <w:rPr>
@@ -6063,7 +4893,14 @@
           <w:sz w:val="19"/>
           <w:szCs w:val="19"/>
         </w:rPr>
-        <w:t xml:space="preserve">Elasticity means </w:t>
+        <w:t xml:space="preserve">Elasticity means capacity can rise for a peak and fall again. </w:t>
+      </w:r>
+      <w:r>
+        <w:rPr>
+          <w:sz w:val="19"/>
+          <w:szCs w:val="19"/>
+        </w:rPr>
+        <w:t xml:space="preserve">And self-service means a server is </w:t>
       </w:r>
       <w:r>
         <w:rPr>
@@ -6095,14 +4932,7 @@
           <w:sz w:val="19"/>
           <w:szCs w:val="19"/>
         </w:rPr>
-        <w:t xml:space="preserve"> can rise for a peak and fall again. </w:t>
-      </w:r>
-      <w:r>
-        <w:rPr>
-          <w:sz w:val="19"/>
-          <w:szCs w:val="19"/>
-        </w:rPr>
-        <w:t xml:space="preserve">And self-service means a server is </w:t>
+        <w:t xml:space="preserve"> in minutes rather than after a </w:t>
       </w:r>
       <w:r>
         <w:rPr>
@@ -6120,7 +4950,7 @@
           <w:sz w:val="19"/>
           <w:szCs w:val="19"/>
         </w:rPr>
-        <w:t xml:space="preserve">           </w:t>
+        <w:t xml:space="preserve">             </w:t>
       </w:r>
       <w:r>
         <w:rPr>
@@ -6134,7 +4964,21 @@
           <w:sz w:val="19"/>
           <w:szCs w:val="19"/>
         </w:rPr>
-        <w:t xml:space="preserve"> in minutes rather than after a </w:t>
+        <w:t xml:space="preserve"> cycle. </w:t>
+      </w:r>
+      <w:r>
+        <w:rPr>
+          <w:sz w:val="19"/>
+          <w:szCs w:val="19"/>
+        </w:rPr>
+        <w:t xml:space="preserve">Four deployment models cut across the three service models. </w:t>
+      </w:r>
+      <w:r>
+        <w:rPr>
+          <w:sz w:val="19"/>
+          <w:szCs w:val="19"/>
+        </w:rPr>
+        <w:t xml:space="preserve">A private cloud serves one </w:t>
       </w:r>
       <w:r>
         <w:rPr>
@@ -6152,7 +4996,7 @@
           <w:sz w:val="19"/>
           <w:szCs w:val="19"/>
         </w:rPr>
-        <w:t xml:space="preserve">             </w:t>
+        <w:t xml:space="preserve">              </w:t>
       </w:r>
       <w:r>
         <w:rPr>
@@ -6166,21 +5010,7 @@
           <w:sz w:val="19"/>
           <w:szCs w:val="19"/>
         </w:rPr>
-        <w:t xml:space="preserve"> cycle. </w:t>
-      </w:r>
-      <w:r>
-        <w:rPr>
-          <w:sz w:val="19"/>
-          <w:szCs w:val="19"/>
-        </w:rPr>
-        <w:t xml:space="preserve">Four deployment models cut across the three service models. </w:t>
-      </w:r>
-      <w:r>
-        <w:rPr>
-          <w:sz w:val="19"/>
-          <w:szCs w:val="19"/>
-        </w:rPr>
-        <w:t xml:space="preserve">A private cloud serves one </w:t>
+        <w:t xml:space="preserve">, a community cloud a group with shared </w:t>
       </w:r>
       <w:r>
         <w:rPr>
@@ -6198,7 +5028,7 @@
           <w:sz w:val="19"/>
           <w:szCs w:val="19"/>
         </w:rPr>
-        <w:t xml:space="preserve">              </w:t>
+        <w:t xml:space="preserve">           </w:t>
       </w:r>
       <w:r>
         <w:rPr>
@@ -6212,7 +5042,14 @@
           <w:sz w:val="19"/>
           <w:szCs w:val="19"/>
         </w:rPr>
-        <w:t xml:space="preserve">, a community cloud a group with shared </w:t>
+        <w:t xml:space="preserve">, a public cloud anyone who pays, and a hybrid combines them. </w:t>
+      </w:r>
+      <w:r>
+        <w:rPr>
+          <w:sz w:val="19"/>
+          <w:szCs w:val="19"/>
+        </w:rPr>
+        <w:t xml:space="preserve">The </w:t>
       </w:r>
       <w:r>
         <w:rPr>
@@ -6230,7 +5067,7 @@
           <w:sz w:val="19"/>
           <w:szCs w:val="19"/>
         </w:rPr>
-        <w:t xml:space="preserve">           </w:t>
+        <w:t xml:space="preserve">             </w:t>
       </w:r>
       <w:r>
         <w:rPr>
@@ -6244,14 +5081,7 @@
           <w:sz w:val="19"/>
           <w:szCs w:val="19"/>
         </w:rPr>
-        <w:t xml:space="preserve">, a public cloud anyone who pays, and a hybrid combines them. </w:t>
-      </w:r>
-      <w:r>
-        <w:rPr>
-          <w:sz w:val="19"/>
-          <w:szCs w:val="19"/>
-        </w:rPr>
-        <w:t xml:space="preserve">The </w:t>
+        <w:t xml:space="preserve"> the exam tests is simply that service models and deployment models are </w:t>
       </w:r>
       <w:r>
         <w:rPr>
@@ -6269,7 +5099,7 @@
           <w:sz w:val="19"/>
           <w:szCs w:val="19"/>
         </w:rPr>
-        <w:t xml:space="preserve">             </w:t>
+        <w:t xml:space="preserve">           </w:t>
       </w:r>
       <w:r>
         <w:rPr>
@@ -6283,7 +5113,7 @@
           <w:sz w:val="19"/>
           <w:szCs w:val="19"/>
         </w:rPr>
-        <w:t xml:space="preserve"> the exam tests is simply that service models and deployment models are different questions. </w:t>
+        <w:t xml:space="preserve"> questions. </w:t>
       </w:r>
     </w:p>
     <w:tbl>
@@ -6341,7 +5171,7 @@
                 <w:sz w:val="16"/>
                 <w:szCs w:val="16"/>
               </w:rPr>
-              <w:t xml:space="preserve">capacity   ·   on-demand   ·   concerns   ·   recognised   ·   customers   ·   consumed   ·   Efficiency   ·   distinction   ·   operating   ·   resources   ·   organization   ·   procurement   ·   available</w:t>
+              <w:t xml:space="preserve">available   ·   on-demand   ·   distinction   ·   recognised   ·   customers   ·   consumed   ·   Efficiency   ·   different   ·   operating   ·   resources   ·   concerns   ·   organization   ·   procurement</w:t>
             </w:r>
           </w:p>
         </w:tc>
@@ -6420,7 +5250,7 @@
           <w:sz w:val="19"/>
           <w:szCs w:val="19"/>
         </w:rPr>
-        <w:t xml:space="preserve">The company relies on the </w:t>
+        <w:t xml:space="preserve">The company relies on the provider's controls rather than its own, which is why a report on those controls is </w:t>
       </w:r>
       <w:r>
         <w:rPr>
@@ -6438,7 +5268,7 @@
           <w:sz w:val="19"/>
           <w:szCs w:val="19"/>
         </w:rPr>
-        <w:t xml:space="preserve">            </w:t>
+        <w:t xml:space="preserve">           </w:t>
       </w:r>
       <w:r>
         <w:rPr>
@@ -6452,14 +5282,14 @@
           <w:sz w:val="19"/>
           <w:szCs w:val="19"/>
         </w:rPr>
-        <w:t xml:space="preserve"> controls rather than its own, which is why a report on those controls is normally obtained and read. </w:t>
-      </w:r>
-      <w:r>
-        <w:rPr>
-          <w:sz w:val="19"/>
-          <w:szCs w:val="19"/>
-        </w:rPr>
-        <w:t xml:space="preserve">And data </w:t>
+        <w:t xml:space="preserve"> obtained and read. </w:t>
+      </w:r>
+      <w:r>
+        <w:rPr>
+          <w:sz w:val="19"/>
+          <w:szCs w:val="19"/>
+        </w:rPr>
+        <w:t xml:space="preserve">And data residency can matter </w:t>
       </w:r>
       <w:r>
         <w:rPr>
@@ -6491,7 +5321,7 @@
           <w:sz w:val="19"/>
           <w:szCs w:val="19"/>
         </w:rPr>
-        <w:t xml:space="preserve"> can matter legally:. </w:t>
+        <w:t xml:space="preserve">:. </w:t>
       </w:r>
     </w:p>
     <w:tbl>
@@ -6549,7 +5379,7 @@
                 <w:sz w:val="16"/>
                 <w:szCs w:val="16"/>
               </w:rPr>
-              <w:t xml:space="preserve">community   ·   provider's   ·   residency   ·   disadvantages</w:t>
+              <w:t xml:space="preserve">provider's   ·   normally   ·   legally   ·   disadvantages</w:t>
             </w:r>
           </w:p>
         </w:tc>
@@ -7200,7 +6030,7 @@
                 <w:sz w:val="16"/>
                 <w:szCs w:val="16"/>
               </w:rPr>
-              <w:t xml:space="preserve">Residency may breach local law; exit is costly   ·   Costs scale up as readily as down   ·   Stored and protected by the provider   ·   You cannot refuse or defer an update you dislike   ·   Recurring cost forever, which may exceed a purchase   ·   The provider handles servers, patching and backup   ·   Useless without the connection</w:t>
+              <w:t xml:space="preserve">No large purchase; pay as you use   ·   Costs scale up as readily as down   ·   Stored and protected by the provider   ·   You cannot refuse or defer an update you dislike   ·   Recurring cost forever, which may exceed a purchase   ·   The provider handles servers, patching and backup   ·   Useless without the connection</w:t>
             </w:r>
           </w:p>
         </w:tc>
@@ -7542,7 +6372,7 @@
                 <w:sz w:val="16"/>
                 <w:szCs w:val="16"/>
               </w:rPr>
-              <w:t xml:space="preserve">distinction</w:t>
+              <w:t xml:space="preserve">different</w:t>
             </w:r>
           </w:p>
         </w:tc>
@@ -7678,7 +6508,7 @@
                 <w:sz w:val="16"/>
                 <w:szCs w:val="16"/>
               </w:rPr>
-              <w:t xml:space="preserve">provider's</w:t>
+              <w:t xml:space="preserve">normally</w:t>
             </w:r>
           </w:p>
         </w:tc>
@@ -7746,7 +6576,7 @@
                 <w:sz w:val="16"/>
                 <w:szCs w:val="16"/>
               </w:rPr>
-              <w:t xml:space="preserve">residency</w:t>
+              <w:t xml:space="preserve">legally</w:t>
             </w:r>
           </w:p>
         </w:tc>
@@ -7917,7 +6747,7 @@
                 <w:sz w:val="16"/>
                 <w:szCs w:val="16"/>
               </w:rPr>
-              <w:t xml:space="preserve">capacity</w:t>
+              <w:t xml:space="preserve">available</w:t>
             </w:r>
           </w:p>
         </w:tc>
@@ -7985,7 +6815,7 @@
                 <w:sz w:val="16"/>
                 <w:szCs w:val="16"/>
               </w:rPr>
-              <w:t xml:space="preserve">available</w:t>
+              <w:t xml:space="preserve">procurement</w:t>
             </w:r>
           </w:p>
         </w:tc>
@@ -8053,7 +6883,7 @@
                 <w:sz w:val="16"/>
                 <w:szCs w:val="16"/>
               </w:rPr>
-              <w:t xml:space="preserve">procurement</w:t>
+              <w:t xml:space="preserve">organization</w:t>
             </w:r>
           </w:p>
         </w:tc>
@@ -8121,7 +6951,7 @@
                 <w:sz w:val="16"/>
                 <w:szCs w:val="16"/>
               </w:rPr>
-              <w:t xml:space="preserve">organization</w:t>
+              <w:t xml:space="preserve">concerns</w:t>
             </w:r>
           </w:p>
         </w:tc>
@@ -8189,7 +7019,7 @@
                 <w:sz w:val="16"/>
                 <w:szCs w:val="16"/>
               </w:rPr>
-              <w:t xml:space="preserve">concerns</w:t>
+              <w:t xml:space="preserve">distinction</w:t>
             </w:r>
           </w:p>
         </w:tc>
@@ -8399,7 +7229,7 @@
           <w:sz w:val="19"/>
           <w:szCs w:val="19"/>
         </w:rPr>
-        <w:t xml:space="preserve">A </w:t>
+        <w:t xml:space="preserve">A blockchain is a distributed, append-only ledger of </w:t>
       </w:r>
       <w:r>
         <w:rPr>
@@ -8417,7 +7247,7 @@
           <w:sz w:val="19"/>
           <w:szCs w:val="19"/>
         </w:rPr>
-        <w:t xml:space="preserve">            </w:t>
+        <w:t xml:space="preserve">                   </w:t>
       </w:r>
       <w:r>
         <w:rPr>
@@ -8431,7 +7261,7 @@
           <w:sz w:val="19"/>
           <w:szCs w:val="19"/>
         </w:rPr>
-        <w:t xml:space="preserve"> is a distributed, append-only ledger of </w:t>
+        <w:t xml:space="preserve"> linked blocks, agreed between </w:t>
       </w:r>
       <w:r>
         <w:rPr>
@@ -8449,7 +7279,7 @@
           <w:sz w:val="19"/>
           <w:szCs w:val="19"/>
         </w:rPr>
-        <w:t xml:space="preserve">                   </w:t>
+        <w:t xml:space="preserve">              </w:t>
       </w:r>
       <w:r>
         <w:rPr>
@@ -8463,7 +7293,7 @@
           <w:sz w:val="19"/>
           <w:szCs w:val="19"/>
         </w:rPr>
-        <w:t xml:space="preserve"> linked blocks, agreed between participants by consensus rather than by a central authority. </w:t>
+        <w:t xml:space="preserve"> by consensus rather than by a central authority. </w:t>
       </w:r>
       <w:r>
         <w:rPr>
@@ -8592,768 +7422,7 @@
                 <w:sz w:val="16"/>
                 <w:szCs w:val="16"/>
               </w:rPr>
-              <w:t xml:space="preserve">central   ·   conditions   ·   blockchain   ·   contract   ·   cryptographically</w:t>
-            </w:r>
-          </w:p>
-        </w:tc>
-      </w:tr>
-    </w:tbl>
-    <w:p/>
-    <w:tbl>
-      <w:tblPr>
-        <w:tblW w:type="pct" w:w="100%"/>
-        <w:tblLayout w:type="fixed"/>
-        <w:tblBorders>
-          <w:top w:val="single" w:color="353A7C" w:sz="6"/>
-          <w:left w:val="single" w:color="353A7C" w:sz="6"/>
-          <w:bottom w:val="single" w:color="353A7C" w:sz="6"/>
-          <w:right w:val="single" w:color="353A7C" w:sz="6"/>
-          <w:insideH w:val="single" w:color="353A7C" w:sz="6"/>
-          <w:insideV w:val="single" w:color="353A7C" w:sz="6"/>
-        </w:tblBorders>
-      </w:tblPr>
-      <w:tblGrid>
-        <w:gridCol w:w="1455"/>
-        <w:gridCol w:w="4224"/>
-        <w:gridCol w:w="3921"/>
-      </w:tblGrid>
-      <w:tr>
-        <w:tc>
-          <w:tcPr>
-            <w:tcW w:type="pct" w:w="5000"/>
-            <w:gridSpan w:val="3"/>
-            <w:shd w:fill="353A7C" w:val="clear"/>
-            <w:tcMar>
-              <w:top w:type="dxa" w:w="60"/>
-              <w:left w:type="dxa" w:w="120"/>
-              <w:bottom w:type="dxa" w:w="60"/>
-              <w:right w:type="dxa" w:w="120"/>
-            </w:tcMar>
-          </w:tcPr>
-          <w:p>
-            <w:pPr>
-              <w:spacing w:before="40" w:after="40"/>
-            </w:pPr>
-            <w:r>
-              <w:rPr>
-                <w:b/>
-                <w:bCs/>
-                <w:color w:val="FFFFFF"/>
-                <w:sz w:val="17"/>
-                <w:szCs w:val="17"/>
-              </w:rPr>
-              <w:t xml:space="preserve">Blockchain terms and their status</w:t>
-            </w:r>
-          </w:p>
-        </w:tc>
-      </w:tr>
-      <w:tr>
-        <w:tc>
-          <w:tcPr>
-            <w:tcW w:type="pct" w:w="758"/>
-            <w:shd w:fill="353A7C" w:val="clear"/>
-            <w:tcMar>
-              <w:top w:type="dxa" w:w="50"/>
-              <w:left w:type="dxa" w:w="110"/>
-              <w:bottom w:type="dxa" w:w="50"/>
-              <w:right w:type="dxa" w:w="110"/>
-            </w:tcMar>
-          </w:tcPr>
-          <w:p>
-            <w:pPr>
-              <w:spacing w:before="30" w:after="30"/>
-            </w:pPr>
-            <w:r>
-              <w:rPr>
-                <w:b/>
-                <w:bCs/>
-                <w:color w:val="FFFFFF"/>
-                <w:sz w:val="15"/>
-                <w:szCs w:val="15"/>
-              </w:rPr>
-              <w:t xml:space="preserve">Term (F.3.g)</w:t>
-            </w:r>
-          </w:p>
-        </w:tc>
-        <w:tc>
-          <w:tcPr>
-            <w:tcW w:type="pct" w:w="2200"/>
-            <w:shd w:fill="353A7C" w:val="clear"/>
-            <w:tcMar>
-              <w:top w:type="dxa" w:w="50"/>
-              <w:left w:type="dxa" w:w="110"/>
-              <w:bottom w:type="dxa" w:w="50"/>
-              <w:right w:type="dxa" w:w="110"/>
-            </w:tcMar>
-          </w:tcPr>
-          <w:p>
-            <w:pPr>
-              <w:spacing w:before="30" w:after="30"/>
-            </w:pPr>
-            <w:r>
-              <w:rPr>
-                <w:b/>
-                <w:bCs/>
-                <w:color w:val="FFFFFF"/>
-                <w:sz w:val="15"/>
-                <w:szCs w:val="15"/>
-              </w:rPr>
-              <w:t xml:space="preserve">What it means</w:t>
-            </w:r>
-          </w:p>
-        </w:tc>
-        <w:tc>
-          <w:tcPr>
-            <w:tcW w:type="pct" w:w="2042"/>
-            <w:shd w:fill="353A7C" w:val="clear"/>
-            <w:tcMar>
-              <w:top w:type="dxa" w:w="50"/>
-              <w:left w:type="dxa" w:w="110"/>
-              <w:bottom w:type="dxa" w:w="50"/>
-              <w:right w:type="dxa" w:w="110"/>
-            </w:tcMar>
-          </w:tcPr>
-          <w:p>
-            <w:pPr>
-              <w:spacing w:before="30" w:after="30"/>
-            </w:pPr>
-            <w:r>
-              <w:rPr>
-                <w:b/>
-                <w:bCs/>
-                <w:color w:val="FFFFFF"/>
-                <w:sz w:val="15"/>
-                <w:szCs w:val="15"/>
-              </w:rPr>
-              <w:t xml:space="preserve">Status as at October 2026</w:t>
-            </w:r>
-          </w:p>
-        </w:tc>
-      </w:tr>
-      <w:tr>
-        <w:tc>
-          <w:tcPr>
-            <w:tcW w:type="pct" w:w="758"/>
-            <w:tcMar>
-              <w:top w:type="dxa" w:w="50"/>
-              <w:left w:type="dxa" w:w="110"/>
-              <w:bottom w:type="dxa" w:w="50"/>
-              <w:right w:type="dxa" w:w="110"/>
-            </w:tcMar>
-          </w:tcPr>
-          <w:p>
-            <w:pPr>
-              <w:spacing w:before="28" w:after="28"/>
-            </w:pPr>
-            <w:r>
-              <w:rPr>
-                <w:sz w:val="15"/>
-                <w:szCs w:val="15"/>
-              </w:rPr>
-              <w:t xml:space="preserve">Blockchain</w:t>
-            </w:r>
-          </w:p>
-        </w:tc>
-        <w:tc>
-          <w:tcPr>
-            <w:tcW w:type="pct" w:w="2200"/>
-            <w:tcMar>
-              <w:top w:type="dxa" w:w="50"/>
-              <w:left w:type="dxa" w:w="110"/>
-              <w:bottom w:type="dxa" w:w="50"/>
-              <w:right w:type="dxa" w:w="110"/>
-            </w:tcMar>
-          </w:tcPr>
-          <w:p>
-            <w:pPr>
-              <w:spacing w:before="28" w:after="28"/>
-            </w:pPr>
-            <w:r>
-              <w:rPr>
-                <w:sz w:val="15"/>
-                <w:szCs w:val="15"/>
-              </w:rPr>
-              <w:t xml:space="preserve">A distributed, append-only ledger of </w:t>
-            </w:r>
-            <w:r>
-              <w:rPr>
-                <w:b/>
-                <w:bCs/>
-                <w:color w:val="8186EF"/>
-                <w:sz w:val="14"/>
-                <w:szCs w:val="14"/>
-              </w:rPr>
-              <w:t xml:space="preserve"> (5) </w:t>
-            </w:r>
-            <w:r>
-              <w:rPr>
-                <w:u w:val="single"/>
-                <w:sz w:val="15"/>
-                <w:szCs w:val="15"/>
-              </w:rPr>
-              <w:t xml:space="preserve">              </w:t>
-            </w:r>
-            <w:r>
-              <w:rPr>
-                <w:sz w:val="15"/>
-                <w:szCs w:val="15"/>
-              </w:rPr>
-              <w:t xml:space="preserve"> </w:t>
-            </w:r>
-            <w:r>
-              <w:rPr>
-                <w:sz w:val="15"/>
-                <w:szCs w:val="15"/>
-              </w:rPr>
-              <w:t xml:space="preserve"> linked blocks, agreed by consensus</w:t>
-            </w:r>
-          </w:p>
-        </w:tc>
-        <w:tc>
-          <w:tcPr>
-            <w:tcW w:type="pct" w:w="2042"/>
-            <w:tcMar>
-              <w:top w:type="dxa" w:w="50"/>
-              <w:left w:type="dxa" w:w="110"/>
-              <w:bottom w:type="dxa" w:w="50"/>
-              <w:right w:type="dxa" w:w="110"/>
-            </w:tcMar>
-          </w:tcPr>
-          <w:p>
-            <w:pPr>
-              <w:spacing w:before="28" w:after="28"/>
-            </w:pPr>
-            <w:r>
-              <w:rPr>
-                <w:sz w:val="15"/>
-                <w:szCs w:val="15"/>
-              </w:rPr>
-              <w:t xml:space="preserve">Real, and narrow in use</w:t>
-            </w:r>
-          </w:p>
-        </w:tc>
-      </w:tr>
-      <w:tr>
-        <w:tc>
-          <w:tcPr>
-            <w:tcW w:type="pct" w:w="758"/>
-            <w:shd w:fill="FBFAF6" w:val="clear"/>
-            <w:tcMar>
-              <w:top w:type="dxa" w:w="50"/>
-              <w:left w:type="dxa" w:w="110"/>
-              <w:bottom w:type="dxa" w:w="50"/>
-              <w:right w:type="dxa" w:w="110"/>
-            </w:tcMar>
-          </w:tcPr>
-          <w:p>
-            <w:pPr>
-              <w:spacing w:before="28" w:after="28"/>
-            </w:pPr>
-            <w:r>
-              <w:rPr>
-                <w:sz w:val="15"/>
-                <w:szCs w:val="15"/>
-              </w:rPr>
-              <w:t xml:space="preserve">Distributed ledger</w:t>
-            </w:r>
-          </w:p>
-        </w:tc>
-        <w:tc>
-          <w:tcPr>
-            <w:tcW w:type="pct" w:w="2200"/>
-            <w:shd w:fill="FBFAF6" w:val="clear"/>
-            <w:tcMar>
-              <w:top w:type="dxa" w:w="50"/>
-              <w:left w:type="dxa" w:w="110"/>
-              <w:bottom w:type="dxa" w:w="50"/>
-              <w:right w:type="dxa" w:w="110"/>
-            </w:tcMar>
-          </w:tcPr>
-          <w:p>
-            <w:pPr>
-              <w:spacing w:before="28" w:after="28"/>
-            </w:pPr>
-            <w:r>
-              <w:rPr>
-                <w:sz w:val="15"/>
-                <w:szCs w:val="15"/>
-              </w:rPr>
-              <w:t xml:space="preserve">The wider class, including ledgers where </w:t>
-            </w:r>
-            <w:r>
-              <w:rPr>
-                <w:b/>
-                <w:bCs/>
-                <w:color w:val="8186EF"/>
-                <w:sz w:val="14"/>
-                <w:szCs w:val="14"/>
-              </w:rPr>
-              <w:t xml:space="preserve"> (6) </w:t>
-            </w:r>
-            <w:r>
-              <w:rPr>
-                <w:u w:val="single"/>
-                <w:sz w:val="15"/>
-                <w:szCs w:val="15"/>
-              </w:rPr>
-              <w:t xml:space="preserve">              </w:t>
-            </w:r>
-            <w:r>
-              <w:rPr>
-                <w:sz w:val="15"/>
-                <w:szCs w:val="15"/>
-              </w:rPr>
-              <w:t xml:space="preserve"> </w:t>
-            </w:r>
-            <w:r>
-              <w:rPr>
-                <w:sz w:val="15"/>
-                <w:szCs w:val="15"/>
-              </w:rPr>
-              <w:t xml:space="preserve"> is controlled</w:t>
-            </w:r>
-          </w:p>
-        </w:tc>
-        <w:tc>
-          <w:tcPr>
-            <w:tcW w:type="pct" w:w="2042"/>
-            <w:shd w:fill="FBFAF6" w:val="clear"/>
-            <w:tcMar>
-              <w:top w:type="dxa" w:w="50"/>
-              <w:left w:type="dxa" w:w="110"/>
-              <w:bottom w:type="dxa" w:w="50"/>
-              <w:right w:type="dxa" w:w="110"/>
-            </w:tcMar>
-          </w:tcPr>
-          <w:p>
-            <w:pPr>
-              <w:spacing w:before="28" w:after="28"/>
-            </w:pPr>
-            <w:r>
-              <w:rPr>
-                <w:sz w:val="15"/>
-                <w:szCs w:val="15"/>
-              </w:rPr>
-              <w:t xml:space="preserve">The form enterprises actually use</w:t>
-            </w:r>
-          </w:p>
-        </w:tc>
-      </w:tr>
-      <w:tr>
-        <w:tc>
-          <w:tcPr>
-            <w:tcW w:type="pct" w:w="758"/>
-            <w:tcMar>
-              <w:top w:type="dxa" w:w="50"/>
-              <w:left w:type="dxa" w:w="110"/>
-              <w:bottom w:type="dxa" w:w="50"/>
-              <w:right w:type="dxa" w:w="110"/>
-            </w:tcMar>
-          </w:tcPr>
-          <w:p>
-            <w:pPr>
-              <w:spacing w:before="28" w:after="28"/>
-            </w:pPr>
-            <w:r>
-              <w:rPr>
-                <w:sz w:val="15"/>
-                <w:szCs w:val="15"/>
-              </w:rPr>
-              <w:t xml:space="preserve">Smart contract</w:t>
-            </w:r>
-          </w:p>
-        </w:tc>
-        <w:tc>
-          <w:tcPr>
-            <w:tcW w:type="pct" w:w="2200"/>
-            <w:tcMar>
-              <w:top w:type="dxa" w:w="50"/>
-              <w:left w:type="dxa" w:w="110"/>
-              <w:bottom w:type="dxa" w:w="50"/>
-              <w:right w:type="dxa" w:w="110"/>
-            </w:tcMar>
-          </w:tcPr>
-          <w:p>
-            <w:pPr>
-              <w:spacing w:before="28" w:after="28"/>
-            </w:pPr>
-            <w:r>
-              <w:rPr>
-                <w:sz w:val="15"/>
-                <w:szCs w:val="15"/>
-              </w:rPr>
-              <w:t xml:space="preserve">Code on a ledger that executes itself when </w:t>
-            </w:r>
-            <w:r>
-              <w:rPr>
-                <w:b/>
-                <w:bCs/>
-                <w:color w:val="8186EF"/>
-                <w:sz w:val="14"/>
-                <w:szCs w:val="14"/>
-              </w:rPr>
-              <w:t xml:space="preserve"> (7) </w:t>
-            </w:r>
-            <w:r>
-              <w:rPr>
-                <w:u w:val="single"/>
-                <w:sz w:val="15"/>
-                <w:szCs w:val="15"/>
-              </w:rPr>
-              <w:t xml:space="preserve">              </w:t>
-            </w:r>
-            <w:r>
-              <w:rPr>
-                <w:sz w:val="15"/>
-                <w:szCs w:val="15"/>
-              </w:rPr>
-              <w:t xml:space="preserve"> </w:t>
-            </w:r>
-            <w:r>
-              <w:rPr>
-                <w:sz w:val="15"/>
-                <w:szCs w:val="15"/>
-              </w:rPr>
-              <w:t xml:space="preserve"> are met</w:t>
-            </w:r>
-          </w:p>
-        </w:tc>
-        <w:tc>
-          <w:tcPr>
-            <w:tcW w:type="pct" w:w="2042"/>
-            <w:tcMar>
-              <w:top w:type="dxa" w:w="50"/>
-              <w:left w:type="dxa" w:w="110"/>
-              <w:bottom w:type="dxa" w:w="50"/>
-              <w:right w:type="dxa" w:w="110"/>
-            </w:tcMar>
-          </w:tcPr>
-          <w:p>
-            <w:pPr>
-              <w:spacing w:before="28" w:after="28"/>
-            </w:pPr>
-            <w:r>
-              <w:rPr>
-                <w:sz w:val="15"/>
-                <w:szCs w:val="15"/>
-              </w:rPr>
-              <w:t xml:space="preserve">Real, but only as reliable as its code</w:t>
-            </w:r>
-          </w:p>
-        </w:tc>
-      </w:tr>
-      <w:tr>
-        <w:tc>
-          <w:tcPr>
-            <w:tcW w:type="pct" w:w="758"/>
-            <w:shd w:fill="FBFAF6" w:val="clear"/>
-            <w:tcMar>
-              <w:top w:type="dxa" w:w="50"/>
-              <w:left w:type="dxa" w:w="110"/>
-              <w:bottom w:type="dxa" w:w="50"/>
-              <w:right w:type="dxa" w:w="110"/>
-            </w:tcMar>
-          </w:tcPr>
-          <w:p>
-            <w:pPr>
-              <w:spacing w:before="28" w:after="28"/>
-            </w:pPr>
-            <w:r>
-              <w:rPr>
-                <w:sz w:val="15"/>
-                <w:szCs w:val="15"/>
-              </w:rPr>
-              <w:t xml:space="preserve">What did materialise</w:t>
-            </w:r>
-          </w:p>
-        </w:tc>
-        <w:tc>
-          <w:tcPr>
-            <w:tcW w:type="pct" w:w="2200"/>
-            <w:shd w:fill="FBFAF6" w:val="clear"/>
-            <w:tcMar>
-              <w:top w:type="dxa" w:w="50"/>
-              <w:left w:type="dxa" w:w="110"/>
-              <w:bottom w:type="dxa" w:w="50"/>
-              <w:right w:type="dxa" w:w="110"/>
-            </w:tcMar>
-          </w:tcPr>
-          <w:p>
-            <w:pPr>
-              <w:spacing w:before="28" w:after="28"/>
-            </w:pPr>
-            <w:r>
-              <w:rPr>
-                <w:sz w:val="15"/>
-                <w:szCs w:val="15"/>
-              </w:rPr>
-              <w:t xml:space="preserve"/>
-            </w:r>
-            <w:r>
-              <w:rPr>
-                <w:b/>
-                <w:bCs/>
-                <w:color w:val="8186EF"/>
-                <w:sz w:val="14"/>
-                <w:szCs w:val="14"/>
-              </w:rPr>
-              <w:t xml:space="preserve"> (8) </w:t>
-            </w:r>
-            <w:r>
-              <w:rPr>
-                <w:u w:val="single"/>
-                <w:sz w:val="15"/>
-                <w:szCs w:val="15"/>
-              </w:rPr>
-              <w:t xml:space="preserve">              </w:t>
-            </w:r>
-            <w:r>
-              <w:rPr>
-                <w:sz w:val="15"/>
-                <w:szCs w:val="15"/>
-              </w:rPr>
-              <w:t xml:space="preserve"> </w:t>
-            </w:r>
-            <w:r>
-              <w:rPr>
-                <w:sz w:val="15"/>
-                <w:szCs w:val="15"/>
-              </w:rPr>
-              <w:t xml:space="preserve"> and audit of crypto assets, tokenised funds, stablecoin payments, some trade finance and provenance</w:t>
-            </w:r>
-          </w:p>
-        </w:tc>
-        <w:tc>
-          <w:tcPr>
-            <w:tcW w:type="pct" w:w="2042"/>
-            <w:shd w:fill="FBFAF6" w:val="clear"/>
-            <w:tcMar>
-              <w:top w:type="dxa" w:w="50"/>
-              <w:left w:type="dxa" w:w="110"/>
-              <w:bottom w:type="dxa" w:w="50"/>
-              <w:right w:type="dxa" w:w="110"/>
-            </w:tcMar>
-          </w:tcPr>
-          <w:p>
-            <w:pPr>
-              <w:spacing w:before="28" w:after="28"/>
-            </w:pPr>
-            <w:r>
-              <w:rPr>
-                <w:sz w:val="15"/>
-                <w:szCs w:val="15"/>
-              </w:rPr>
-              <w:t xml:space="preserve">Narrower than predicted</w:t>
-            </w:r>
-          </w:p>
-        </w:tc>
-      </w:tr>
-      <w:tr>
-        <w:tc>
-          <w:tcPr>
-            <w:tcW w:type="pct" w:w="758"/>
-            <w:tcMar>
-              <w:top w:type="dxa" w:w="50"/>
-              <w:left w:type="dxa" w:w="110"/>
-              <w:bottom w:type="dxa" w:w="50"/>
-              <w:right w:type="dxa" w:w="110"/>
-            </w:tcMar>
-          </w:tcPr>
-          <w:p>
-            <w:pPr>
-              <w:spacing w:before="28" w:after="28"/>
-            </w:pPr>
-            <w:r>
-              <w:rPr>
-                <w:sz w:val="15"/>
-                <w:szCs w:val="15"/>
-              </w:rPr>
-              <w:t xml:space="preserve">What did not</w:t>
-            </w:r>
-          </w:p>
-        </w:tc>
-        <w:tc>
-          <w:tcPr>
-            <w:tcW w:type="pct" w:w="2200"/>
-            <w:tcMar>
-              <w:top w:type="dxa" w:w="50"/>
-              <w:left w:type="dxa" w:w="110"/>
-              <w:bottom w:type="dxa" w:w="50"/>
-              <w:right w:type="dxa" w:w="110"/>
-            </w:tcMar>
-          </w:tcPr>
-          <w:p>
-            <w:pPr>
-              <w:spacing w:before="28" w:after="28"/>
-            </w:pPr>
-            <w:r>
-              <w:rPr>
-                <w:sz w:val="15"/>
-                <w:szCs w:val="15"/>
-              </w:rPr>
-              <w:t xml:space="preserve">Replacing accounting systems. The Australian exchange cancelled its blockchain settlement replacement in 2022</w:t>
-            </w:r>
-          </w:p>
-        </w:tc>
-        <w:tc>
-          <w:tcPr>
-            <w:tcW w:type="pct" w:w="2042"/>
-            <w:tcMar>
-              <w:top w:type="dxa" w:w="50"/>
-              <w:left w:type="dxa" w:w="110"/>
-              <w:bottom w:type="dxa" w:w="50"/>
-              <w:right w:type="dxa" w:w="110"/>
-            </w:tcMar>
-          </w:tcPr>
-          <w:p>
-            <w:pPr>
-              <w:spacing w:before="28" w:after="28"/>
-            </w:pPr>
-            <w:r>
-              <w:rPr>
-                <w:sz w:val="15"/>
-                <w:szCs w:val="15"/>
-              </w:rPr>
-              <w:t xml:space="preserve">A large and public failure</w:t>
-            </w:r>
-          </w:p>
-        </w:tc>
-      </w:tr>
-      <w:tr>
-        <w:tc>
-          <w:tcPr>
-            <w:tcW w:type="pct" w:w="758"/>
-            <w:shd w:fill="FBFAF6" w:val="clear"/>
-            <w:tcMar>
-              <w:top w:type="dxa" w:w="50"/>
-              <w:left w:type="dxa" w:w="110"/>
-              <w:bottom w:type="dxa" w:w="50"/>
-              <w:right w:type="dxa" w:w="110"/>
-            </w:tcMar>
-          </w:tcPr>
-          <w:p>
-            <w:pPr>
-              <w:spacing w:before="28" w:after="28"/>
-            </w:pPr>
-            <w:r>
-              <w:rPr>
-                <w:sz w:val="15"/>
-                <w:szCs w:val="15"/>
-              </w:rPr>
-              <w:t xml:space="preserve">Triple-entry accounting</w:t>
-            </w:r>
-          </w:p>
-        </w:tc>
-        <w:tc>
-          <w:tcPr>
-            <w:tcW w:type="pct" w:w="2200"/>
-            <w:shd w:fill="FBFAF6" w:val="clear"/>
-            <w:tcMar>
-              <w:top w:type="dxa" w:w="50"/>
-              <w:left w:type="dxa" w:w="110"/>
-              <w:bottom w:type="dxa" w:w="50"/>
-              <w:right w:type="dxa" w:w="110"/>
-            </w:tcMar>
-          </w:tcPr>
-          <w:p>
-            <w:pPr>
-              <w:spacing w:before="28" w:after="28"/>
-            </w:pPr>
-            <w:r>
-              <w:rPr>
-                <w:sz w:val="15"/>
-                <w:szCs w:val="15"/>
-              </w:rPr>
-              <w:t xml:space="preserve">A proposal that a shared ledger entry replaces two sets of books</w:t>
-            </w:r>
-          </w:p>
-        </w:tc>
-        <w:tc>
-          <w:tcPr>
-            <w:tcW w:type="pct" w:w="2042"/>
-            <w:shd w:fill="FFFFFF" w:val="clear"/>
-            <w:tcMar>
-              <w:top w:type="dxa" w:w="50"/>
-              <w:left w:type="dxa" w:w="110"/>
-              <w:bottom w:type="dxa" w:w="50"/>
-              <w:right w:type="dxa" w:w="110"/>
-            </w:tcMar>
-          </w:tcPr>
-          <w:p>
-            <w:pPr>
-              <w:spacing w:before="46" w:after="46"/>
-            </w:pPr>
-            <w:r>
-              <w:rPr>
-                <w:b/>
-                <w:bCs/>
-                <w:color w:val="8186EF"/>
-                <w:sz w:val="14"/>
-                <w:szCs w:val="14"/>
-              </w:rPr>
-              <w:t xml:space="preserve">(9)</w:t>
-            </w:r>
-          </w:p>
-        </w:tc>
-      </w:tr>
-    </w:tbl>
-    <w:p/>
-    <w:tbl>
-      <w:tblPr>
-        <w:tblW w:type="pct" w:w="100%"/>
-        <w:tblLayout w:type="fixed"/>
-        <w:tblBorders>
-          <w:top w:val="single" w:color="FBFAF6" w:sz="4"/>
-          <w:left w:val="single" w:color="FBFAF6" w:sz="4"/>
-          <w:bottom w:val="single" w:color="FBFAF6" w:sz="4"/>
-          <w:right w:val="single" w:color="FBFAF6" w:sz="4"/>
-          <w:insideH w:val="single" w:color="FBFAF6" w:sz="4"/>
-          <w:insideV w:val="single" w:color="FBFAF6" w:sz="4"/>
-        </w:tblBorders>
-      </w:tblPr>
-      <w:tblGrid>
-        <w:gridCol w:w="9600"/>
-      </w:tblGrid>
-      <w:tr>
-        <w:tc>
-          <w:tcPr>
-            <w:tcW w:type="pct" w:w="5000"/>
-            <w:shd w:fill="FBFAF6" w:val="clear"/>
-            <w:tcMar>
-              <w:top w:type="dxa" w:w="40"/>
-              <w:left w:type="dxa" w:w="100"/>
-              <w:bottom w:type="dxa" w:w="40"/>
-              <w:right w:type="dxa" w:w="100"/>
-            </w:tcMar>
-          </w:tcPr>
-          <w:p>
-            <w:pPr>
-              <w:spacing w:before="18" w:after="6"/>
-            </w:pPr>
-            <w:r>
-              <w:rPr>
-                <w:b/>
-                <w:bCs/>
-                <w:color w:val="6B7280"/>
-                <w:sz w:val="14"/>
-                <w:szCs w:val="14"/>
-              </w:rPr>
-              <w:t xml:space="preserve">word list</w:t>
-            </w:r>
-          </w:p>
-          <w:p>
-            <w:pPr>
-              <w:spacing w:before="0" w:after="18"/>
-            </w:pPr>
-            <w:r>
-              <w:rPr>
-                <w:b/>
-                <w:bCs/>
-                <w:color w:val="353A7C"/>
-                <w:sz w:val="16"/>
-                <w:szCs w:val="16"/>
-              </w:rPr>
-              <w:t xml:space="preserve">conditions   ·   Recognised by no standard-setter   ·   Accounting   ·   membership   ·   business process analysis   ·   cryptographically</w:t>
+              <w:t xml:space="preserve">triple-entry   ·   conditions   ·   cryptographically   ·   contract   ·   participants</w:t>
             </w:r>
           </w:p>
         </w:tc>
@@ -9380,7 +7449,7 @@
           <w:sz w:val="16"/>
           <w:szCs w:val="16"/>
         </w:rPr>
-        <w:t xml:space="preserve">      gaps 10–20</w:t>
+        <w:t xml:space="preserve">      gaps 5–15</w:t>
       </w:r>
     </w:p>
     <w:p>
@@ -9403,7 +7472,7 @@
           <w:sz w:val="15"/>
           <w:szCs w:val="15"/>
         </w:rPr>
-        <w:t xml:space="preserve"> (10) </w:t>
+        <w:t xml:space="preserve"> (5) </w:t>
       </w:r>
       <w:r>
         <w:rPr>
@@ -9435,7 +7504,7 @@
           <w:sz w:val="15"/>
           <w:szCs w:val="15"/>
         </w:rPr>
-        <w:t xml:space="preserve"> (11) </w:t>
+        <w:t xml:space="preserve"> (6) </w:t>
       </w:r>
       <w:r>
         <w:rPr>
@@ -9474,7 +7543,7 @@
           <w:sz w:val="15"/>
           <w:szCs w:val="15"/>
         </w:rPr>
-        <w:t xml:space="preserve"> (12) </w:t>
+        <w:t xml:space="preserve"> (7) </w:t>
       </w:r>
       <w:r>
         <w:rPr>
@@ -9513,7 +7582,7 @@
           <w:sz w:val="15"/>
           <w:szCs w:val="15"/>
         </w:rPr>
-        <w:t xml:space="preserve"> (13) </w:t>
+        <w:t xml:space="preserve"> (8) </w:t>
       </w:r>
       <w:r>
         <w:rPr>
@@ -9545,7 +7614,7 @@
           <w:sz w:val="15"/>
           <w:szCs w:val="15"/>
         </w:rPr>
-        <w:t xml:space="preserve"> (14) </w:t>
+        <w:t xml:space="preserve"> (9) </w:t>
       </w:r>
       <w:r>
         <w:rPr>
@@ -9584,7 +7653,7 @@
           <w:sz w:val="15"/>
           <w:szCs w:val="15"/>
         </w:rPr>
-        <w:t xml:space="preserve"> (15) </w:t>
+        <w:t xml:space="preserve"> (10) </w:t>
       </w:r>
       <w:r>
         <w:rPr>
@@ -9616,7 +7685,7 @@
           <w:sz w:val="15"/>
           <w:szCs w:val="15"/>
         </w:rPr>
-        <w:t xml:space="preserve"> (16) </w:t>
+        <w:t xml:space="preserve"> (11) </w:t>
       </w:r>
       <w:r>
         <w:rPr>
@@ -9655,7 +7724,7 @@
           <w:sz w:val="15"/>
           <w:szCs w:val="15"/>
         </w:rPr>
-        <w:t xml:space="preserve"> (17) </w:t>
+        <w:t xml:space="preserve"> (12) </w:t>
       </w:r>
       <w:r>
         <w:rPr>
@@ -9687,7 +7756,7 @@
           <w:sz w:val="15"/>
           <w:szCs w:val="15"/>
         </w:rPr>
-        <w:t xml:space="preserve"> (18) </w:t>
+        <w:t xml:space="preserve"> (13) </w:t>
       </w:r>
       <w:r>
         <w:rPr>
@@ -9726,7 +7795,7 @@
           <w:sz w:val="15"/>
           <w:szCs w:val="15"/>
         </w:rPr>
-        <w:t xml:space="preserve"> (19) </w:t>
+        <w:t xml:space="preserve"> (14) </w:t>
       </w:r>
       <w:r>
         <w:rPr>
@@ -9758,7 +7827,7 @@
           <w:sz w:val="15"/>
           <w:szCs w:val="15"/>
         </w:rPr>
-        <w:t xml:space="preserve"> (20) </w:t>
+        <w:t xml:space="preserve"> (15) </w:t>
       </w:r>
       <w:r>
         <w:rPr>
@@ -9852,7 +7921,7 @@
                 <w:sz w:val="16"/>
                 <w:szCs w:val="16"/>
               </w:rPr>
-              <w:t xml:space="preserve">replace   ·   predicted   ·   happen   ·   securities   ·   stablecoin   ·   realistic   ·   predictions   ·   technology   ·   materialise   ·   applications   ·   triple-entry   ·   standard-setter</w:t>
+              <w:t xml:space="preserve">technology   ·   replace   ·   applications   ·   standard-setter   ·   predictions   ·   stablecoin   ·   happen   ·   realistic   ·   blockchain   ·   triple-entry   ·   materialise   ·   predicted</w:t>
             </w:r>
           </w:p>
         </w:tc>
@@ -9896,7 +7965,7 @@
           <w:sz w:val="15"/>
           <w:szCs w:val="15"/>
         </w:rPr>
-        <w:t xml:space="preserve">Each term sits against what it means.</w:t>
+        <w:t xml:space="preserve">Each term sits against what it means, and an instance of it.</w:t>
       </w:r>
     </w:p>
     <w:p>
@@ -9907,7 +7976,7 @@
       <w:r>
         <w:drawing>
           <wp:inline distT="0" distB="0" distL="0" distR="0">
-            <wp:extent cx="5734050" cy="2308700"/>
+            <wp:extent cx="5734050" cy="4421250"/>
             <wp:effectExtent t="0" r="0" b="0" l="0"/>
             <wp:docPr id="1" name="" descr="" title=""/>
             <wp:cNvGraphicFramePr>
@@ -9923,7 +7992,7 @@
                     </pic:cNvPicPr>
                   </pic:nvPicPr>
                   <pic:blipFill>
-                    <a:blip r:embed="rId106" cstate="none"/>
+                    <a:blip r:embed="rId105" cstate="none"/>
                     <a:srcRect/>
                     <a:stretch>
                       <a:fillRect/>
@@ -9932,7 +8001,7 @@
                   <pic:spPr bwMode="auto">
                     <a:xfrm>
                       <a:off x="0" y="0"/>
-                      <a:ext cx="5734050" cy="2308700"/>
+                      <a:ext cx="5734050" cy="4421250"/>
                     </a:xfrm>
                     <a:prstGeom prst="rect">
                       <a:avLst/>
@@ -10000,7 +8069,7 @@
                 <w:sz w:val="16"/>
                 <w:szCs w:val="16"/>
               </w:rPr>
-              <w:t xml:space="preserve">smart contract   ·   blockchain   ·   conceptual design</w:t>
+              <w:t xml:space="preserve">Smart contract   ·   Blockchain   ·   Triple-entry accounting   ·   What did materialise</w:t>
             </w:r>
           </w:p>
         </w:tc>
@@ -10359,7 +8428,7 @@
                 <w:sz w:val="16"/>
                 <w:szCs w:val="16"/>
               </w:rPr>
-              <w:t xml:space="preserve">blockchain</w:t>
+              <w:t xml:space="preserve">cryptographically</w:t>
             </w:r>
           </w:p>
         </w:tc>
@@ -10385,14 +8454,14 @@
                 <w:sz w:val="16"/>
                 <w:szCs w:val="16"/>
               </w:rPr>
-              <w:t xml:space="preserve">12  </w:t>
-            </w:r>
-            <w:r>
-              <w:rPr>
-                <w:sz w:val="16"/>
-                <w:szCs w:val="16"/>
-              </w:rPr>
-              <w:t xml:space="preserve">happen</w:t>
+              <w:t xml:space="preserve">10  </w:t>
+            </w:r>
+            <w:r>
+              <w:rPr>
+                <w:sz w:val="16"/>
+                <w:szCs w:val="16"/>
+              </w:rPr>
+              <w:t xml:space="preserve">materialise</w:t>
             </w:r>
           </w:p>
         </w:tc>
@@ -10427,7 +8496,7 @@
                 <w:sz w:val="16"/>
                 <w:szCs w:val="16"/>
               </w:rPr>
-              <w:t xml:space="preserve">cryptographically</w:t>
+              <w:t xml:space="preserve">participants</w:t>
             </w:r>
           </w:p>
         </w:tc>
@@ -10453,14 +8522,14 @@
                 <w:sz w:val="16"/>
                 <w:szCs w:val="16"/>
               </w:rPr>
-              <w:t xml:space="preserve">13  </w:t>
-            </w:r>
-            <w:r>
-              <w:rPr>
-                <w:sz w:val="16"/>
-                <w:szCs w:val="16"/>
-              </w:rPr>
-              <w:t xml:space="preserve">standard-setter</w:t>
+              <w:t xml:space="preserve">11  </w:t>
+            </w:r>
+            <w:r>
+              <w:rPr>
+                <w:sz w:val="16"/>
+                <w:szCs w:val="16"/>
+              </w:rPr>
+              <w:t xml:space="preserve">stablecoin</w:t>
             </w:r>
           </w:p>
         </w:tc>
@@ -10521,14 +8590,14 @@
                 <w:sz w:val="16"/>
                 <w:szCs w:val="16"/>
               </w:rPr>
-              <w:t xml:space="preserve">14  </w:t>
-            </w:r>
-            <w:r>
-              <w:rPr>
-                <w:sz w:val="16"/>
-                <w:szCs w:val="16"/>
-              </w:rPr>
-              <w:t xml:space="preserve">triple-entry</w:t>
+              <w:t xml:space="preserve">12  </w:t>
+            </w:r>
+            <w:r>
+              <w:rPr>
+                <w:sz w:val="16"/>
+                <w:szCs w:val="16"/>
+              </w:rPr>
+              <w:t xml:space="preserve">technology</w:t>
             </w:r>
           </w:p>
         </w:tc>
@@ -10589,14 +8658,14 @@
                 <w:sz w:val="16"/>
                 <w:szCs w:val="16"/>
               </w:rPr>
-              <w:t xml:space="preserve">15  </w:t>
-            </w:r>
-            <w:r>
-              <w:rPr>
-                <w:sz w:val="16"/>
-                <w:szCs w:val="16"/>
-              </w:rPr>
-              <w:t xml:space="preserve">materialise</w:t>
+              <w:t xml:space="preserve">13  </w:t>
+            </w:r>
+            <w:r>
+              <w:rPr>
+                <w:sz w:val="16"/>
+                <w:szCs w:val="16"/>
+              </w:rPr>
+              <w:t xml:space="preserve">predictions</w:t>
             </w:r>
           </w:p>
         </w:tc>
@@ -10631,7 +8700,7 @@
                 <w:sz w:val="16"/>
                 <w:szCs w:val="16"/>
               </w:rPr>
-              <w:t xml:space="preserve">cryptographically</w:t>
+              <w:t xml:space="preserve">predicted</w:t>
             </w:r>
           </w:p>
         </w:tc>
@@ -10657,14 +8726,14 @@
                 <w:sz w:val="16"/>
                 <w:szCs w:val="16"/>
               </w:rPr>
-              <w:t xml:space="preserve">16  </w:t>
-            </w:r>
-            <w:r>
-              <w:rPr>
-                <w:sz w:val="16"/>
-                <w:szCs w:val="16"/>
-              </w:rPr>
-              <w:t xml:space="preserve">stablecoin</w:t>
+              <w:t xml:space="preserve">14  </w:t>
+            </w:r>
+            <w:r>
+              <w:rPr>
+                <w:sz w:val="16"/>
+                <w:szCs w:val="16"/>
+              </w:rPr>
+              <w:t xml:space="preserve">applications</w:t>
             </w:r>
           </w:p>
         </w:tc>
@@ -10699,7 +8768,7 @@
                 <w:sz w:val="16"/>
                 <w:szCs w:val="16"/>
               </w:rPr>
-              <w:t xml:space="preserve">membership</w:t>
+              <w:t xml:space="preserve">replace</w:t>
             </w:r>
           </w:p>
         </w:tc>
@@ -10725,14 +8794,14 @@
                 <w:sz w:val="16"/>
                 <w:szCs w:val="16"/>
               </w:rPr>
-              <w:t xml:space="preserve">17  </w:t>
-            </w:r>
-            <w:r>
-              <w:rPr>
-                <w:sz w:val="16"/>
-                <w:szCs w:val="16"/>
-              </w:rPr>
-              <w:t xml:space="preserve">technology</w:t>
+              <w:t xml:space="preserve">15  </w:t>
+            </w:r>
+            <w:r>
+              <w:rPr>
+                <w:sz w:val="16"/>
+                <w:szCs w:val="16"/>
+              </w:rPr>
+              <w:t xml:space="preserve">realistic</w:t>
             </w:r>
           </w:p>
         </w:tc>
@@ -10767,7 +8836,7 @@
                 <w:sz w:val="16"/>
                 <w:szCs w:val="16"/>
               </w:rPr>
-              <w:t xml:space="preserve">conditions</w:t>
+              <w:t xml:space="preserve">happen</w:t>
             </w:r>
           </w:p>
         </w:tc>
@@ -10793,14 +8862,14 @@
                 <w:sz w:val="16"/>
                 <w:szCs w:val="16"/>
               </w:rPr>
-              <w:t xml:space="preserve">18  </w:t>
-            </w:r>
-            <w:r>
-              <w:rPr>
-                <w:sz w:val="16"/>
-                <w:szCs w:val="16"/>
-              </w:rPr>
-              <w:t xml:space="preserve">predictions</w:t>
+              <w:t xml:space="preserve">16  </w:t>
+            </w:r>
+            <w:r>
+              <w:rPr>
+                <w:sz w:val="16"/>
+                <w:szCs w:val="16"/>
+              </w:rPr>
+              <w:t xml:space="preserve">Blockchain</w:t>
             </w:r>
           </w:p>
         </w:tc>
@@ -10835,7 +8904,7 @@
                 <w:sz w:val="16"/>
                 <w:szCs w:val="16"/>
               </w:rPr>
-              <w:t xml:space="preserve">Accounting</w:t>
+              <w:t xml:space="preserve">standard-setter</w:t>
             </w:r>
           </w:p>
         </w:tc>
@@ -10861,14 +8930,14 @@
                 <w:sz w:val="16"/>
                 <w:szCs w:val="16"/>
               </w:rPr>
-              <w:t xml:space="preserve">19  </w:t>
-            </w:r>
-            <w:r>
-              <w:rPr>
-                <w:sz w:val="16"/>
-                <w:szCs w:val="16"/>
-              </w:rPr>
-              <w:t xml:space="preserve">applications</w:t>
+              <w:t xml:space="preserve">17  </w:t>
+            </w:r>
+            <w:r>
+              <w:rPr>
+                <w:sz w:val="16"/>
+                <w:szCs w:val="16"/>
+              </w:rPr>
+              <w:t xml:space="preserve">What did materialise</w:t>
             </w:r>
           </w:p>
         </w:tc>
@@ -10903,7 +8972,7 @@
                 <w:sz w:val="16"/>
                 <w:szCs w:val="16"/>
               </w:rPr>
-              <w:t xml:space="preserve">Recognised by no standard-setter</w:t>
+              <w:t xml:space="preserve">triple-entry</w:t>
             </w:r>
           </w:p>
         </w:tc>
@@ -10929,150 +8998,14 @@
                 <w:sz w:val="16"/>
                 <w:szCs w:val="16"/>
               </w:rPr>
-              <w:t xml:space="preserve">20  </w:t>
-            </w:r>
-            <w:r>
-              <w:rPr>
-                <w:sz w:val="16"/>
-                <w:szCs w:val="16"/>
-              </w:rPr>
-              <w:t xml:space="preserve">realistic</w:t>
-            </w:r>
-          </w:p>
-        </w:tc>
-      </w:tr>
-      <w:tr>
-        <w:tc>
-          <w:tcPr>
-            <w:tcW w:type="pct" w:w="2500"/>
-            <w:tcMar>
-              <w:top w:type="dxa" w:w="20"/>
-              <w:left w:type="dxa" w:w="80"/>
-              <w:bottom w:type="dxa" w:w="20"/>
-              <w:right w:type="dxa" w:w="80"/>
-            </w:tcMar>
-          </w:tcPr>
-          <w:p>
-            <w:pPr>
-              <w:spacing w:before="12" w:after="12"/>
-            </w:pPr>
-            <w:r>
-              <w:rPr>
-                <w:b/>
-                <w:bCs/>
-                <w:color w:val="8186EF"/>
-                <w:sz w:val="16"/>
-                <w:szCs w:val="16"/>
-              </w:rPr>
-              <w:t xml:space="preserve">10  </w:t>
-            </w:r>
-            <w:r>
-              <w:rPr>
-                <w:sz w:val="16"/>
-                <w:szCs w:val="16"/>
-              </w:rPr>
-              <w:t xml:space="preserve">predicted</w:t>
-            </w:r>
-          </w:p>
-        </w:tc>
-        <w:tc>
-          <w:tcPr>
-            <w:tcW w:type="pct" w:w="2500"/>
-            <w:tcMar>
-              <w:top w:type="dxa" w:w="20"/>
-              <w:left w:type="dxa" w:w="80"/>
-              <w:bottom w:type="dxa" w:w="20"/>
-              <w:right w:type="dxa" w:w="80"/>
-            </w:tcMar>
-          </w:tcPr>
-          <w:p>
-            <w:pPr>
-              <w:spacing w:before="12" w:after="12"/>
-            </w:pPr>
-            <w:r>
-              <w:rPr>
-                <w:b/>
-                <w:bCs/>
-                <w:color w:val="8186EF"/>
-                <w:sz w:val="16"/>
-                <w:szCs w:val="16"/>
-              </w:rPr>
-              <w:t xml:space="preserve">21  </w:t>
-            </w:r>
-            <w:r>
-              <w:rPr>
-                <w:sz w:val="16"/>
-                <w:szCs w:val="16"/>
-              </w:rPr>
-              <w:t xml:space="preserve">blockchain</w:t>
-            </w:r>
-          </w:p>
-        </w:tc>
-      </w:tr>
-      <w:tr>
-        <w:tc>
-          <w:tcPr>
-            <w:tcW w:type="pct" w:w="2500"/>
-            <w:tcMar>
-              <w:top w:type="dxa" w:w="20"/>
-              <w:left w:type="dxa" w:w="80"/>
-              <w:bottom w:type="dxa" w:w="20"/>
-              <w:right w:type="dxa" w:w="80"/>
-            </w:tcMar>
-          </w:tcPr>
-          <w:p>
-            <w:pPr>
-              <w:spacing w:before="12" w:after="12"/>
-            </w:pPr>
-            <w:r>
-              <w:rPr>
-                <w:b/>
-                <w:bCs/>
-                <w:color w:val="8186EF"/>
-                <w:sz w:val="16"/>
-                <w:szCs w:val="16"/>
-              </w:rPr>
-              <w:t xml:space="preserve">11  </w:t>
-            </w:r>
-            <w:r>
-              <w:rPr>
-                <w:sz w:val="16"/>
-                <w:szCs w:val="16"/>
-              </w:rPr>
-              <w:t xml:space="preserve">replace</w:t>
-            </w:r>
-          </w:p>
-        </w:tc>
-        <w:tc>
-          <w:tcPr>
-            <w:tcW w:type="pct" w:w="2500"/>
-            <w:tcMar>
-              <w:top w:type="dxa" w:w="20"/>
-              <w:left w:type="dxa" w:w="80"/>
-              <w:bottom w:type="dxa" w:w="20"/>
-              <w:right w:type="dxa" w:w="80"/>
-            </w:tcMar>
-          </w:tcPr>
-          <w:p>
-            <w:pPr>
-              <w:spacing w:before="12" w:after="12"/>
-            </w:pPr>
-            <w:r>
-              <w:rPr>
-                <w:b/>
-                <w:bCs/>
-                <w:color w:val="8186EF"/>
-                <w:sz w:val="16"/>
-                <w:szCs w:val="16"/>
-              </w:rPr>
-              <w:t xml:space="preserve">22  </w:t>
-            </w:r>
-            <w:r>
-              <w:rPr>
-                <w:sz w:val="16"/>
-                <w:szCs w:val="16"/>
-              </w:rPr>
-              <w:t xml:space="preserve">smart contract</w:t>
+              <w:t xml:space="preserve">18  </w:t>
+            </w:r>
+            <w:r>
+              <w:rPr>
+                <w:sz w:val="16"/>
+                <w:szCs w:val="16"/>
+              </w:rPr>
+              <w:t xml:space="preserve">Triple-entry accounting</w:t>
             </w:r>
           </w:p>
         </w:tc>
@@ -11259,7 +9192,7 @@
           <w:sz w:val="19"/>
           <w:szCs w:val="19"/>
         </w:rPr>
-        <w:t xml:space="preserve">F.3.d asks you to evaluate where a </w:t>
+        <w:t xml:space="preserve">F.3.d asks you to </w:t>
       </w:r>
       <w:r>
         <w:rPr>
@@ -11277,7 +9210,7 @@
           <w:sz w:val="19"/>
           <w:szCs w:val="19"/>
         </w:rPr>
-        <w:t xml:space="preserve">            </w:t>
+        <w:t xml:space="preserve">           </w:t>
       </w:r>
       <w:r>
         <w:rPr>
@@ -11291,7 +9224,7 @@
           <w:sz w:val="19"/>
           <w:szCs w:val="19"/>
         </w:rPr>
-        <w:t xml:space="preserve"> would improve the </w:t>
+        <w:t xml:space="preserve"> where a technology would improve the </w:t>
       </w:r>
       <w:r>
         <w:rPr>
@@ -11614,7 +9547,7 @@
           <w:sz w:val="19"/>
           <w:szCs w:val="19"/>
         </w:rPr>
-        <w:t xml:space="preserve"> speed and accuracy, and it creates one new </w:t>
+        <w:t xml:space="preserve"> speed and accuracy, and it creates one new requirement: the robot needs its own </w:t>
       </w:r>
       <w:r>
         <w:rPr>
@@ -11632,7 +9565,7 @@
           <w:sz w:val="19"/>
           <w:szCs w:val="19"/>
         </w:rPr>
-        <w:t xml:space="preserve">             </w:t>
+        <w:t xml:space="preserve">           </w:t>
       </w:r>
       <w:r>
         <w:rPr>
@@ -11646,7 +9579,7 @@
           <w:sz w:val="19"/>
           <w:szCs w:val="19"/>
         </w:rPr>
-        <w:t xml:space="preserve">: the robot needs its own identity and must not also approve payment. </w:t>
+        <w:t xml:space="preserve"> and must not also approve payment. </w:t>
       </w:r>
       <w:r>
         <w:rPr>
@@ -11764,7 +9697,7 @@
                 <w:sz w:val="16"/>
                 <w:szCs w:val="16"/>
               </w:rPr>
-              <w:t xml:space="preserve">improves   ·   processing   ·   technology   ·   Accounts   ·   accepting   ·   matching   ·   competitive   ·   questions   ·   structured   ·   requirement   ·   rule-based   ·   judges   ·   blockchain</w:t>
+              <w:t xml:space="preserve">improves   ·   processing   ·   evaluate   ·   Accounts   ·   accepting   ·   matching   ·   competitive   ·   questions   ·   structured   ·   identity   ·   rule-based   ·   judges   ·   blockchain</w:t>
             </w:r>
           </w:p>
         </w:tc>
@@ -11946,7 +9879,14 @@
           <w:sz w:val="19"/>
           <w:szCs w:val="19"/>
         </w:rPr>
-        <w:t xml:space="preserve">Refuse: it </w:t>
+        <w:t xml:space="preserve">Refuse: it answers a problem the company does not have. </w:t>
+      </w:r>
+      <w:r>
+        <w:rPr>
+          <w:sz w:val="19"/>
+          <w:szCs w:val="19"/>
+        </w:rPr>
+        <w:t xml:space="preserve">The close takes </w:t>
       </w:r>
       <w:r>
         <w:rPr>
@@ -11978,14 +9918,7 @@
           <w:sz w:val="19"/>
           <w:szCs w:val="19"/>
         </w:rPr>
-        <w:t xml:space="preserve"> a problem the company does not have. </w:t>
-      </w:r>
-      <w:r>
-        <w:rPr>
-          <w:sz w:val="19"/>
-          <w:szCs w:val="19"/>
-        </w:rPr>
-        <w:t xml:space="preserve">The close takes </w:t>
+        <w:t xml:space="preserve"> days, and the </w:t>
       </w:r>
       <w:r>
         <w:rPr>
@@ -12017,7 +9950,14 @@
           <w:sz w:val="19"/>
           <w:szCs w:val="19"/>
         </w:rPr>
-        <w:t xml:space="preserve"> days, and the </w:t>
+        <w:t xml:space="preserve"> is to automate it as it stands. </w:t>
+      </w:r>
+      <w:r>
+        <w:rPr>
+          <w:sz w:val="19"/>
+          <w:szCs w:val="19"/>
+        </w:rPr>
+        <w:t xml:space="preserve">The first question </w:t>
       </w:r>
       <w:r>
         <w:rPr>
@@ -12049,14 +9989,7 @@
           <w:sz w:val="19"/>
           <w:szCs w:val="19"/>
         </w:rPr>
-        <w:t xml:space="preserve"> is to automate it as it stands. </w:t>
-      </w:r>
-      <w:r>
-        <w:rPr>
-          <w:sz w:val="19"/>
-          <w:szCs w:val="19"/>
-        </w:rPr>
-        <w:t xml:space="preserve">The first </w:t>
+        <w:t xml:space="preserve"> it: the process includes two days </w:t>
       </w:r>
       <w:r>
         <w:rPr>
@@ -12074,7 +10007,7 @@
           <w:sz w:val="19"/>
           <w:szCs w:val="19"/>
         </w:rPr>
-        <w:t xml:space="preserve">           </w:t>
+        <w:t xml:space="preserve">             </w:t>
       </w:r>
       <w:r>
         <w:rPr>
@@ -12088,7 +10021,14 @@
           <w:sz w:val="19"/>
           <w:szCs w:val="19"/>
         </w:rPr>
-        <w:t xml:space="preserve"> defeats it: the process includes two days </w:t>
+        <w:t xml:space="preserve"> systems that the ERP has now merged, and a manual upload that no longer exists. </w:t>
+      </w:r>
+      <w:r>
+        <w:rPr>
+          <w:sz w:val="19"/>
+          <w:szCs w:val="19"/>
+        </w:rPr>
+        <w:t xml:space="preserve">Refuse for now, analyse the process, and automate what </w:t>
       </w:r>
       <w:r>
         <w:rPr>
@@ -12106,7 +10046,7 @@
           <w:sz w:val="19"/>
           <w:szCs w:val="19"/>
         </w:rPr>
-        <w:t xml:space="preserve">             </w:t>
+        <w:t xml:space="preserve">           </w:t>
       </w:r>
       <w:r>
         <w:rPr>
@@ -12120,14 +10060,7 @@
           <w:sz w:val="19"/>
           <w:szCs w:val="19"/>
         </w:rPr>
-        <w:t xml:space="preserve"> systems that the ERP has now merged, and a manual upload that no longer exists. </w:t>
-      </w:r>
-      <w:r>
-        <w:rPr>
-          <w:sz w:val="19"/>
-          <w:szCs w:val="19"/>
-        </w:rPr>
-        <w:t xml:space="preserve">Refuse for now, analyse the process, and automate what survives. </w:t>
+        <w:t xml:space="preserve">. </w:t>
       </w:r>
     </w:p>
     <w:tbl>
@@ -12185,7 +10118,7 @@
                 <w:sz w:val="16"/>
                 <w:szCs w:val="16"/>
               </w:rPr>
-              <w:t xml:space="preserve">tamper-evident   ·   reconciling   ·   undetected   ·   answers   ·   matching   ·   distrustful   ·   blockchain   ·   proposal   ·   question   ·   eleven</w:t>
+              <w:t xml:space="preserve">tamper-evident   ·   survives   ·   undetected   ·   eleven   ·   matching   ·   distrustful   ·   blockchain   ·   defeats   ·   reconciling   ·   proposal</w:t>
             </w:r>
           </w:p>
         </w:tc>
@@ -12252,6 +10185,558 @@
         <w:t xml:space="preserve">Complete the blank cells.</w:t>
       </w:r>
     </w:p>
+    <w:tbl>
+      <w:tblPr>
+        <w:tblW w:type="pct" w:w="100%"/>
+        <w:tblLayout w:type="fixed"/>
+        <w:tblBorders>
+          <w:top w:val="single" w:color="353A7C" w:sz="6"/>
+          <w:left w:val="single" w:color="353A7C" w:sz="6"/>
+          <w:bottom w:val="single" w:color="353A7C" w:sz="6"/>
+          <w:right w:val="single" w:color="353A7C" w:sz="6"/>
+          <w:insideH w:val="single" w:color="353A7C" w:sz="6"/>
+          <w:insideV w:val="single" w:color="353A7C" w:sz="6"/>
+        </w:tblBorders>
+      </w:tblPr>
+      <w:tblGrid>
+        <w:gridCol w:w="3614"/>
+        <w:gridCol w:w="1762"/>
+        <w:gridCol w:w="4224"/>
+      </w:tblGrid>
+      <w:tr>
+        <w:tc>
+          <w:tcPr>
+            <w:tcW w:type="pct" w:w="5000"/>
+            <w:gridSpan w:val="3"/>
+            <w:shd w:fill="353A7C" w:val="clear"/>
+            <w:tcMar>
+              <w:top w:type="dxa" w:w="60"/>
+              <w:left w:type="dxa" w:w="120"/>
+              <w:bottom w:type="dxa" w:w="60"/>
+              <w:right w:type="dxa" w:w="120"/>
+            </w:tcMar>
+          </w:tcPr>
+          <w:p>
+            <w:pPr>
+              <w:spacing w:before="40" w:after="40"/>
+            </w:pPr>
+            <w:r>
+              <w:rPr>
+                <w:b/>
+                <w:bCs/>
+                <w:color w:val="FFFFFF"/>
+                <w:sz w:val="17"/>
+                <w:szCs w:val="17"/>
+              </w:rPr>
+              <w:t xml:space="preserve">Your turn: name four stages (complete the blanks)</w:t>
+            </w:r>
+          </w:p>
+        </w:tc>
+      </w:tr>
+      <w:tr>
+        <w:tc>
+          <w:tcPr>
+            <w:tcW w:type="pct" w:w="1882"/>
+            <w:shd w:fill="353A7C" w:val="clear"/>
+            <w:tcMar>
+              <w:top w:type="dxa" w:w="50"/>
+              <w:left w:type="dxa" w:w="110"/>
+              <w:bottom w:type="dxa" w:w="50"/>
+              <w:right w:type="dxa" w:w="110"/>
+            </w:tcMar>
+          </w:tcPr>
+          <w:p>
+            <w:pPr>
+              <w:spacing w:before="30" w:after="30"/>
+            </w:pPr>
+            <w:r>
+              <w:rPr>
+                <w:b/>
+                <w:bCs/>
+                <w:color w:val="FFFFFF"/>
+                <w:sz w:val="15"/>
+                <w:szCs w:val="15"/>
+              </w:rPr>
+              <w:t xml:space="preserve">The activity</w:t>
+            </w:r>
+          </w:p>
+        </w:tc>
+        <w:tc>
+          <w:tcPr>
+            <w:tcW w:type="pct" w:w="918"/>
+            <w:shd w:fill="353A7C" w:val="clear"/>
+            <w:tcMar>
+              <w:top w:type="dxa" w:w="50"/>
+              <w:left w:type="dxa" w:w="110"/>
+              <w:bottom w:type="dxa" w:w="50"/>
+              <w:right w:type="dxa" w:w="110"/>
+            </w:tcMar>
+          </w:tcPr>
+          <w:p>
+            <w:pPr>
+              <w:spacing w:before="30" w:after="30"/>
+            </w:pPr>
+            <w:r>
+              <w:rPr>
+                <w:b/>
+                <w:bCs/>
+                <w:color w:val="FFFFFF"/>
+                <w:sz w:val="15"/>
+                <w:szCs w:val="15"/>
+              </w:rPr>
+              <w:t xml:space="preserve">Which stage?</w:t>
+            </w:r>
+          </w:p>
+        </w:tc>
+        <w:tc>
+          <w:tcPr>
+            <w:tcW w:type="pct" w:w="2200"/>
+            <w:shd w:fill="353A7C" w:val="clear"/>
+            <w:tcMar>
+              <w:top w:type="dxa" w:w="50"/>
+              <w:left w:type="dxa" w:w="110"/>
+              <w:bottom w:type="dxa" w:w="50"/>
+              <w:right w:type="dxa" w:w="110"/>
+            </w:tcMar>
+          </w:tcPr>
+          <w:p>
+            <w:pPr>
+              <w:spacing w:before="30" w:after="30"/>
+            </w:pPr>
+            <w:r>
+              <w:rPr>
+                <w:b/>
+                <w:bCs/>
+                <w:color w:val="FFFFFF"/>
+                <w:sz w:val="15"/>
+                <w:szCs w:val="15"/>
+              </w:rPr>
+              <w:t xml:space="preserve">Why</w:t>
+            </w:r>
+          </w:p>
+        </w:tc>
+      </w:tr>
+      <w:tr>
+        <w:tc>
+          <w:tcPr>
+            <w:tcW w:type="pct" w:w="1882"/>
+            <w:tcMar>
+              <w:top w:type="dxa" w:w="50"/>
+              <w:left w:type="dxa" w:w="110"/>
+              <w:bottom w:type="dxa" w:w="50"/>
+              <w:right w:type="dxa" w:w="110"/>
+            </w:tcMar>
+          </w:tcPr>
+          <w:p>
+            <w:pPr>
+              <w:spacing w:before="28" w:after="28"/>
+            </w:pPr>
+            <w:r>
+              <w:rPr>
+                <w:sz w:val="15"/>
+                <w:szCs w:val="15"/>
+              </w:rPr>
+              <w:t xml:space="preserve">What does the business need, and what happens now?</w:t>
+            </w:r>
+          </w:p>
+        </w:tc>
+        <w:tc>
+          <w:tcPr>
+            <w:tcW w:type="pct" w:w="918"/>
+            <w:tcMar>
+              <w:top w:type="dxa" w:w="50"/>
+              <w:left w:type="dxa" w:w="110"/>
+              <w:bottom w:type="dxa" w:w="50"/>
+              <w:right w:type="dxa" w:w="110"/>
+            </w:tcMar>
+          </w:tcPr>
+          <w:p>
+            <w:pPr>
+              <w:spacing w:before="28" w:after="28"/>
+            </w:pPr>
+            <w:r>
+              <w:rPr>
+                <w:sz w:val="15"/>
+                <w:szCs w:val="15"/>
+              </w:rPr>
+              <w:t xml:space="preserve">Systems analysis</w:t>
+            </w:r>
+          </w:p>
+        </w:tc>
+        <w:tc>
+          <w:tcPr>
+            <w:tcW w:type="pct" w:w="2200"/>
+            <w:tcMar>
+              <w:top w:type="dxa" w:w="50"/>
+              <w:left w:type="dxa" w:w="110"/>
+              <w:bottom w:type="dxa" w:w="50"/>
+              <w:right w:type="dxa" w:w="110"/>
+            </w:tcMar>
+          </w:tcPr>
+          <w:p>
+            <w:pPr>
+              <w:spacing w:before="28" w:after="28"/>
+            </w:pPr>
+            <w:r>
+              <w:rPr>
+                <w:sz w:val="15"/>
+                <w:szCs w:val="15"/>
+              </w:rPr>
+              <w:t xml:space="preserve">It </w:t>
+            </w:r>
+            <w:r>
+              <w:rPr>
+                <w:b/>
+                <w:bCs/>
+                <w:color w:val="8186EF"/>
+                <w:sz w:val="14"/>
+                <w:szCs w:val="14"/>
+              </w:rPr>
+              <w:t xml:space="preserve"> (22) </w:t>
+            </w:r>
+            <w:r>
+              <w:rPr>
+                <w:u w:val="single"/>
+                <w:sz w:val="15"/>
+                <w:szCs w:val="15"/>
+              </w:rPr>
+              <w:t xml:space="preserve">              </w:t>
+            </w:r>
+            <w:r>
+              <w:rPr>
+                <w:sz w:val="15"/>
+                <w:szCs w:val="15"/>
+              </w:rPr>
+              <w:t xml:space="preserve"> </w:t>
+            </w:r>
+            <w:r>
+              <w:rPr>
+                <w:sz w:val="15"/>
+                <w:szCs w:val="15"/>
+              </w:rPr>
+              <w:t xml:space="preserve"> the need and the current position before any design begins</w:t>
+            </w:r>
+          </w:p>
+        </w:tc>
+      </w:tr>
+      <w:tr>
+        <w:tc>
+          <w:tcPr>
+            <w:tcW w:type="pct" w:w="1882"/>
+            <w:shd w:fill="FBFAF6" w:val="clear"/>
+            <w:tcMar>
+              <w:top w:type="dxa" w:w="50"/>
+              <w:left w:type="dxa" w:w="110"/>
+              <w:bottom w:type="dxa" w:w="50"/>
+              <w:right w:type="dxa" w:w="110"/>
+            </w:tcMar>
+          </w:tcPr>
+          <w:p>
+            <w:pPr>
+              <w:spacing w:before="28" w:after="28"/>
+            </w:pPr>
+            <w:r>
+              <w:rPr>
+                <w:sz w:val="15"/>
+                <w:szCs w:val="15"/>
+              </w:rPr>
+              <w:t xml:space="preserve">Files, programs, screens and controls are specified</w:t>
+            </w:r>
+          </w:p>
+        </w:tc>
+        <w:tc>
+          <w:tcPr>
+            <w:tcW w:type="pct" w:w="918"/>
+            <w:shd w:fill="FBFAF6" w:val="clear"/>
+            <w:tcMar>
+              <w:top w:type="dxa" w:w="50"/>
+              <w:left w:type="dxa" w:w="110"/>
+              <w:bottom w:type="dxa" w:w="50"/>
+              <w:right w:type="dxa" w:w="110"/>
+            </w:tcMar>
+          </w:tcPr>
+          <w:p>
+            <w:pPr>
+              <w:spacing w:before="28" w:after="28"/>
+            </w:pPr>
+            <w:r>
+              <w:rPr>
+                <w:sz w:val="15"/>
+                <w:szCs w:val="15"/>
+              </w:rPr>
+              <w:t xml:space="preserve">Physical design</w:t>
+            </w:r>
+          </w:p>
+        </w:tc>
+        <w:tc>
+          <w:tcPr>
+            <w:tcW w:type="pct" w:w="2200"/>
+            <w:shd w:fill="FBFAF6" w:val="clear"/>
+            <w:tcMar>
+              <w:top w:type="dxa" w:w="50"/>
+              <w:left w:type="dxa" w:w="110"/>
+              <w:bottom w:type="dxa" w:w="50"/>
+              <w:right w:type="dxa" w:w="110"/>
+            </w:tcMar>
+          </w:tcPr>
+          <w:p>
+            <w:pPr>
+              <w:spacing w:before="28" w:after="28"/>
+            </w:pPr>
+            <w:r>
+              <w:rPr>
+                <w:sz w:val="15"/>
+                <w:szCs w:val="15"/>
+              </w:rPr>
+              <w:t xml:space="preserve">Physical design settles how the system will do what </w:t>
+            </w:r>
+            <w:r>
+              <w:rPr>
+                <w:b/>
+                <w:bCs/>
+                <w:color w:val="8186EF"/>
+                <w:sz w:val="14"/>
+                <w:szCs w:val="14"/>
+              </w:rPr>
+              <w:t xml:space="preserve"> (23) </w:t>
+            </w:r>
+            <w:r>
+              <w:rPr>
+                <w:u w:val="single"/>
+                <w:sz w:val="15"/>
+                <w:szCs w:val="15"/>
+              </w:rPr>
+              <w:t xml:space="preserve">              </w:t>
+            </w:r>
+            <w:r>
+              <w:rPr>
+                <w:sz w:val="15"/>
+                <w:szCs w:val="15"/>
+              </w:rPr>
+              <w:t xml:space="preserve"> </w:t>
+            </w:r>
+            <w:r>
+              <w:rPr>
+                <w:sz w:val="15"/>
+                <w:szCs w:val="15"/>
+              </w:rPr>
+              <w:t xml:space="preserve"> decided it should do</w:t>
+            </w:r>
+          </w:p>
+        </w:tc>
+      </w:tr>
+      <w:tr>
+        <w:tc>
+          <w:tcPr>
+            <w:tcW w:type="pct" w:w="1882"/>
+            <w:tcMar>
+              <w:top w:type="dxa" w:w="50"/>
+              <w:left w:type="dxa" w:w="110"/>
+              <w:bottom w:type="dxa" w:w="50"/>
+              <w:right w:type="dxa" w:w="110"/>
+            </w:tcMar>
+          </w:tcPr>
+          <w:p>
+            <w:pPr>
+              <w:spacing w:before="28" w:after="28"/>
+            </w:pPr>
+            <w:r>
+              <w:rPr>
+                <w:sz w:val="15"/>
+                <w:szCs w:val="15"/>
+              </w:rPr>
+              <w:t xml:space="preserve">Build, test, train and move the data</w:t>
+            </w:r>
+          </w:p>
+        </w:tc>
+        <w:tc>
+          <w:tcPr>
+            <w:tcW w:type="pct" w:w="918"/>
+            <w:tcMar>
+              <w:top w:type="dxa" w:w="50"/>
+              <w:left w:type="dxa" w:w="110"/>
+              <w:bottom w:type="dxa" w:w="50"/>
+              <w:right w:type="dxa" w:w="110"/>
+            </w:tcMar>
+          </w:tcPr>
+          <w:p>
+            <w:pPr>
+              <w:spacing w:before="28" w:after="28"/>
+            </w:pPr>
+            <w:r>
+              <w:rPr>
+                <w:sz w:val="15"/>
+                <w:szCs w:val="15"/>
+              </w:rPr>
+              <w:t xml:space="preserve">Implementation and conversion</w:t>
+            </w:r>
+          </w:p>
+        </w:tc>
+        <w:tc>
+          <w:tcPr>
+            <w:tcW w:type="pct" w:w="2200"/>
+            <w:tcMar>
+              <w:top w:type="dxa" w:w="50"/>
+              <w:left w:type="dxa" w:w="110"/>
+              <w:bottom w:type="dxa" w:w="50"/>
+              <w:right w:type="dxa" w:w="110"/>
+            </w:tcMar>
+          </w:tcPr>
+          <w:p>
+            <w:pPr>
+              <w:spacing w:before="28" w:after="28"/>
+            </w:pPr>
+            <w:r>
+              <w:rPr>
+                <w:sz w:val="15"/>
+                <w:szCs w:val="15"/>
+              </w:rPr>
+              <w:t xml:space="preserve">The point at which the system goes live</w:t>
+            </w:r>
+          </w:p>
+        </w:tc>
+      </w:tr>
+      <w:tr>
+        <w:tc>
+          <w:tcPr>
+            <w:tcW w:type="pct" w:w="1882"/>
+            <w:shd w:fill="FBFAF6" w:val="clear"/>
+            <w:tcMar>
+              <w:top w:type="dxa" w:w="50"/>
+              <w:left w:type="dxa" w:w="110"/>
+              <w:bottom w:type="dxa" w:w="50"/>
+              <w:right w:type="dxa" w:w="110"/>
+            </w:tcMar>
+          </w:tcPr>
+          <w:p>
+            <w:pPr>
+              <w:spacing w:before="28" w:after="28"/>
+            </w:pPr>
+            <w:r>
+              <w:rPr>
+                <w:sz w:val="15"/>
+                <w:szCs w:val="15"/>
+              </w:rPr>
+              <w:t xml:space="preserve">Run it and change it as the business changes</w:t>
+            </w:r>
+          </w:p>
+        </w:tc>
+        <w:tc>
+          <w:tcPr>
+            <w:tcW w:type="pct" w:w="918"/>
+            <w:shd w:fill="FFFFFF" w:val="clear"/>
+            <w:tcMar>
+              <w:top w:type="dxa" w:w="50"/>
+              <w:left w:type="dxa" w:w="110"/>
+              <w:bottom w:type="dxa" w:w="50"/>
+              <w:right w:type="dxa" w:w="110"/>
+            </w:tcMar>
+          </w:tcPr>
+          <w:p>
+            <w:pPr>
+              <w:spacing w:before="46" w:after="46"/>
+            </w:pPr>
+            <w:r>
+              <w:rPr>
+                <w:b/>
+                <w:bCs/>
+                <w:color w:val="8186EF"/>
+                <w:sz w:val="14"/>
+                <w:szCs w:val="14"/>
+              </w:rPr>
+              <w:t xml:space="preserve">(24)</w:t>
+            </w:r>
+          </w:p>
+        </w:tc>
+        <w:tc>
+          <w:tcPr>
+            <w:tcW w:type="pct" w:w="2200"/>
+            <w:shd w:fill="FBFAF6" w:val="clear"/>
+            <w:tcMar>
+              <w:top w:type="dxa" w:w="50"/>
+              <w:left w:type="dxa" w:w="110"/>
+              <w:bottom w:type="dxa" w:w="50"/>
+              <w:right w:type="dxa" w:w="110"/>
+            </w:tcMar>
+          </w:tcPr>
+          <w:p>
+            <w:pPr>
+              <w:spacing w:before="28" w:after="28"/>
+            </w:pPr>
+            <w:r>
+              <w:rPr>
+                <w:sz w:val="15"/>
+                <w:szCs w:val="15"/>
+              </w:rPr>
+              <w:t xml:space="preserve">And what it reveals feeds the next systems analysis</w:t>
+            </w:r>
+          </w:p>
+        </w:tc>
+      </w:tr>
+    </w:tbl>
+    <w:p/>
+    <w:tbl>
+      <w:tblPr>
+        <w:tblW w:type="pct" w:w="100%"/>
+        <w:tblLayout w:type="fixed"/>
+        <w:tblBorders>
+          <w:top w:val="single" w:color="FBFAF6" w:sz="4"/>
+          <w:left w:val="single" w:color="FBFAF6" w:sz="4"/>
+          <w:bottom w:val="single" w:color="FBFAF6" w:sz="4"/>
+          <w:right w:val="single" w:color="FBFAF6" w:sz="4"/>
+          <w:insideH w:val="single" w:color="FBFAF6" w:sz="4"/>
+          <w:insideV w:val="single" w:color="FBFAF6" w:sz="4"/>
+        </w:tblBorders>
+      </w:tblPr>
+      <w:tblGrid>
+        <w:gridCol w:w="9600"/>
+      </w:tblGrid>
+      <w:tr>
+        <w:tc>
+          <w:tcPr>
+            <w:tcW w:type="pct" w:w="5000"/>
+            <w:shd w:fill="FBFAF6" w:val="clear"/>
+            <w:tcMar>
+              <w:top w:type="dxa" w:w="40"/>
+              <w:left w:type="dxa" w:w="100"/>
+              <w:bottom w:type="dxa" w:w="40"/>
+              <w:right w:type="dxa" w:w="100"/>
+            </w:tcMar>
+          </w:tcPr>
+          <w:p>
+            <w:pPr>
+              <w:spacing w:before="18" w:after="6"/>
+            </w:pPr>
+            <w:r>
+              <w:rPr>
+                <w:b/>
+                <w:bCs/>
+                <w:color w:val="6B7280"/>
+                <w:sz w:val="14"/>
+                <w:szCs w:val="14"/>
+              </w:rPr>
+              <w:t xml:space="preserve">word list</w:t>
+            </w:r>
+          </w:p>
+          <w:p>
+            <w:pPr>
+              <w:spacing w:before="0" w:after="18"/>
+            </w:pPr>
+            <w:r>
+              <w:rPr>
+                <w:b/>
+                <w:bCs/>
+                <w:color w:val="353A7C"/>
+                <w:sz w:val="16"/>
+                <w:szCs w:val="16"/>
+              </w:rPr>
+              <w:t xml:space="preserve">Operations and maintenance   ·   Category   ·   establishes   ·   conceptual design</w:t>
+            </w:r>
+          </w:p>
+        </w:tc>
+      </w:tr>
+    </w:tbl>
+    <w:p/>
     <w:p>
       <w:pPr>
         <w:pageBreakBefore w:val="true"/>
@@ -12264,9 +10749,56 @@
         <w:t xml:space="preserve"> </w:t>
       </w:r>
     </w:p>
+    <w:tbl>
+      <w:tblPr>
+        <w:tblW w:type="pct" w:w="100%"/>
+        <w:tblLayout w:type="fixed"/>
+        <w:tblBorders>
+          <w:top w:val="single" w:color="353A7C" w:sz="4"/>
+          <w:left w:val="single" w:color="353A7C" w:sz="4"/>
+          <w:bottom w:val="single" w:color="353A7C" w:sz="4"/>
+          <w:right w:val="single" w:color="353A7C" w:sz="4"/>
+          <w:insideH w:val="single" w:color="353A7C" w:sz="4"/>
+          <w:insideV w:val="single" w:color="353A7C" w:sz="4"/>
+        </w:tblBorders>
+      </w:tblPr>
+      <w:tblGrid>
+        <w:gridCol w:w="9600"/>
+      </w:tblGrid>
+      <w:tr>
+        <w:tc>
+          <w:tcPr>
+            <w:tcW w:type="pct" w:w="5000"/>
+            <w:shd w:fill="F2F4FB" w:val="clear"/>
+            <w:tcMar>
+              <w:top w:type="dxa" w:w="50"/>
+              <w:left w:type="dxa" w:w="110"/>
+              <w:bottom w:type="dxa" w:w="50"/>
+              <w:right w:type="dxa" w:w="110"/>
+            </w:tcMar>
+          </w:tcPr>
+          <w:p>
+            <w:pPr>
+              <w:spacing w:before="30" w:after="30"/>
+            </w:pPr>
+            <w:r>
+              <w:rPr>
+                <w:b/>
+                <w:bCs/>
+                <w:color w:val="353A7C"/>
+                <w:sz w:val="19"/>
+                <w:szCs w:val="19"/>
+              </w:rPr>
+              <w:t xml:space="preserve">The pattern behind the judgements</w:t>
+            </w:r>
+          </w:p>
+        </w:tc>
+      </w:tr>
+    </w:tbl>
+    <w:p/>
     <w:p>
       <w:pPr>
-        <w:spacing w:before="44" w:after="10"/>
+        <w:spacing w:before="44" w:after="14"/>
       </w:pPr>
       <w:r>
         <w:rPr>
@@ -12276,66 +10808,177 @@
           <w:sz w:val="18"/>
           <w:szCs w:val="18"/>
         </w:rPr>
-        <w:t xml:space="preserve">Your turn: name four stages (complete the blanks)</w:t>
+        <w:t xml:space="preserve">Summary 3</w:t>
+      </w:r>
+      <w:r>
+        <w:rPr>
+          <w:color w:val="6B7280"/>
+          <w:sz w:val="16"/>
+          <w:szCs w:val="16"/>
+        </w:rPr>
+        <w:t xml:space="preserve">      gaps 25–28</w:t>
       </w:r>
     </w:p>
     <w:p>
       <w:pPr>
-        <w:spacing w:before="0" w:after="12"/>
+        <w:spacing w:before="20" w:after="20" w:line="360" w:lineRule="auto"/>
+        <w:ind w:left="200"/>
       </w:pPr>
       <w:r>
         <w:rPr>
-          <w:color w:val="6B7280"/>
+          <w:sz w:val="19"/>
+          <w:szCs w:val="19"/>
+        </w:rPr>
+        <w:t xml:space="preserve">Ask what process changes before asking what technology is </w:t>
+      </w:r>
+      <w:r>
+        <w:rPr>
+          <w:b/>
+          <w:bCs/>
+          <w:color w:val="8186EF"/>
           <w:sz w:val="15"/>
           <w:szCs w:val="15"/>
         </w:rPr>
-        <w:t xml:space="preserve">Every item belongs to exactly one group.</w:t>
-      </w:r>
-    </w:p>
-    <w:p>
-      <w:pPr>
-        <w:spacing w:after="40" w:before="90"/>
-        <w:jc w:val="center"/>
-      </w:pPr>
-      <w:r>
-        <w:drawing>
-          <wp:inline distT="0" distB="0" distL="0" distR="0">
-            <wp:extent cx="5734050" cy="1871100"/>
-            <wp:effectExtent t="0" r="0" b="0" l="0"/>
-            <wp:docPr id="1" name="" descr="" title=""/>
-            <wp:cNvGraphicFramePr>
-              <a:graphicFrameLocks xmlns:a="http://schemas.openxmlformats.org/drawingml/2006/main" noChangeAspect="1"/>
-            </wp:cNvGraphicFramePr>
-            <a:graphic xmlns:a="http://schemas.openxmlformats.org/drawingml/2006/main">
-              <a:graphicData uri="http://schemas.openxmlformats.org/drawingml/2006/picture">
-                <pic:pic xmlns:pic="http://schemas.openxmlformats.org/drawingml/2006/picture">
-                  <pic:nvPicPr>
-                    <pic:cNvPr id="0" name="" descr=""/>
-                    <pic:cNvPicPr>
-                      <a:picLocks noChangeAspect="1" noChangeArrowheads="1"/>
-                    </pic:cNvPicPr>
-                  </pic:nvPicPr>
-                  <pic:blipFill>
-                    <a:blip r:embed="rId107" cstate="none"/>
-                    <a:srcRect/>
-                    <a:stretch>
-                      <a:fillRect/>
-                    </a:stretch>
-                  </pic:blipFill>
-                  <pic:spPr bwMode="auto">
-                    <a:xfrm>
-                      <a:off x="0" y="0"/>
-                      <a:ext cx="5734050" cy="1871100"/>
-                    </a:xfrm>
-                    <a:prstGeom prst="rect">
-                      <a:avLst/>
-                    </a:prstGeom>
-                  </pic:spPr>
-                </pic:pic>
-              </a:graphicData>
-            </a:graphic>
-          </wp:inline>
-        </w:drawing>
+        <w:t xml:space="preserve"> (25) </w:t>
+      </w:r>
+      <w:r>
+        <w:rPr>
+          <w:u w:val="single"/>
+          <w:sz w:val="19"/>
+          <w:szCs w:val="19"/>
+        </w:rPr>
+        <w:t xml:space="preserve">           </w:t>
+      </w:r>
+      <w:r>
+        <w:rPr>
+          <w:sz w:val="19"/>
+          <w:szCs w:val="19"/>
+        </w:rPr>
+        <w:t xml:space="preserve"> </w:t>
+      </w:r>
+      <w:r>
+        <w:rPr>
+          <w:sz w:val="19"/>
+          <w:szCs w:val="19"/>
+        </w:rPr>
+        <w:t xml:space="preserve">. </w:t>
+      </w:r>
+      <w:r>
+        <w:rPr>
+          <w:sz w:val="19"/>
+          <w:szCs w:val="19"/>
+        </w:rPr>
+        <w:t xml:space="preserve">A technology that answers a problem the company does not have is </w:t>
+      </w:r>
+      <w:r>
+        <w:rPr>
+          <w:b/>
+          <w:bCs/>
+          <w:color w:val="8186EF"/>
+          <w:sz w:val="15"/>
+          <w:szCs w:val="15"/>
+        </w:rPr>
+        <w:t xml:space="preserve"> (26) </w:t>
+      </w:r>
+      <w:r>
+        <w:rPr>
+          <w:u w:val="single"/>
+          <w:sz w:val="19"/>
+          <w:szCs w:val="19"/>
+        </w:rPr>
+        <w:t xml:space="preserve">           </w:t>
+      </w:r>
+      <w:r>
+        <w:rPr>
+          <w:sz w:val="19"/>
+          <w:szCs w:val="19"/>
+        </w:rPr>
+        <w:t xml:space="preserve"> </w:t>
+      </w:r>
+      <w:r>
+        <w:rPr>
+          <w:sz w:val="19"/>
+          <w:szCs w:val="19"/>
+        </w:rPr>
+        <w:t xml:space="preserve">, however capable. </w:t>
+      </w:r>
+      <w:r>
+        <w:rPr>
+          <w:sz w:val="19"/>
+          <w:szCs w:val="19"/>
+        </w:rPr>
+        <w:t xml:space="preserve"/>
+      </w:r>
+      <w:r>
+        <w:rPr>
+          <w:b/>
+          <w:bCs/>
+          <w:color w:val="8186EF"/>
+          <w:sz w:val="15"/>
+          <w:szCs w:val="15"/>
+        </w:rPr>
+        <w:t xml:space="preserve"> (27) </w:t>
+      </w:r>
+      <w:r>
+        <w:rPr>
+          <w:u w:val="single"/>
+          <w:sz w:val="19"/>
+          <w:szCs w:val="19"/>
+        </w:rPr>
+        <w:t xml:space="preserve">            </w:t>
+      </w:r>
+      <w:r>
+        <w:rPr>
+          <w:sz w:val="19"/>
+          <w:szCs w:val="19"/>
+        </w:rPr>
+        <w:t xml:space="preserve"> </w:t>
+      </w:r>
+      <w:r>
+        <w:rPr>
+          <w:sz w:val="19"/>
+          <w:szCs w:val="19"/>
+        </w:rPr>
+        <w:t xml:space="preserve"> a process nobody has examined preserves its waste. </w:t>
+      </w:r>
+      <w:r>
+        <w:rPr>
+          <w:sz w:val="19"/>
+          <w:szCs w:val="19"/>
+        </w:rPr>
+        <w:t xml:space="preserve">Every </w:t>
+      </w:r>
+      <w:r>
+        <w:rPr>
+          <w:b/>
+          <w:bCs/>
+          <w:color w:val="8186EF"/>
+          <w:sz w:val="15"/>
+          <w:szCs w:val="15"/>
+        </w:rPr>
+        <w:t xml:space="preserve"> (28) </w:t>
+      </w:r>
+      <w:r>
+        <w:rPr>
+          <w:u w:val="single"/>
+          <w:sz w:val="19"/>
+          <w:szCs w:val="19"/>
+        </w:rPr>
+        <w:t xml:space="preserve">            </w:t>
+      </w:r>
+      <w:r>
+        <w:rPr>
+          <w:sz w:val="19"/>
+          <w:szCs w:val="19"/>
+        </w:rPr>
+        <w:t xml:space="preserve"> </w:t>
+      </w:r>
+      <w:r>
+        <w:rPr>
+          <w:sz w:val="19"/>
+          <w:szCs w:val="19"/>
+        </w:rPr>
+        <w:t xml:space="preserve"> carries a new control requirement; name it at the time. </w:t>
       </w:r>
     </w:p>
     <w:tbl>
@@ -12393,7 +11036,7 @@
                 <w:sz w:val="16"/>
                 <w:szCs w:val="16"/>
               </w:rPr>
-              <w:t xml:space="preserve">Run it and change it as the business changes   ·   What does the business need, and what happens now?   ·   Build, test, train and move the data</w:t>
+              <w:t xml:space="preserve">Automating   ·   acceptance   ·   proposed   ·   blockchain   ·   refused</w:t>
             </w:r>
           </w:p>
         </w:tc>
@@ -12440,7 +11083,7 @@
                 <w:sz w:val="19"/>
                 <w:szCs w:val="19"/>
               </w:rPr>
-              <w:t xml:space="preserve">The pattern behind the judgements</w:t>
+              <w:t xml:space="preserve">Exam view</w:t>
             </w:r>
           </w:p>
         </w:tc>
@@ -12459,7 +11102,7 @@
           <w:sz w:val="18"/>
           <w:szCs w:val="18"/>
         </w:rPr>
-        <w:t xml:space="preserve">Summary 3</w:t>
+        <w:t xml:space="preserve">Summary 4</w:t>
       </w:r>
       <w:r>
         <w:rPr>
@@ -12467,7 +11110,7 @@
           <w:sz w:val="16"/>
           <w:szCs w:val="16"/>
         </w:rPr>
-        <w:t xml:space="preserve">      gaps 24–27</w:t>
+        <w:t xml:space="preserve">      gaps 29–31</w:t>
       </w:r>
     </w:p>
     <w:p>
@@ -12480,7 +11123,7 @@
           <w:sz w:val="19"/>
           <w:szCs w:val="19"/>
         </w:rPr>
-        <w:t xml:space="preserve">Ask what process changes before asking what technology is </w:t>
+        <w:t xml:space="preserve">A Level C question gives a technology and a </w:t>
       </w:r>
       <w:r>
         <w:rPr>
@@ -12490,7 +11133,7 @@
           <w:sz w:val="15"/>
           <w:szCs w:val="15"/>
         </w:rPr>
-        <w:t xml:space="preserve"> (24) </w:t>
+        <w:t xml:space="preserve"> (29) </w:t>
       </w:r>
       <w:r>
         <w:rPr>
@@ -12512,14 +11155,14 @@
           <w:sz w:val="19"/>
           <w:szCs w:val="19"/>
         </w:rPr>
-        <w:t xml:space="preserve">. </w:t>
-      </w:r>
-      <w:r>
-        <w:rPr>
-          <w:sz w:val="19"/>
-          <w:szCs w:val="19"/>
-        </w:rPr>
-        <w:t xml:space="preserve">A technology that </w:t>
+        <w:t xml:space="preserve"> and asks whether it helps. </w:t>
+      </w:r>
+      <w:r>
+        <w:rPr>
+          <w:sz w:val="19"/>
+          <w:szCs w:val="19"/>
+        </w:rPr>
+        <w:t xml:space="preserve">Name the process, the </w:t>
       </w:r>
       <w:r>
         <w:rPr>
@@ -12529,7 +11172,7 @@
           <w:sz w:val="15"/>
           <w:szCs w:val="15"/>
         </w:rPr>
-        <w:t xml:space="preserve"> (25) </w:t>
+        <w:t xml:space="preserve"> (30) </w:t>
       </w:r>
       <w:r>
         <w:rPr>
@@ -12551,14 +11194,14 @@
           <w:sz w:val="19"/>
           <w:szCs w:val="19"/>
         </w:rPr>
-        <w:t xml:space="preserve"> a problem the company does not have is refused, however capable. </w:t>
-      </w:r>
-      <w:r>
-        <w:rPr>
-          <w:sz w:val="19"/>
-          <w:szCs w:val="19"/>
-        </w:rPr>
-        <w:t xml:space="preserve"/>
+        <w:t xml:space="preserve"> gain and the new risk. </w:t>
+      </w:r>
+      <w:r>
+        <w:rPr>
+          <w:sz w:val="19"/>
+          <w:szCs w:val="19"/>
+        </w:rPr>
+        <w:t xml:space="preserve">An answer that </w:t>
       </w:r>
       <w:r>
         <w:rPr>
@@ -12568,7 +11211,7 @@
           <w:sz w:val="15"/>
           <w:szCs w:val="15"/>
         </w:rPr>
-        <w:t xml:space="preserve"> (26) </w:t>
+        <w:t xml:space="preserve"> (31) </w:t>
       </w:r>
       <w:r>
         <w:rPr>
@@ -12576,7 +11219,7 @@
           <w:sz w:val="19"/>
           <w:szCs w:val="19"/>
         </w:rPr>
-        <w:t xml:space="preserve">            </w:t>
+        <w:t xml:space="preserve">           </w:t>
       </w:r>
       <w:r>
         <w:rPr>
@@ -12590,46 +11233,7 @@
           <w:sz w:val="19"/>
           <w:szCs w:val="19"/>
         </w:rPr>
-        <w:t xml:space="preserve"> a process nobody has examined preserves its waste. </w:t>
-      </w:r>
-      <w:r>
-        <w:rPr>
-          <w:sz w:val="19"/>
-          <w:szCs w:val="19"/>
-        </w:rPr>
-        <w:t xml:space="preserve">Every acceptance carries a new control </w:t>
-      </w:r>
-      <w:r>
-        <w:rPr>
-          <w:b/>
-          <w:bCs/>
-          <w:color w:val="8186EF"/>
-          <w:sz w:val="15"/>
-          <w:szCs w:val="15"/>
-        </w:rPr>
-        <w:t xml:space="preserve"> (27) </w:t>
-      </w:r>
-      <w:r>
-        <w:rPr>
-          <w:u w:val="single"/>
-          <w:sz w:val="19"/>
-          <w:szCs w:val="19"/>
-        </w:rPr>
-        <w:t xml:space="preserve">             </w:t>
-      </w:r>
-      <w:r>
-        <w:rPr>
-          <w:sz w:val="19"/>
-          <w:szCs w:val="19"/>
-        </w:rPr>
-        <w:t xml:space="preserve"> </w:t>
-      </w:r>
-      <w:r>
-        <w:rPr>
-          <w:sz w:val="19"/>
-          <w:szCs w:val="19"/>
-        </w:rPr>
-        <w:t xml:space="preserve">; name it at the time. </w:t>
+        <w:t xml:space="preserve"> the technology in general, without naming the process it changes, earns nothing. </w:t>
       </w:r>
     </w:p>
     <w:tbl>
@@ -12687,701 +11291,7 @@
                 <w:sz w:val="16"/>
                 <w:szCs w:val="16"/>
               </w:rPr>
-              <w:t xml:space="preserve">Automating   ·   requirement   ·   proposed   ·   automate   ·   answers</w:t>
-            </w:r>
-          </w:p>
-        </w:tc>
-      </w:tr>
-    </w:tbl>
-    <w:p/>
-    <w:tbl>
-      <w:tblPr>
-        <w:tblW w:type="pct" w:w="100%"/>
-        <w:tblLayout w:type="fixed"/>
-        <w:tblBorders>
-          <w:top w:val="single" w:color="353A7C" w:sz="4"/>
-          <w:left w:val="single" w:color="353A7C" w:sz="4"/>
-          <w:bottom w:val="single" w:color="353A7C" w:sz="4"/>
-          <w:right w:val="single" w:color="353A7C" w:sz="4"/>
-          <w:insideH w:val="single" w:color="353A7C" w:sz="4"/>
-          <w:insideV w:val="single" w:color="353A7C" w:sz="4"/>
-        </w:tblBorders>
-      </w:tblPr>
-      <w:tblGrid>
-        <w:gridCol w:w="9600"/>
-      </w:tblGrid>
-      <w:tr>
-        <w:tc>
-          <w:tcPr>
-            <w:tcW w:type="pct" w:w="5000"/>
-            <w:shd w:fill="F2F4FB" w:val="clear"/>
-            <w:tcMar>
-              <w:top w:type="dxa" w:w="50"/>
-              <w:left w:type="dxa" w:w="110"/>
-              <w:bottom w:type="dxa" w:w="50"/>
-              <w:right w:type="dxa" w:w="110"/>
-            </w:tcMar>
-          </w:tcPr>
-          <w:p>
-            <w:pPr>
-              <w:spacing w:before="30" w:after="30"/>
-            </w:pPr>
-            <w:r>
-              <w:rPr>
-                <w:b/>
-                <w:bCs/>
-                <w:color w:val="353A7C"/>
-                <w:sz w:val="19"/>
-                <w:szCs w:val="19"/>
-              </w:rPr>
-              <w:t xml:space="preserve">Exam view</w:t>
-            </w:r>
-          </w:p>
-        </w:tc>
-      </w:tr>
-    </w:tbl>
-    <w:p/>
-    <w:p>
-      <w:pPr>
-        <w:spacing w:before="44" w:after="14"/>
-      </w:pPr>
-      <w:r>
-        <w:rPr>
-          <w:b/>
-          <w:bCs/>
-          <w:color w:val="353A7C"/>
-          <w:sz w:val="18"/>
-          <w:szCs w:val="18"/>
-        </w:rPr>
-        <w:t xml:space="preserve">Summary 4</w:t>
-      </w:r>
-      <w:r>
-        <w:rPr>
-          <w:color w:val="6B7280"/>
-          <w:sz w:val="16"/>
-          <w:szCs w:val="16"/>
-        </w:rPr>
-        <w:t xml:space="preserve">      gaps 28–30</w:t>
-      </w:r>
-    </w:p>
-    <w:p>
-      <w:pPr>
-        <w:spacing w:before="20" w:after="20" w:line="360" w:lineRule="auto"/>
-        <w:ind w:left="200"/>
-      </w:pPr>
-      <w:r>
-        <w:rPr>
-          <w:sz w:val="19"/>
-          <w:szCs w:val="19"/>
-        </w:rPr>
-        <w:t xml:space="preserve">A Level C question gives a technology and a </w:t>
-      </w:r>
-      <w:r>
-        <w:rPr>
-          <w:b/>
-          <w:bCs/>
-          <w:color w:val="8186EF"/>
-          <w:sz w:val="15"/>
-          <w:szCs w:val="15"/>
-        </w:rPr>
-        <w:t xml:space="preserve"> (28) </w:t>
-      </w:r>
-      <w:r>
-        <w:rPr>
-          <w:u w:val="single"/>
-          <w:sz w:val="19"/>
-          <w:szCs w:val="19"/>
-        </w:rPr>
-        <w:t xml:space="preserve">           </w:t>
-      </w:r>
-      <w:r>
-        <w:rPr>
-          <w:sz w:val="19"/>
-          <w:szCs w:val="19"/>
-        </w:rPr>
-        <w:t xml:space="preserve"> </w:t>
-      </w:r>
-      <w:r>
-        <w:rPr>
-          <w:sz w:val="19"/>
-          <w:szCs w:val="19"/>
-        </w:rPr>
-        <w:t xml:space="preserve"> and asks whether it helps. </w:t>
-      </w:r>
-      <w:r>
-        <w:rPr>
-          <w:sz w:val="19"/>
-          <w:szCs w:val="19"/>
-        </w:rPr>
-        <w:t xml:space="preserve">Name the process, the </w:t>
-      </w:r>
-      <w:r>
-        <w:rPr>
-          <w:b/>
-          <w:bCs/>
-          <w:color w:val="8186EF"/>
-          <w:sz w:val="15"/>
-          <w:szCs w:val="15"/>
-        </w:rPr>
-        <w:t xml:space="preserve"> (29) </w:t>
-      </w:r>
-      <w:r>
-        <w:rPr>
-          <w:u w:val="single"/>
-          <w:sz w:val="19"/>
-          <w:szCs w:val="19"/>
-        </w:rPr>
-        <w:t xml:space="preserve">           </w:t>
-      </w:r>
-      <w:r>
-        <w:rPr>
-          <w:sz w:val="19"/>
-          <w:szCs w:val="19"/>
-        </w:rPr>
-        <w:t xml:space="preserve"> </w:t>
-      </w:r>
-      <w:r>
-        <w:rPr>
-          <w:sz w:val="19"/>
-          <w:szCs w:val="19"/>
-        </w:rPr>
-        <w:t xml:space="preserve"> gain and the new risk. </w:t>
-      </w:r>
-      <w:r>
-        <w:rPr>
-          <w:sz w:val="19"/>
-          <w:szCs w:val="19"/>
-        </w:rPr>
-        <w:t xml:space="preserve">An answer that </w:t>
-      </w:r>
-      <w:r>
-        <w:rPr>
-          <w:b/>
-          <w:bCs/>
-          <w:color w:val="8186EF"/>
-          <w:sz w:val="15"/>
-          <w:szCs w:val="15"/>
-        </w:rPr>
-        <w:t xml:space="preserve"> (30) </w:t>
-      </w:r>
-      <w:r>
-        <w:rPr>
-          <w:u w:val="single"/>
-          <w:sz w:val="19"/>
-          <w:szCs w:val="19"/>
-        </w:rPr>
-        <w:t xml:space="preserve">           </w:t>
-      </w:r>
-      <w:r>
-        <w:rPr>
-          <w:sz w:val="19"/>
-          <w:szCs w:val="19"/>
-        </w:rPr>
-        <w:t xml:space="preserve"> </w:t>
-      </w:r>
-      <w:r>
-        <w:rPr>
-          <w:sz w:val="19"/>
-          <w:szCs w:val="19"/>
-        </w:rPr>
-        <w:t xml:space="preserve"> the technology in general, without naming the process it changes, earns nothing. </w:t>
-      </w:r>
-    </w:p>
-    <w:tbl>
-      <w:tblPr>
-        <w:tblW w:type="pct" w:w="100%"/>
-        <w:tblLayout w:type="fixed"/>
-        <w:tblBorders>
-          <w:top w:val="single" w:color="FBFAF6" w:sz="4"/>
-          <w:left w:val="single" w:color="FBFAF6" w:sz="4"/>
-          <w:bottom w:val="single" w:color="FBFAF6" w:sz="4"/>
-          <w:right w:val="single" w:color="FBFAF6" w:sz="4"/>
-          <w:insideH w:val="single" w:color="FBFAF6" w:sz="4"/>
-          <w:insideV w:val="single" w:color="FBFAF6" w:sz="4"/>
-        </w:tblBorders>
-      </w:tblPr>
-      <w:tblGrid>
-        <w:gridCol w:w="9600"/>
-      </w:tblGrid>
-      <w:tr>
-        <w:tc>
-          <w:tcPr>
-            <w:tcW w:type="pct" w:w="5000"/>
-            <w:shd w:fill="FBFAF6" w:val="clear"/>
-            <w:tcMar>
-              <w:top w:type="dxa" w:w="40"/>
-              <w:left w:type="dxa" w:w="100"/>
-              <w:bottom w:type="dxa" w:w="40"/>
-              <w:right w:type="dxa" w:w="100"/>
-            </w:tcMar>
-          </w:tcPr>
-          <w:p>
-            <w:pPr>
-              <w:spacing w:before="18" w:after="6"/>
-            </w:pPr>
-            <w:r>
-              <w:rPr>
-                <w:b/>
-                <w:bCs/>
-                <w:color w:val="6B7280"/>
-                <w:sz w:val="14"/>
-                <w:szCs w:val="14"/>
-              </w:rPr>
-              <w:t xml:space="preserve">word list</w:t>
-            </w:r>
-          </w:p>
-          <w:p>
-            <w:pPr>
-              <w:spacing w:before="0" w:after="18"/>
-            </w:pPr>
-            <w:r>
-              <w:rPr>
-                <w:b/>
-                <w:bCs/>
-                <w:color w:val="353A7C"/>
-                <w:sz w:val="16"/>
-                <w:szCs w:val="16"/>
-              </w:rPr>
               <w:t xml:space="preserve">praises   ·   specific   ·   situation   ·   location</w:t>
-            </w:r>
-          </w:p>
-        </w:tc>
-      </w:tr>
-    </w:tbl>
-    <w:p/>
-    <w:p>
-      <w:pPr>
-        <w:pageBreakBefore w:val="true"/>
-        <w:spacing w:after="0"/>
-      </w:pPr>
-      <w:r>
-        <w:rPr>
-          <w:sz w:val="2"/>
-        </w:rPr>
-        <w:t xml:space="preserve"> </w:t>
-      </w:r>
-    </w:p>
-    <w:tbl>
-      <w:tblPr>
-        <w:tblW w:type="pct" w:w="100%"/>
-        <w:tblLayout w:type="fixed"/>
-        <w:tblBorders>
-          <w:top w:val="single" w:color="353A7C" w:sz="6"/>
-          <w:left w:val="single" w:color="353A7C" w:sz="6"/>
-          <w:bottom w:val="single" w:color="353A7C" w:sz="6"/>
-          <w:right w:val="single" w:color="353A7C" w:sz="6"/>
-          <w:insideH w:val="single" w:color="353A7C" w:sz="6"/>
-          <w:insideV w:val="single" w:color="353A7C" w:sz="6"/>
-        </w:tblBorders>
-      </w:tblPr>
-      <w:tblGrid>
-        <w:gridCol w:w="4608"/>
-        <w:gridCol w:w="4992"/>
-      </w:tblGrid>
-      <w:tr>
-        <w:tc>
-          <w:tcPr>
-            <w:tcW w:type="pct" w:w="5000"/>
-            <w:gridSpan w:val="2"/>
-            <w:shd w:fill="353A7C" w:val="clear"/>
-            <w:tcMar>
-              <w:top w:type="dxa" w:w="60"/>
-              <w:left w:type="dxa" w:w="120"/>
-              <w:bottom w:type="dxa" w:w="60"/>
-              <w:right w:type="dxa" w:w="120"/>
-            </w:tcMar>
-          </w:tcPr>
-          <w:p>
-            <w:pPr>
-              <w:spacing w:before="40" w:after="40"/>
-            </w:pPr>
-            <w:r>
-              <w:rPr>
-                <w:b/>
-                <w:bCs/>
-                <w:color w:val="FFFFFF"/>
-                <w:sz w:val="17"/>
-                <w:szCs w:val="17"/>
-              </w:rPr>
-              <w:t xml:space="preserve">Exam view</w:t>
-            </w:r>
-          </w:p>
-        </w:tc>
-      </w:tr>
-      <w:tr>
-        <w:tc>
-          <w:tcPr>
-            <w:tcW w:type="pct" w:w="2400"/>
-            <w:shd w:fill="353A7C" w:val="clear"/>
-            <w:tcMar>
-              <w:top w:type="dxa" w:w="50"/>
-              <w:left w:type="dxa" w:w="110"/>
-              <w:bottom w:type="dxa" w:w="50"/>
-              <w:right w:type="dxa" w:w="110"/>
-            </w:tcMar>
-          </w:tcPr>
-          <w:p>
-            <w:pPr>
-              <w:spacing w:before="30" w:after="30"/>
-            </w:pPr>
-            <w:r>
-              <w:rPr>
-                <w:b/>
-                <w:bCs/>
-                <w:color w:val="FFFFFF"/>
-                <w:sz w:val="15"/>
-                <w:szCs w:val="15"/>
-              </w:rPr>
-              <w:t xml:space="preserve">Item</w:t>
-            </w:r>
-          </w:p>
-        </w:tc>
-        <w:tc>
-          <w:tcPr>
-            <w:tcW w:type="pct" w:w="2600"/>
-            <w:shd w:fill="353A7C" w:val="clear"/>
-            <w:tcMar>
-              <w:top w:type="dxa" w:w="50"/>
-              <w:left w:type="dxa" w:w="110"/>
-              <w:bottom w:type="dxa" w:w="50"/>
-              <w:right w:type="dxa" w:w="110"/>
-            </w:tcMar>
-          </w:tcPr>
-          <w:p>
-            <w:pPr>
-              <w:spacing w:before="30" w:after="30"/>
-            </w:pPr>
-            <w:r>
-              <w:rPr>
-                <w:b/>
-                <w:bCs/>
-                <w:color w:val="FFFFFF"/>
-                <w:sz w:val="15"/>
-                <w:szCs w:val="15"/>
-              </w:rPr>
-              <w:t xml:space="preserve">Answer</w:t>
-            </w:r>
-          </w:p>
-        </w:tc>
-      </w:tr>
-      <w:tr>
-        <w:tc>
-          <w:tcPr>
-            <w:tcW w:type="pct" w:w="2400"/>
-            <w:tcMar>
-              <w:top w:type="dxa" w:w="50"/>
-              <w:left w:type="dxa" w:w="110"/>
-              <w:bottom w:type="dxa" w:w="50"/>
-              <w:right w:type="dxa" w:w="110"/>
-            </w:tcMar>
-          </w:tcPr>
-          <w:p>
-            <w:pPr>
-              <w:spacing w:before="28" w:after="28"/>
-            </w:pPr>
-            <w:r>
-              <w:rPr>
-                <w:sz w:val="15"/>
-                <w:szCs w:val="15"/>
-              </w:rPr>
-              <w:t xml:space="preserve">What does the business need, and what happens now?</w:t>
-            </w:r>
-          </w:p>
-        </w:tc>
-        <w:tc>
-          <w:tcPr>
-            <w:tcW w:type="pct" w:w="2600"/>
-            <w:tcMar>
-              <w:top w:type="dxa" w:w="50"/>
-              <w:left w:type="dxa" w:w="110"/>
-              <w:bottom w:type="dxa" w:w="50"/>
-              <w:right w:type="dxa" w:w="110"/>
-            </w:tcMar>
-          </w:tcPr>
-          <w:p>
-            <w:pPr>
-              <w:spacing w:before="28" w:after="28"/>
-            </w:pPr>
-            <w:r>
-              <w:rPr>
-                <w:sz w:val="15"/>
-                <w:szCs w:val="15"/>
-              </w:rPr>
-              <w:t xml:space="preserve">Systems analysis — it establishes the need and the current position before any design begins</w:t>
-            </w:r>
-          </w:p>
-        </w:tc>
-      </w:tr>
-      <w:tr>
-        <w:tc>
-          <w:tcPr>
-            <w:tcW w:type="pct" w:w="2400"/>
-            <w:shd w:fill="FBFAF6" w:val="clear"/>
-            <w:tcMar>
-              <w:top w:type="dxa" w:w="50"/>
-              <w:left w:type="dxa" w:w="110"/>
-              <w:bottom w:type="dxa" w:w="50"/>
-              <w:right w:type="dxa" w:w="110"/>
-            </w:tcMar>
-          </w:tcPr>
-          <w:p>
-            <w:pPr>
-              <w:spacing w:before="28" w:after="28"/>
-            </w:pPr>
-            <w:r>
-              <w:rPr>
-                <w:sz w:val="15"/>
-                <w:szCs w:val="15"/>
-              </w:rPr>
-              <w:t xml:space="preserve">Files, programs, screens and controls are specified</w:t>
-            </w:r>
-          </w:p>
-        </w:tc>
-        <w:tc>
-          <w:tcPr>
-            <w:tcW w:type="pct" w:w="2600"/>
-            <w:shd w:fill="FBFAF6" w:val="clear"/>
-            <w:tcMar>
-              <w:top w:type="dxa" w:w="50"/>
-              <w:left w:type="dxa" w:w="110"/>
-              <w:bottom w:type="dxa" w:w="50"/>
-              <w:right w:type="dxa" w:w="110"/>
-            </w:tcMar>
-          </w:tcPr>
-          <w:p>
-            <w:pPr>
-              <w:spacing w:before="28" w:after="28"/>
-            </w:pPr>
-            <w:r>
-              <w:rPr>
-                <w:sz w:val="15"/>
-                <w:szCs w:val="15"/>
-              </w:rPr>
-              <w:t xml:space="preserve">Why: physical design settles how the system will do what </w:t>
-            </w:r>
-            <w:r>
-              <w:rPr>
-                <w:b/>
-                <w:bCs/>
-                <w:color w:val="8186EF"/>
-                <w:sz w:val="14"/>
-                <w:szCs w:val="14"/>
-              </w:rPr>
-              <w:t xml:space="preserve"> (31) </w:t>
-            </w:r>
-            <w:r>
-              <w:rPr>
-                <w:u w:val="single"/>
-                <w:sz w:val="15"/>
-                <w:szCs w:val="15"/>
-              </w:rPr>
-              <w:t xml:space="preserve">              </w:t>
-            </w:r>
-            <w:r>
-              <w:rPr>
-                <w:sz w:val="15"/>
-                <w:szCs w:val="15"/>
-              </w:rPr>
-              <w:t xml:space="preserve"> </w:t>
-            </w:r>
-            <w:r>
-              <w:rPr>
-                <w:sz w:val="15"/>
-                <w:szCs w:val="15"/>
-              </w:rPr>
-              <w:t xml:space="preserve"> decided it should do</w:t>
-            </w:r>
-          </w:p>
-        </w:tc>
-      </w:tr>
-      <w:tr>
-        <w:tc>
-          <w:tcPr>
-            <w:tcW w:type="pct" w:w="2400"/>
-            <w:tcMar>
-              <w:top w:type="dxa" w:w="50"/>
-              <w:left w:type="dxa" w:w="110"/>
-              <w:bottom w:type="dxa" w:w="50"/>
-              <w:right w:type="dxa" w:w="110"/>
-            </w:tcMar>
-          </w:tcPr>
-          <w:p>
-            <w:pPr>
-              <w:spacing w:before="28" w:after="28"/>
-            </w:pPr>
-            <w:r>
-              <w:rPr>
-                <w:sz w:val="15"/>
-                <w:szCs w:val="15"/>
-              </w:rPr>
-              <w:t xml:space="preserve">Build, test, train and move the data</w:t>
-            </w:r>
-          </w:p>
-        </w:tc>
-        <w:tc>
-          <w:tcPr>
-            <w:tcW w:type="pct" w:w="2600"/>
-            <w:tcMar>
-              <w:top w:type="dxa" w:w="50"/>
-              <w:left w:type="dxa" w:w="110"/>
-              <w:bottom w:type="dxa" w:w="50"/>
-              <w:right w:type="dxa" w:w="110"/>
-            </w:tcMar>
-          </w:tcPr>
-          <w:p>
-            <w:pPr>
-              <w:spacing w:before="28" w:after="28"/>
-            </w:pPr>
-            <w:r>
-              <w:rPr>
-                <w:sz w:val="15"/>
-                <w:szCs w:val="15"/>
-              </w:rPr>
-              <w:t xml:space="preserve">Implementation and conversion — the point at which the system goes live</w:t>
-            </w:r>
-          </w:p>
-        </w:tc>
-      </w:tr>
-      <w:tr>
-        <w:tc>
-          <w:tcPr>
-            <w:tcW w:type="pct" w:w="2400"/>
-            <w:shd w:fill="FBFAF6" w:val="clear"/>
-            <w:tcMar>
-              <w:top w:type="dxa" w:w="50"/>
-              <w:left w:type="dxa" w:w="110"/>
-              <w:bottom w:type="dxa" w:w="50"/>
-              <w:right w:type="dxa" w:w="110"/>
-            </w:tcMar>
-          </w:tcPr>
-          <w:p>
-            <w:pPr>
-              <w:spacing w:before="28" w:after="28"/>
-            </w:pPr>
-            <w:r>
-              <w:rPr>
-                <w:sz w:val="15"/>
-                <w:szCs w:val="15"/>
-              </w:rPr>
-              <w:t xml:space="preserve">Run it and change it as the business changes</w:t>
-            </w:r>
-          </w:p>
-        </w:tc>
-        <w:tc>
-          <w:tcPr>
-            <w:tcW w:type="pct" w:w="2600"/>
-            <w:shd w:fill="FBFAF6" w:val="clear"/>
-            <w:tcMar>
-              <w:top w:type="dxa" w:w="50"/>
-              <w:left w:type="dxa" w:w="110"/>
-              <w:bottom w:type="dxa" w:w="50"/>
-              <w:right w:type="dxa" w:w="110"/>
-            </w:tcMar>
-          </w:tcPr>
-          <w:p>
-            <w:pPr>
-              <w:spacing w:before="28" w:after="28"/>
-            </w:pPr>
-            <w:r>
-              <w:rPr>
-                <w:sz w:val="15"/>
-                <w:szCs w:val="15"/>
-              </w:rPr>
-              <w:t xml:space="preserve">Operations and </w:t>
-            </w:r>
-            <w:r>
-              <w:rPr>
-                <w:b/>
-                <w:bCs/>
-                <w:color w:val="8186EF"/>
-                <w:sz w:val="14"/>
-                <w:szCs w:val="14"/>
-              </w:rPr>
-              <w:t xml:space="preserve"> (32) </w:t>
-            </w:r>
-            <w:r>
-              <w:rPr>
-                <w:u w:val="single"/>
-                <w:sz w:val="15"/>
-                <w:szCs w:val="15"/>
-              </w:rPr>
-              <w:t xml:space="preserve">              </w:t>
-            </w:r>
-            <w:r>
-              <w:rPr>
-                <w:sz w:val="15"/>
-                <w:szCs w:val="15"/>
-              </w:rPr>
-              <w:t xml:space="preserve"> </w:t>
-            </w:r>
-            <w:r>
-              <w:rPr>
-                <w:sz w:val="15"/>
-                <w:szCs w:val="15"/>
-              </w:rPr>
-              <w:t xml:space="preserve"> — and what it reveals feeds the next systems analysis</w:t>
-            </w:r>
-          </w:p>
-        </w:tc>
-      </w:tr>
-    </w:tbl>
-    <w:p/>
-    <w:tbl>
-      <w:tblPr>
-        <w:tblW w:type="pct" w:w="100%"/>
-        <w:tblLayout w:type="fixed"/>
-        <w:tblBorders>
-          <w:top w:val="single" w:color="FBFAF6" w:sz="4"/>
-          <w:left w:val="single" w:color="FBFAF6" w:sz="4"/>
-          <w:bottom w:val="single" w:color="FBFAF6" w:sz="4"/>
-          <w:right w:val="single" w:color="FBFAF6" w:sz="4"/>
-          <w:insideH w:val="single" w:color="FBFAF6" w:sz="4"/>
-          <w:insideV w:val="single" w:color="FBFAF6" w:sz="4"/>
-        </w:tblBorders>
-      </w:tblPr>
-      <w:tblGrid>
-        <w:gridCol w:w="9600"/>
-      </w:tblGrid>
-      <w:tr>
-        <w:tc>
-          <w:tcPr>
-            <w:tcW w:type="pct" w:w="5000"/>
-            <w:shd w:fill="FBFAF6" w:val="clear"/>
-            <w:tcMar>
-              <w:top w:type="dxa" w:w="40"/>
-              <w:left w:type="dxa" w:w="100"/>
-              <w:bottom w:type="dxa" w:w="40"/>
-              <w:right w:type="dxa" w:w="100"/>
-            </w:tcMar>
-          </w:tcPr>
-          <w:p>
-            <w:pPr>
-              <w:spacing w:before="18" w:after="6"/>
-            </w:pPr>
-            <w:r>
-              <w:rPr>
-                <w:b/>
-                <w:bCs/>
-                <w:color w:val="6B7280"/>
-                <w:sz w:val="14"/>
-                <w:szCs w:val="14"/>
-              </w:rPr>
-              <w:t xml:space="preserve">word list</w:t>
-            </w:r>
-          </w:p>
-          <w:p>
-            <w:pPr>
-              <w:spacing w:before="0" w:after="18"/>
-            </w:pPr>
-            <w:r>
-              <w:rPr>
-                <w:b/>
-                <w:bCs/>
-                <w:color w:val="353A7C"/>
-                <w:sz w:val="16"/>
-                <w:szCs w:val="16"/>
-              </w:rPr>
-              <w:t xml:space="preserve">maintenance   ·   Refuse   ·   conceptual design</w:t>
             </w:r>
           </w:p>
         </w:tc>
@@ -13400,7 +11310,7 @@
           <w:sz w:val="18"/>
           <w:szCs w:val="18"/>
         </w:rPr>
-        <w:t xml:space="preserve">Proposal — Category</w:t>
+        <w:t xml:space="preserve">Exam view</w:t>
       </w:r>
     </w:p>
     <w:p>
@@ -13440,7 +11350,7 @@
                     </pic:cNvPicPr>
                   </pic:nvPicPr>
                   <pic:blipFill>
-                    <a:blip r:embed="rId108" cstate="none"/>
+                    <a:blip r:embed="rId106" cstate="none"/>
                     <a:srcRect/>
                     <a:stretch>
                       <a:fillRect/>
@@ -13517,7 +11427,7 @@
                 <w:sz w:val="16"/>
                 <w:szCs w:val="16"/>
               </w:rPr>
-              <w:t xml:space="preserve">The hosted expenses service   ·   robotic process automation (RPA)   ·   Automating the close as it stands</w:t>
+              <w:t xml:space="preserve">Automating the close as it stands   ·   The blockchain supplier ledger   ·   The hosted expenses service</w:t>
             </w:r>
           </w:p>
         </w:tc>
@@ -13621,7 +11531,7 @@
                 <w:sz w:val="16"/>
                 <w:szCs w:val="16"/>
               </w:rPr>
-              <w:t xml:space="preserve">technology</w:t>
+              <w:t xml:space="preserve">evaluate</w:t>
             </w:r>
           </w:p>
         </w:tc>
@@ -13654,7 +11564,7 @@
                 <w:sz w:val="16"/>
                 <w:szCs w:val="16"/>
               </w:rPr>
-              <w:t xml:space="preserve">eleven</w:t>
+              <w:t xml:space="preserve">proposal</w:t>
             </w:r>
           </w:p>
         </w:tc>
@@ -13722,7 +11632,7 @@
                 <w:sz w:val="16"/>
                 <w:szCs w:val="16"/>
               </w:rPr>
-              <w:t xml:space="preserve">proposal</w:t>
+              <w:t xml:space="preserve">defeats</w:t>
             </w:r>
           </w:p>
         </w:tc>
@@ -13790,7 +11700,7 @@
                 <w:sz w:val="16"/>
                 <w:szCs w:val="16"/>
               </w:rPr>
-              <w:t xml:space="preserve">question</w:t>
+              <w:t xml:space="preserve">reconciling</w:t>
             </w:r>
           </w:p>
         </w:tc>
@@ -13858,7 +11768,7 @@
                 <w:sz w:val="16"/>
                 <w:szCs w:val="16"/>
               </w:rPr>
-              <w:t xml:space="preserve">reconciling</w:t>
+              <w:t xml:space="preserve">survives</w:t>
             </w:r>
           </w:p>
         </w:tc>
@@ -13926,7 +11836,7 @@
                 <w:sz w:val="16"/>
                 <w:szCs w:val="16"/>
               </w:rPr>
-              <w:t xml:space="preserve">What does the business need, and what happens now?</w:t>
+              <w:t xml:space="preserve">establishes</w:t>
             </w:r>
           </w:p>
         </w:tc>
@@ -13994,7 +11904,7 @@
                 <w:sz w:val="16"/>
                 <w:szCs w:val="16"/>
               </w:rPr>
-              <w:t xml:space="preserve">Run it and change it as the business changes</w:t>
+              <w:t xml:space="preserve">conceptual design</w:t>
             </w:r>
           </w:p>
         </w:tc>
@@ -14062,7 +11972,7 @@
                 <w:sz w:val="16"/>
                 <w:szCs w:val="16"/>
               </w:rPr>
-              <w:t xml:space="preserve">proposed</w:t>
+              <w:t xml:space="preserve">Operations and maintenance</w:t>
             </w:r>
           </w:p>
         </w:tc>
@@ -14130,7 +12040,7 @@
                 <w:sz w:val="16"/>
                 <w:szCs w:val="16"/>
               </w:rPr>
-              <w:t xml:space="preserve">answers</w:t>
+              <w:t xml:space="preserve">proposed</w:t>
             </w:r>
           </w:p>
         </w:tc>
@@ -14198,7 +12108,7 @@
                 <w:sz w:val="16"/>
                 <w:szCs w:val="16"/>
               </w:rPr>
-              <w:t xml:space="preserve">Automating</w:t>
+              <w:t xml:space="preserve">refused</w:t>
             </w:r>
           </w:p>
         </w:tc>
@@ -14266,7 +12176,7 @@
                 <w:sz w:val="16"/>
                 <w:szCs w:val="16"/>
               </w:rPr>
-              <w:t xml:space="preserve">requirement</w:t>
+              <w:t xml:space="preserve">Automating</w:t>
             </w:r>
           </w:p>
         </w:tc>
@@ -14301,7 +12211,7 @@
                 <w:sz w:val="16"/>
                 <w:szCs w:val="16"/>
               </w:rPr>
-              <w:t xml:space="preserve">requirement</w:t>
+              <w:t xml:space="preserve">identity</w:t>
             </w:r>
           </w:p>
         </w:tc>
@@ -14334,7 +12244,7 @@
                 <w:sz w:val="16"/>
                 <w:szCs w:val="16"/>
               </w:rPr>
-              <w:t xml:space="preserve">situation</w:t>
+              <w:t xml:space="preserve">acceptance</w:t>
             </w:r>
           </w:p>
         </w:tc>
@@ -14402,7 +12312,7 @@
                 <w:sz w:val="16"/>
                 <w:szCs w:val="16"/>
               </w:rPr>
-              <w:t xml:space="preserve">specific</w:t>
+              <w:t xml:space="preserve">situation</w:t>
             </w:r>
           </w:p>
         </w:tc>
@@ -14470,7 +12380,7 @@
                 <w:sz w:val="16"/>
                 <w:szCs w:val="16"/>
               </w:rPr>
-              <w:t xml:space="preserve">praises</w:t>
+              <w:t xml:space="preserve">specific</w:t>
             </w:r>
           </w:p>
         </w:tc>
@@ -14538,7 +12448,7 @@
                 <w:sz w:val="16"/>
                 <w:szCs w:val="16"/>
               </w:rPr>
-              <w:t xml:space="preserve">conceptual design</w:t>
+              <w:t xml:space="preserve">praises</w:t>
             </w:r>
           </w:p>
         </w:tc>
@@ -14606,7 +12516,7 @@
                 <w:sz w:val="16"/>
                 <w:szCs w:val="16"/>
               </w:rPr>
-              <w:t xml:space="preserve">maintenance</w:t>
+              <w:t xml:space="preserve">The hosted expenses service</w:t>
             </w:r>
           </w:p>
         </w:tc>
@@ -14674,7 +12584,7 @@
                 <w:sz w:val="16"/>
                 <w:szCs w:val="16"/>
               </w:rPr>
-              <w:t xml:space="preserve">The hosted expenses service</w:t>
+              <w:t xml:space="preserve">Automating the close as it stands</w:t>
             </w:r>
           </w:p>
         </w:tc>
@@ -14709,7 +12619,7 @@
                 <w:sz w:val="16"/>
                 <w:szCs w:val="16"/>
               </w:rPr>
-              <w:t xml:space="preserve">answers</w:t>
+              <w:t xml:space="preserve">eleven</w:t>
             </w:r>
           </w:p>
         </w:tc>
@@ -14725,24 +12635,14 @@
           </w:tcPr>
           <w:p>
             <w:pPr>
-              <w:spacing w:before="12" w:after="12"/>
-            </w:pPr>
-            <w:r>
-              <w:rPr>
-                <w:b/>
-                <w:bCs/>
-                <w:color w:val="8186EF"/>
-                <w:sz w:val="16"/>
-                <w:szCs w:val="16"/>
-              </w:rPr>
-              <w:t xml:space="preserve">34  </w:t>
-            </w:r>
-            <w:r>
-              <w:rPr>
-                <w:sz w:val="16"/>
-                <w:szCs w:val="16"/>
-              </w:rPr>
-              <w:t xml:space="preserve">Automating the close as it stands</w:t>
+              <w:spacing w:before="24" w:after="24"/>
+            </w:pPr>
+            <w:r>
+              <w:rPr>
+                <w:sz w:val="16"/>
+                <w:szCs w:val="16"/>
+              </w:rPr>
+              <w:t xml:space="preserve"/>
             </w:r>
           </w:p>
         </w:tc>
@@ -15141,7 +13041,7 @@
               <w:sz w:val="16"/>
               <w:szCs w:val="16"/>
             </w:rPr>
-            <w:t xml:space="preserve"> of 3</w:t>
+            <w:t xml:space="preserve"> of 2</w:t>
           </w:r>
         </w:p>
       </w:tc>
@@ -15414,7 +13314,7 @@
               <w:sz w:val="16"/>
               <w:szCs w:val="16"/>
             </w:rPr>
-            <w:t xml:space="preserve"> of 2</w:t>
+            <w:t xml:space="preserve"> of 1</w:t>
           </w:r>
         </w:p>
       </w:tc>
